--- a/logbook.docx
+++ b/logbook.docx
@@ -4,91 +4,2382 @@
   <w:body>
     <w:p>
       <w:pPr>
-        <w:pStyle w:val="Title"/>
+        <w:pStyle w:val="Heading1"/>
+        <w:jc w:val="center"/>
+        <w:rPr>
+          <w:sz w:val="60"/>
+          <w:szCs w:val="60"/>
+        </w:rPr>
+      </w:pPr>
+      <w:bookmarkStart w:colFirst="0" w:colLast="0" w:name="_gjdgxs" w:id="0"/>
+      <w:bookmarkEnd w:id="0"/>
+      <w:r>
+        <w:rPr>
+          <w:sz w:val="60"/>
+          <w:szCs w:val="60"/>
+          <w:rtl w:val="0"/>
+        </w:rPr>
+        <w:t xml:space="preserve">AI PROJECT LOGBOOK</w:t>
+      </w:r>
+    </w:p>
+    <w:p>
+      <w:pPr>
+        <w:pStyle w:val="Heading1"/>
+        <w:jc w:val="center"/>
+        <w:rPr>
+          <w:sz w:val="48"/>
+          <w:szCs w:val="48"/>
+        </w:rPr>
+      </w:pPr>
+      <w:bookmarkStart w:colFirst="0" w:colLast="0" w:name="_30j0zll" w:id="1"/>
+      <w:bookmarkEnd w:id="1"/>
+      <w:r>
+        <w:rPr>
+          <w:sz w:val="48"/>
+          <w:szCs w:val="48"/>
+          <w:rtl w:val="0"/>
+        </w:rPr>
+        <w:t xml:space="preserve">Project Name: SQUAT COUNTER</w:t>
+      </w:r>
+    </w:p>
+    <w:p>
+      <w:pPr>
+        <w:jc w:val="center"/>
+        <w:rPr>
+          <w:sz w:val="36"/>
+          <w:szCs w:val="36"/>
+        </w:rPr>
+      </w:pPr>
+      <w:r>
+        <w:rPr>
+          <w:sz w:val="36"/>
+          <w:szCs w:val="36"/>
+          <w:rtl w:val="0"/>
+        </w:rPr>
+        <w:t xml:space="preserve">School Name: Tagore Public School </w:t>
+      </w:r>
+    </w:p>
+    <w:p>
+      <w:pPr>
+        <w:jc w:val="center"/>
+        <w:rPr>
+          <w:sz w:val="36"/>
+          <w:szCs w:val="36"/>
+        </w:rPr>
+      </w:pPr>
+      <w:r>
+        <w:rPr>
+          <w:sz w:val="36"/>
+          <w:szCs w:val="36"/>
+          <w:rtl w:val="0"/>
+        </w:rPr>
+        <w:t xml:space="preserve">Year/Class: 2024-25</w:t>
+      </w:r>
+    </w:p>
+    <w:p>
+      <w:pPr>
+        <w:jc w:val="center"/>
+        <w:rPr>
+          <w:sz w:val="36"/>
+          <w:szCs w:val="36"/>
+        </w:rPr>
+      </w:pPr>
+      <w:r>
+        <w:rPr>
+          <w:sz w:val="36"/>
+          <w:szCs w:val="36"/>
+          <w:rtl w:val="0"/>
+        </w:rPr>
+        <w:t xml:space="preserve">Teacher Name: Ms. Ritu Mishra</w:t>
+      </w:r>
+    </w:p>
+    <w:p>
+      <w:pPr>
+        <w:pStyle w:val="Heading1"/>
+        <w:jc w:val="center"/>
         <w:rPr/>
       </w:pPr>
       <w:r>
         <w:rPr>
           <w:rtl w:val="0"/>
         </w:rPr>
-        <w:t xml:space="preserve">AI PROJECT LOGBOOK</w:t>
       </w:r>
     </w:p>
     <w:p>
       <w:pPr>
         <w:pStyle w:val="Heading1"/>
+        <w:jc w:val="center"/>
         <w:rPr/>
       </w:pPr>
       <w:r>
         <w:rPr>
           <w:rtl w:val="0"/>
         </w:rPr>
-        <w:t xml:space="preserve">Project Name: SQUAT COUNTER</w:t>
-      </w:r>
-    </w:p>
-    <w:p>
-      <w:pPr>
-        <w:rPr/>
-      </w:pPr>
-      <w:r>
-        <w:rPr>
-          <w:rtl w:val="0"/>
-        </w:rPr>
-        <w:t xml:space="preserve">School Name: Tagore Public School </w:t>
-      </w:r>
-    </w:p>
-    <w:p>
-      <w:pPr>
-        <w:rPr/>
-      </w:pPr>
-      <w:r>
-        <w:rPr>
-          <w:rtl w:val="0"/>
-        </w:rPr>
-        <w:t xml:space="preserve">Year/Class: 2024-25</w:t>
-      </w:r>
-    </w:p>
-    <w:p>
-      <w:pPr>
-        <w:rPr/>
-      </w:pPr>
-      <w:r>
-        <w:rPr>
-          <w:rtl w:val="0"/>
-        </w:rPr>
-        <w:t xml:space="preserve">Teacher Name: Ms. Ritu</w:t>
       </w:r>
     </w:p>
     <w:p>
       <w:pPr>
         <w:pStyle w:val="Heading1"/>
-        <w:rPr/>
-      </w:pPr>
-      <w:r>
-        <w:rPr>
+        <w:jc w:val="center"/>
+        <w:rPr>
+          <w:sz w:val="48"/>
+          <w:szCs w:val="48"/>
+        </w:rPr>
+      </w:pPr>
+      <w:r>
+        <w:rPr>
+          <w:sz w:val="48"/>
+          <w:szCs w:val="48"/>
+          <w:rtl w:val="0"/>
+        </w:rPr>
+        <w:t xml:space="preserve">Team Members Names And Grades</w:t>
+      </w:r>
+    </w:p>
+    <w:p>
+      <w:pPr>
+        <w:keepNext w:val="0"/>
+        <w:keepLines w:val="0"/>
+        <w:pageBreakBefore w:val="0"/>
+        <w:widowControl w:val="1"/>
+        <w:numPr>
+          <w:ilvl w:val="0"/>
+          <w:numId w:val="3"/>
+        </w:numPr>
+        <w:pBdr>
+          <w:top w:space="0" w:sz="0" w:val="nil"/>
+          <w:left w:space="0" w:sz="0" w:val="nil"/>
+          <w:bottom w:space="0" w:sz="0" w:val="nil"/>
+          <w:right w:space="0" w:sz="0" w:val="nil"/>
+          <w:between w:space="0" w:sz="0" w:val="nil"/>
+        </w:pBdr>
+        <w:shd w:fill="auto" w:val="clear"/>
+        <w:spacing w:after="0" w:before="0" w:line="276" w:lineRule="auto"/>
+        <w:ind w:left="360" w:right="0" w:hanging="360"/>
+        <w:jc w:val="center"/>
+        <w:rPr>
+          <w:rFonts w:ascii="Cambria" w:cs="Cambria" w:eastAsia="Cambria" w:hAnsi="Cambria"/>
+          <w:b w:val="0"/>
+          <w:i w:val="0"/>
+          <w:smallCaps w:val="0"/>
+          <w:strike w:val="0"/>
+          <w:color w:val="000000"/>
+          <w:sz w:val="36"/>
+          <w:szCs w:val="36"/>
+          <w:shd w:fill="auto" w:val="clear"/>
+          <w:vertAlign w:val="baseline"/>
+        </w:rPr>
+      </w:pPr>
+      <w:r>
+        <w:rPr>
+          <w:rFonts w:ascii="Cambria" w:cs="Cambria" w:eastAsia="Cambria" w:hAnsi="Cambria"/>
+          <w:b w:val="0"/>
+          <w:i w:val="0"/>
+          <w:smallCaps w:val="0"/>
+          <w:strike w:val="0"/>
+          <w:color w:val="000000"/>
+          <w:sz w:val="36"/>
+          <w:szCs w:val="36"/>
+          <w:u w:val="single"/>
+          <w:shd w:fill="auto" w:val="clear"/>
+          <w:vertAlign w:val="baseline"/>
+          <w:rtl w:val="0"/>
+        </w:rPr>
+        <w:t xml:space="preserve">Shreya Chaurasia ( XII C2)</w:t>
+      </w:r>
+      <w:r>
+        <w:rPr>
+          <w:rtl w:val="0"/>
+        </w:rPr>
+      </w:r>
+    </w:p>
+    <w:p>
+      <w:pPr>
+        <w:keepNext w:val="0"/>
+        <w:keepLines w:val="0"/>
+        <w:pageBreakBefore w:val="0"/>
+        <w:widowControl w:val="1"/>
+        <w:numPr>
+          <w:ilvl w:val="0"/>
+          <w:numId w:val="3"/>
+        </w:numPr>
+        <w:pBdr>
+          <w:top w:space="0" w:sz="0" w:val="nil"/>
+          <w:left w:space="0" w:sz="0" w:val="nil"/>
+          <w:bottom w:space="0" w:sz="0" w:val="nil"/>
+          <w:right w:space="0" w:sz="0" w:val="nil"/>
+          <w:between w:space="0" w:sz="0" w:val="nil"/>
+        </w:pBdr>
+        <w:shd w:fill="auto" w:val="clear"/>
+        <w:spacing w:after="0" w:before="0" w:line="276" w:lineRule="auto"/>
+        <w:ind w:left="360" w:right="0" w:hanging="360"/>
+        <w:jc w:val="center"/>
+        <w:rPr>
+          <w:rFonts w:ascii="Cambria" w:cs="Cambria" w:eastAsia="Cambria" w:hAnsi="Cambria"/>
+          <w:b w:val="0"/>
+          <w:i w:val="0"/>
+          <w:smallCaps w:val="0"/>
+          <w:strike w:val="0"/>
+          <w:color w:val="000000"/>
+          <w:sz w:val="36"/>
+          <w:szCs w:val="36"/>
+          <w:shd w:fill="auto" w:val="clear"/>
+          <w:vertAlign w:val="baseline"/>
+        </w:rPr>
+      </w:pPr>
+      <w:r>
+        <w:rPr>
+          <w:rFonts w:ascii="Cambria" w:cs="Cambria" w:eastAsia="Cambria" w:hAnsi="Cambria"/>
+          <w:b w:val="0"/>
+          <w:i w:val="0"/>
+          <w:smallCaps w:val="0"/>
+          <w:strike w:val="0"/>
+          <w:color w:val="000000"/>
+          <w:sz w:val="36"/>
+          <w:szCs w:val="36"/>
+          <w:u w:val="single"/>
+          <w:shd w:fill="auto" w:val="clear"/>
+          <w:vertAlign w:val="baseline"/>
+          <w:rtl w:val="0"/>
+        </w:rPr>
+        <w:t xml:space="preserve">Akshay Soni </w:t>
+      </w:r>
+      <w:r>
+        <w:rPr>
+          <w:sz w:val="36"/>
+          <w:szCs w:val="36"/>
+          <w:u w:val="single"/>
+          <w:rtl w:val="0"/>
+        </w:rPr>
+        <w:t xml:space="preserve">(</w:t>
+      </w:r>
+      <w:r>
+        <w:rPr>
+          <w:rFonts w:ascii="Cambria" w:cs="Cambria" w:eastAsia="Cambria" w:hAnsi="Cambria"/>
+          <w:b w:val="0"/>
+          <w:i w:val="0"/>
+          <w:smallCaps w:val="0"/>
+          <w:strike w:val="0"/>
+          <w:color w:val="000000"/>
+          <w:sz w:val="36"/>
+          <w:szCs w:val="36"/>
+          <w:u w:val="single"/>
+          <w:shd w:fill="auto" w:val="clear"/>
+          <w:vertAlign w:val="baseline"/>
+          <w:rtl w:val="0"/>
+        </w:rPr>
+        <w:t xml:space="preserve">XIIC2)</w:t>
+      </w:r>
+      <w:r>
+        <w:rPr>
+          <w:rtl w:val="0"/>
+        </w:rPr>
+      </w:r>
+    </w:p>
+    <w:p>
+      <w:pPr>
+        <w:keepNext w:val="0"/>
+        <w:keepLines w:val="0"/>
+        <w:pageBreakBefore w:val="0"/>
+        <w:widowControl w:val="1"/>
+        <w:numPr>
+          <w:ilvl w:val="0"/>
+          <w:numId w:val="3"/>
+        </w:numPr>
+        <w:pBdr>
+          <w:top w:space="0" w:sz="0" w:val="nil"/>
+          <w:left w:space="0" w:sz="0" w:val="nil"/>
+          <w:bottom w:space="0" w:sz="0" w:val="nil"/>
+          <w:right w:space="0" w:sz="0" w:val="nil"/>
+          <w:between w:space="0" w:sz="0" w:val="nil"/>
+        </w:pBdr>
+        <w:shd w:fill="auto" w:val="clear"/>
+        <w:spacing w:after="0" w:before="0" w:line="276" w:lineRule="auto"/>
+        <w:ind w:left="360" w:right="0" w:hanging="360"/>
+        <w:jc w:val="center"/>
+        <w:rPr>
+          <w:rFonts w:ascii="Cambria" w:cs="Cambria" w:eastAsia="Cambria" w:hAnsi="Cambria"/>
+          <w:b w:val="0"/>
+          <w:i w:val="0"/>
+          <w:smallCaps w:val="0"/>
+          <w:strike w:val="0"/>
+          <w:color w:val="000000"/>
+          <w:sz w:val="36"/>
+          <w:szCs w:val="36"/>
+          <w:shd w:fill="auto" w:val="clear"/>
+          <w:vertAlign w:val="baseline"/>
+        </w:rPr>
+      </w:pPr>
+      <w:r>
+        <w:rPr>
+          <w:rFonts w:ascii="Cambria" w:cs="Cambria" w:eastAsia="Cambria" w:hAnsi="Cambria"/>
+          <w:b w:val="0"/>
+          <w:i w:val="0"/>
+          <w:smallCaps w:val="0"/>
+          <w:strike w:val="0"/>
+          <w:color w:val="000000"/>
+          <w:sz w:val="36"/>
+          <w:szCs w:val="36"/>
+          <w:u w:val="single"/>
+          <w:shd w:fill="auto" w:val="clear"/>
+          <w:vertAlign w:val="baseline"/>
+          <w:rtl w:val="0"/>
+        </w:rPr>
+        <w:t xml:space="preserve">Satvik Jaiswal (XII C2)</w:t>
+      </w:r>
+      <w:r>
+        <w:rPr>
+          <w:rtl w:val="0"/>
+        </w:rPr>
+      </w:r>
+    </w:p>
+    <w:p>
+      <w:pPr>
+        <w:keepNext w:val="0"/>
+        <w:keepLines w:val="0"/>
+        <w:pageBreakBefore w:val="0"/>
+        <w:widowControl w:val="1"/>
+        <w:numPr>
+          <w:ilvl w:val="0"/>
+          <w:numId w:val="3"/>
+        </w:numPr>
+        <w:pBdr>
+          <w:top w:space="0" w:sz="0" w:val="nil"/>
+          <w:left w:space="0" w:sz="0" w:val="nil"/>
+          <w:bottom w:space="0" w:sz="0" w:val="nil"/>
+          <w:right w:space="0" w:sz="0" w:val="nil"/>
+          <w:between w:space="0" w:sz="0" w:val="nil"/>
+        </w:pBdr>
+        <w:shd w:fill="auto" w:val="clear"/>
+        <w:spacing w:after="0" w:before="0" w:line="276" w:lineRule="auto"/>
+        <w:ind w:left="360" w:right="0" w:hanging="360"/>
+        <w:jc w:val="center"/>
+        <w:rPr>
+          <w:rFonts w:ascii="Cambria" w:cs="Cambria" w:eastAsia="Cambria" w:hAnsi="Cambria"/>
+          <w:b w:val="0"/>
+          <w:i w:val="0"/>
+          <w:smallCaps w:val="0"/>
+          <w:strike w:val="0"/>
+          <w:color w:val="000000"/>
+          <w:sz w:val="36"/>
+          <w:szCs w:val="36"/>
+          <w:shd w:fill="auto" w:val="clear"/>
+          <w:vertAlign w:val="baseline"/>
+        </w:rPr>
+      </w:pPr>
+      <w:r>
+        <w:rPr>
+          <w:rFonts w:ascii="Cambria" w:cs="Cambria" w:eastAsia="Cambria" w:hAnsi="Cambria"/>
+          <w:b w:val="0"/>
+          <w:i w:val="0"/>
+          <w:smallCaps w:val="0"/>
+          <w:strike w:val="0"/>
+          <w:color w:val="000000"/>
+          <w:sz w:val="36"/>
+          <w:szCs w:val="36"/>
+          <w:u w:val="single"/>
+          <w:shd w:fill="auto" w:val="clear"/>
+          <w:vertAlign w:val="baseline"/>
+          <w:rtl w:val="0"/>
+        </w:rPr>
+        <w:t xml:space="preserve">Tejas Kesari </w:t>
+      </w:r>
+      <w:r>
+        <w:rPr>
+          <w:sz w:val="36"/>
+          <w:szCs w:val="36"/>
+          <w:u w:val="single"/>
+          <w:rtl w:val="0"/>
+        </w:rPr>
+        <w:t xml:space="preserve">(XII C2)</w:t>
+      </w:r>
+      <w:r>
+        <w:rPr>
+          <w:rtl w:val="0"/>
+        </w:rPr>
+      </w:r>
+    </w:p>
+    <w:p>
+      <w:pPr>
+        <w:keepNext w:val="0"/>
+        <w:keepLines w:val="0"/>
+        <w:pageBreakBefore w:val="0"/>
+        <w:widowControl w:val="1"/>
+        <w:numPr>
+          <w:ilvl w:val="0"/>
+          <w:numId w:val="3"/>
+        </w:numPr>
+        <w:pBdr>
+          <w:top w:space="0" w:sz="0" w:val="nil"/>
+          <w:left w:space="0" w:sz="0" w:val="nil"/>
+          <w:bottom w:space="0" w:sz="0" w:val="nil"/>
+          <w:right w:space="0" w:sz="0" w:val="nil"/>
+          <w:between w:space="0" w:sz="0" w:val="nil"/>
+        </w:pBdr>
+        <w:shd w:fill="auto" w:val="clear"/>
+        <w:spacing w:after="0" w:before="0" w:line="276" w:lineRule="auto"/>
+        <w:ind w:left="360" w:right="0" w:hanging="360"/>
+        <w:jc w:val="center"/>
+        <w:rPr>
+          <w:rFonts w:ascii="Cambria" w:cs="Cambria" w:eastAsia="Cambria" w:hAnsi="Cambria"/>
+          <w:b w:val="0"/>
+          <w:i w:val="0"/>
+          <w:smallCaps w:val="0"/>
+          <w:strike w:val="0"/>
+          <w:color w:val="000000"/>
+          <w:sz w:val="36"/>
+          <w:szCs w:val="36"/>
+          <w:shd w:fill="auto" w:val="clear"/>
+          <w:vertAlign w:val="baseline"/>
+        </w:rPr>
+      </w:pPr>
+      <w:r>
+        <w:rPr>
+          <w:rFonts w:ascii="Cambria" w:cs="Cambria" w:eastAsia="Cambria" w:hAnsi="Cambria"/>
+          <w:b w:val="0"/>
+          <w:i w:val="0"/>
+          <w:smallCaps w:val="0"/>
+          <w:strike w:val="0"/>
+          <w:color w:val="000000"/>
+          <w:sz w:val="36"/>
+          <w:szCs w:val="36"/>
+          <w:u w:val="single"/>
+          <w:shd w:fill="auto" w:val="clear"/>
+          <w:vertAlign w:val="baseline"/>
+          <w:rtl w:val="0"/>
+        </w:rPr>
+        <w:t xml:space="preserve">Sparsh Kesarwani </w:t>
+      </w:r>
+      <w:r>
+        <w:rPr>
+          <w:sz w:val="36"/>
+          <w:szCs w:val="36"/>
+          <w:u w:val="single"/>
+          <w:rtl w:val="0"/>
+        </w:rPr>
+        <w:t xml:space="preserve">(XII C2)</w:t>
+      </w:r>
+      <w:r>
+        <w:rPr>
+          <w:rtl w:val="0"/>
+        </w:rPr>
+      </w:r>
+    </w:p>
+    <w:p>
+      <w:pPr>
+        <w:keepNext w:val="0"/>
+        <w:keepLines w:val="0"/>
+        <w:pageBreakBefore w:val="0"/>
+        <w:widowControl w:val="1"/>
+        <w:numPr>
+          <w:ilvl w:val="0"/>
+          <w:numId w:val="3"/>
+        </w:numPr>
+        <w:pBdr>
+          <w:top w:space="0" w:sz="0" w:val="nil"/>
+          <w:left w:space="0" w:sz="0" w:val="nil"/>
+          <w:bottom w:space="0" w:sz="0" w:val="nil"/>
+          <w:right w:space="0" w:sz="0" w:val="nil"/>
+          <w:between w:space="0" w:sz="0" w:val="nil"/>
+        </w:pBdr>
+        <w:shd w:fill="auto" w:val="clear"/>
+        <w:spacing w:after="200" w:before="0" w:line="276" w:lineRule="auto"/>
+        <w:ind w:left="360" w:right="0" w:hanging="360"/>
+        <w:jc w:val="center"/>
+        <w:rPr>
+          <w:rFonts w:ascii="Cambria" w:cs="Cambria" w:eastAsia="Cambria" w:hAnsi="Cambria"/>
+          <w:b w:val="0"/>
+          <w:i w:val="0"/>
+          <w:smallCaps w:val="0"/>
+          <w:strike w:val="0"/>
+          <w:color w:val="000000"/>
+          <w:sz w:val="36"/>
+          <w:szCs w:val="36"/>
+          <w:shd w:fill="auto" w:val="clear"/>
+          <w:vertAlign w:val="baseline"/>
+        </w:rPr>
+      </w:pPr>
+      <w:r>
+        <w:rPr>
+          <w:rFonts w:ascii="Cambria" w:cs="Cambria" w:eastAsia="Cambria" w:hAnsi="Cambria"/>
+          <w:b w:val="0"/>
+          <w:i w:val="0"/>
+          <w:smallCaps w:val="0"/>
+          <w:strike w:val="0"/>
+          <w:color w:val="000000"/>
+          <w:sz w:val="36"/>
+          <w:szCs w:val="36"/>
+          <w:u w:val="single"/>
+          <w:shd w:fill="auto" w:val="clear"/>
+          <w:vertAlign w:val="baseline"/>
+          <w:rtl w:val="0"/>
+        </w:rPr>
+        <w:t xml:space="preserve">Prince Pandey </w:t>
+      </w:r>
+      <w:r>
+        <w:rPr>
+          <w:sz w:val="36"/>
+          <w:szCs w:val="36"/>
+          <w:u w:val="single"/>
+          <w:rtl w:val="0"/>
+        </w:rPr>
+        <w:t xml:space="preserve">(XII C2)</w:t>
+      </w:r>
+      <w:r>
+        <w:rPr>
+          <w:rtl w:val="0"/>
+        </w:rPr>
+      </w:r>
+    </w:p>
+    <w:p>
+      <w:pPr>
+        <w:keepNext w:val="0"/>
+        <w:keepLines w:val="0"/>
+        <w:pageBreakBefore w:val="0"/>
+        <w:widowControl w:val="1"/>
+        <w:pBdr>
+          <w:top w:space="0" w:sz="0" w:val="nil"/>
+          <w:left w:space="0" w:sz="0" w:val="nil"/>
+          <w:bottom w:space="0" w:sz="0" w:val="nil"/>
+          <w:right w:space="0" w:sz="0" w:val="nil"/>
+          <w:between w:space="0" w:sz="0" w:val="nil"/>
+        </w:pBdr>
+        <w:shd w:fill="auto" w:val="clear"/>
+        <w:spacing w:after="200" w:before="0" w:line="276" w:lineRule="auto"/>
+        <w:ind w:right="0"/>
+        <w:jc w:val="center"/>
+        <w:rPr>
+          <w:sz w:val="28"/>
+          <w:szCs w:val="28"/>
+          <w:u w:val="single"/>
+        </w:rPr>
+      </w:pPr>
+      <w:r>
+        <w:rPr>
+          <w:rtl w:val="0"/>
+        </w:rPr>
+      </w:r>
+    </w:p>
+    <w:p>
+      <w:pPr>
+        <w:keepNext w:val="0"/>
+        <w:keepLines w:val="0"/>
+        <w:pageBreakBefore w:val="0"/>
+        <w:widowControl w:val="1"/>
+        <w:pBdr>
+          <w:top w:space="0" w:sz="0" w:val="nil"/>
+          <w:left w:space="0" w:sz="0" w:val="nil"/>
+          <w:bottom w:space="0" w:sz="0" w:val="nil"/>
+          <w:right w:space="0" w:sz="0" w:val="nil"/>
+          <w:between w:space="0" w:sz="0" w:val="nil"/>
+        </w:pBdr>
+        <w:shd w:fill="auto" w:val="clear"/>
+        <w:spacing w:after="200" w:before="0" w:line="276" w:lineRule="auto"/>
+        <w:ind w:right="0"/>
+        <w:rPr>
+          <w:b w:val="1"/>
+          <w:sz w:val="28"/>
+          <w:szCs w:val="28"/>
+          <w:u w:val="single"/>
+        </w:rPr>
+      </w:pPr>
+      <w:r>
+        <w:rPr>
+          <w:b w:val="1"/>
+          <w:sz w:val="28"/>
+          <w:szCs w:val="28"/>
+          <w:rtl w:val="0"/>
+        </w:rPr>
+        <w:t xml:space="preserve">External Examiner's</w:t>
+      </w:r>
+      <w:r>
+        <w:rPr>
+          <w:sz w:val="28"/>
+          <w:szCs w:val="28"/>
+          <w:rtl w:val="0"/>
+        </w:rPr>
+        <w:t xml:space="preserve">                                                        </w:t>
+      </w:r>
+      <w:r>
+        <w:rPr>
+          <w:b w:val="1"/>
+          <w:sz w:val="28"/>
+          <w:szCs w:val="28"/>
+          <w:rtl w:val="0"/>
+        </w:rPr>
+        <w:t xml:space="preserve">Internal Examiner's  </w:t>
+      </w:r>
+      <w:r>
+        <w:rPr>
+          <w:rtl w:val="0"/>
+        </w:rPr>
+      </w:r>
+    </w:p>
+    <w:p>
+      <w:pPr>
+        <w:keepNext w:val="0"/>
+        <w:keepLines w:val="0"/>
+        <w:pageBreakBefore w:val="0"/>
+        <w:widowControl w:val="1"/>
+        <w:pBdr>
+          <w:top w:space="0" w:sz="0" w:val="nil"/>
+          <w:left w:space="0" w:sz="0" w:val="nil"/>
+          <w:bottom w:space="0" w:sz="0" w:val="nil"/>
+          <w:right w:space="0" w:sz="0" w:val="nil"/>
+          <w:between w:space="0" w:sz="0" w:val="nil"/>
+        </w:pBdr>
+        <w:shd w:fill="auto" w:val="clear"/>
+        <w:spacing w:after="200" w:before="0" w:line="276" w:lineRule="auto"/>
+        <w:ind w:right="0"/>
+        <w:rPr>
+          <w:sz w:val="28"/>
+          <w:szCs w:val="28"/>
+        </w:rPr>
+      </w:pPr>
+      <w:r>
+        <w:rPr>
+          <w:b w:val="1"/>
+          <w:sz w:val="28"/>
+          <w:szCs w:val="28"/>
+          <w:rtl w:val="0"/>
+        </w:rPr>
+        <w:t xml:space="preserve">Signature</w:t>
+      </w:r>
+      <w:r>
+        <w:rPr>
+          <w:sz w:val="28"/>
+          <w:szCs w:val="28"/>
+          <w:rtl w:val="0"/>
+        </w:rPr>
+        <w:t xml:space="preserve">                                                                                   </w:t>
+      </w:r>
+      <w:r>
+        <w:rPr>
+          <w:b w:val="1"/>
+          <w:sz w:val="28"/>
+          <w:szCs w:val="28"/>
+          <w:rtl w:val="0"/>
+        </w:rPr>
+        <w:t xml:space="preserve">Signature</w:t>
+      </w:r>
+      <w:r>
+        <w:rPr>
+          <w:rtl w:val="0"/>
+        </w:rPr>
+      </w:r>
+    </w:p>
+    <w:p>
+      <w:pPr>
+        <w:keepNext w:val="0"/>
+        <w:keepLines w:val="0"/>
+        <w:pageBreakBefore w:val="0"/>
+        <w:widowControl w:val="1"/>
+        <w:pBdr>
+          <w:top w:space="0" w:sz="0" w:val="nil"/>
+          <w:left w:space="0" w:sz="0" w:val="nil"/>
+          <w:bottom w:space="0" w:sz="0" w:val="nil"/>
+          <w:right w:space="0" w:sz="0" w:val="nil"/>
+          <w:between w:space="0" w:sz="0" w:val="nil"/>
+        </w:pBdr>
+        <w:shd w:fill="auto" w:val="clear"/>
+        <w:spacing w:after="200" w:before="0" w:line="276" w:lineRule="auto"/>
+        <w:ind w:right="0"/>
+        <w:rPr>
+          <w:sz w:val="28"/>
+          <w:szCs w:val="28"/>
+        </w:rPr>
+      </w:pPr>
+      <w:r>
+        <w:rPr>
+          <w:rtl w:val="0"/>
+        </w:rPr>
+      </w:r>
+    </w:p>
+    <w:p>
+      <w:pPr>
+        <w:keepNext w:val="0"/>
+        <w:keepLines w:val="0"/>
+        <w:pageBreakBefore w:val="0"/>
+        <w:widowControl w:val="1"/>
+        <w:pBdr>
+          <w:top w:space="0" w:sz="0" w:val="nil"/>
+          <w:left w:space="0" w:sz="0" w:val="nil"/>
+          <w:bottom w:space="0" w:sz="0" w:val="nil"/>
+          <w:right w:space="0" w:sz="0" w:val="nil"/>
+          <w:between w:space="0" w:sz="0" w:val="nil"/>
+        </w:pBdr>
+        <w:shd w:fill="auto" w:val="clear"/>
+        <w:spacing w:after="200" w:before="0" w:line="276" w:lineRule="auto"/>
+        <w:ind w:right="0"/>
+        <w:jc w:val="center"/>
+        <w:rPr>
+          <w:sz w:val="28"/>
+          <w:szCs w:val="28"/>
+        </w:rPr>
+      </w:pPr>
+      <w:r>
+        <w:rPr>
+          <w:b w:val="1"/>
+          <w:sz w:val="48"/>
+          <w:szCs w:val="48"/>
+          <w:rtl w:val="0"/>
+        </w:rPr>
+        <w:t xml:space="preserve">ACKNOWLEDGMENT</w:t>
+      </w:r>
+      <w:r>
+        <w:rPr>
+          <w:sz w:val="28"/>
+          <w:szCs w:val="28"/>
+          <w:rtl w:val="0"/>
+        </w:rPr>
+        <w:t xml:space="preserve"> </w:t>
+      </w:r>
+    </w:p>
+    <w:p>
+      <w:pPr>
+        <w:keepNext w:val="0"/>
+        <w:keepLines w:val="0"/>
+        <w:pageBreakBefore w:val="0"/>
+        <w:widowControl w:val="1"/>
+        <w:pBdr>
+          <w:top w:space="0" w:sz="0" w:val="nil"/>
+          <w:left w:space="0" w:sz="0" w:val="nil"/>
+          <w:bottom w:space="0" w:sz="0" w:val="nil"/>
+          <w:right w:space="0" w:sz="0" w:val="nil"/>
+          <w:between w:space="0" w:sz="0" w:val="nil"/>
+        </w:pBdr>
+        <w:shd w:fill="auto" w:val="clear"/>
+        <w:spacing w:after="200" w:before="0" w:line="276" w:lineRule="auto"/>
+        <w:ind w:right="0"/>
+        <w:rPr>
+          <w:sz w:val="28"/>
+          <w:szCs w:val="28"/>
+        </w:rPr>
+      </w:pPr>
+      <w:r>
+        <w:rPr>
+          <w:rtl w:val="0"/>
+        </w:rPr>
+      </w:r>
+    </w:p>
+    <w:p>
+      <w:pPr>
+        <w:keepNext w:val="0"/>
+        <w:keepLines w:val="0"/>
+        <w:pageBreakBefore w:val="0"/>
+        <w:widowControl w:val="1"/>
+        <w:pBdr>
+          <w:top w:space="0" w:sz="0" w:val="nil"/>
+          <w:left w:space="0" w:sz="0" w:val="nil"/>
+          <w:bottom w:space="0" w:sz="0" w:val="nil"/>
+          <w:right w:space="0" w:sz="0" w:val="nil"/>
+          <w:between w:space="0" w:sz="0" w:val="nil"/>
+        </w:pBdr>
+        <w:shd w:fill="auto" w:val="clear"/>
+        <w:spacing w:after="200" w:before="0" w:line="276" w:lineRule="auto"/>
+        <w:ind w:right="0"/>
+        <w:rPr>
+          <w:sz w:val="28"/>
+          <w:szCs w:val="28"/>
+        </w:rPr>
+      </w:pPr>
+      <w:r>
+        <w:rPr>
+          <w:sz w:val="28"/>
+          <w:szCs w:val="28"/>
+          <w:rtl w:val="0"/>
+        </w:rPr>
+        <w:t xml:space="preserve">This is to acknowledge the efforts of the  stakeholders who have</w:t>
+      </w:r>
+    </w:p>
+    <w:p>
+      <w:pPr>
+        <w:keepNext w:val="0"/>
+        <w:keepLines w:val="0"/>
+        <w:pageBreakBefore w:val="0"/>
+        <w:widowControl w:val="1"/>
+        <w:pBdr>
+          <w:top w:space="0" w:sz="0" w:val="nil"/>
+          <w:left w:space="0" w:sz="0" w:val="nil"/>
+          <w:bottom w:space="0" w:sz="0" w:val="nil"/>
+          <w:right w:space="0" w:sz="0" w:val="nil"/>
+          <w:between w:space="0" w:sz="0" w:val="nil"/>
+        </w:pBdr>
+        <w:shd w:fill="auto" w:val="clear"/>
+        <w:spacing w:after="200" w:before="0" w:line="276" w:lineRule="auto"/>
+        <w:ind w:right="0"/>
+        <w:rPr>
+          <w:sz w:val="28"/>
+          <w:szCs w:val="28"/>
+        </w:rPr>
+      </w:pPr>
+      <w:r>
+        <w:rPr>
+          <w:sz w:val="28"/>
+          <w:szCs w:val="28"/>
+          <w:rtl w:val="0"/>
+        </w:rPr>
+        <w:t xml:space="preserve"> contributed to the completion of the project.We are thankful to our</w:t>
+      </w:r>
+    </w:p>
+    <w:p>
+      <w:pPr>
+        <w:keepNext w:val="0"/>
+        <w:keepLines w:val="0"/>
+        <w:pageBreakBefore w:val="0"/>
+        <w:widowControl w:val="1"/>
+        <w:pBdr>
+          <w:top w:space="0" w:sz="0" w:val="nil"/>
+          <w:left w:space="0" w:sz="0" w:val="nil"/>
+          <w:bottom w:space="0" w:sz="0" w:val="nil"/>
+          <w:right w:space="0" w:sz="0" w:val="nil"/>
+          <w:between w:space="0" w:sz="0" w:val="nil"/>
+        </w:pBdr>
+        <w:shd w:fill="auto" w:val="clear"/>
+        <w:spacing w:after="200" w:before="0" w:line="276" w:lineRule="auto"/>
+        <w:ind w:right="0"/>
+        <w:rPr>
+          <w:sz w:val="28"/>
+          <w:szCs w:val="28"/>
+        </w:rPr>
+      </w:pPr>
+      <w:r>
+        <w:rPr>
+          <w:sz w:val="28"/>
+          <w:szCs w:val="28"/>
+          <w:rtl w:val="0"/>
+        </w:rPr>
+        <w:t xml:space="preserve"> subject teacher, Ms. Ritu Mishra, for guiding us throughout the </w:t>
+      </w:r>
+    </w:p>
+    <w:p>
+      <w:pPr>
+        <w:keepNext w:val="0"/>
+        <w:keepLines w:val="0"/>
+        <w:pageBreakBefore w:val="0"/>
+        <w:widowControl w:val="1"/>
+        <w:pBdr>
+          <w:top w:space="0" w:sz="0" w:val="nil"/>
+          <w:left w:space="0" w:sz="0" w:val="nil"/>
+          <w:bottom w:space="0" w:sz="0" w:val="nil"/>
+          <w:right w:space="0" w:sz="0" w:val="nil"/>
+          <w:between w:space="0" w:sz="0" w:val="nil"/>
+        </w:pBdr>
+        <w:shd w:fill="auto" w:val="clear"/>
+        <w:spacing w:after="200" w:before="0" w:line="276" w:lineRule="auto"/>
+        <w:ind w:right="0"/>
+        <w:rPr>
+          <w:sz w:val="28"/>
+          <w:szCs w:val="28"/>
+        </w:rPr>
+      </w:pPr>
+      <w:r>
+        <w:rPr>
+          <w:sz w:val="28"/>
+          <w:szCs w:val="28"/>
+          <w:rtl w:val="0"/>
+        </w:rPr>
+        <w:t xml:space="preserve">completion of this project by providing valuable suggestions which have</w:t>
+      </w:r>
+    </w:p>
+    <w:p>
+      <w:pPr>
+        <w:keepNext w:val="0"/>
+        <w:keepLines w:val="0"/>
+        <w:pageBreakBefore w:val="0"/>
+        <w:widowControl w:val="1"/>
+        <w:pBdr>
+          <w:top w:space="0" w:sz="0" w:val="nil"/>
+          <w:left w:space="0" w:sz="0" w:val="nil"/>
+          <w:bottom w:space="0" w:sz="0" w:val="nil"/>
+          <w:right w:space="0" w:sz="0" w:val="nil"/>
+          <w:between w:space="0" w:sz="0" w:val="nil"/>
+        </w:pBdr>
+        <w:shd w:fill="auto" w:val="clear"/>
+        <w:spacing w:after="200" w:before="0" w:line="276" w:lineRule="auto"/>
+        <w:ind w:right="0"/>
+        <w:rPr>
+          <w:sz w:val="28"/>
+          <w:szCs w:val="28"/>
+        </w:rPr>
+      </w:pPr>
+      <w:r>
+        <w:rPr>
+          <w:sz w:val="28"/>
+          <w:szCs w:val="28"/>
+          <w:rtl w:val="0"/>
+        </w:rPr>
+        <w:t xml:space="preserve"> been helpful in fine-tuning the project.</w:t>
+      </w:r>
+    </w:p>
+    <w:p>
+      <w:pPr>
+        <w:keepNext w:val="0"/>
+        <w:keepLines w:val="0"/>
+        <w:pageBreakBefore w:val="0"/>
+        <w:widowControl w:val="1"/>
+        <w:pBdr>
+          <w:top w:space="0" w:sz="0" w:val="nil"/>
+          <w:left w:space="0" w:sz="0" w:val="nil"/>
+          <w:bottom w:space="0" w:sz="0" w:val="nil"/>
+          <w:right w:space="0" w:sz="0" w:val="nil"/>
+          <w:between w:space="0" w:sz="0" w:val="nil"/>
+        </w:pBdr>
+        <w:shd w:fill="auto" w:val="clear"/>
+        <w:spacing w:after="200" w:before="0" w:line="276" w:lineRule="auto"/>
+        <w:ind w:right="0"/>
+        <w:rPr>
+          <w:sz w:val="28"/>
+          <w:szCs w:val="28"/>
+        </w:rPr>
+      </w:pPr>
+      <w:r>
+        <w:rPr>
+          <w:rtl w:val="0"/>
+        </w:rPr>
+      </w:r>
+    </w:p>
+    <w:p>
+      <w:pPr>
+        <w:keepNext w:val="0"/>
+        <w:keepLines w:val="0"/>
+        <w:pageBreakBefore w:val="0"/>
+        <w:widowControl w:val="1"/>
+        <w:pBdr>
+          <w:top w:space="0" w:sz="0" w:val="nil"/>
+          <w:left w:space="0" w:sz="0" w:val="nil"/>
+          <w:bottom w:space="0" w:sz="0" w:val="nil"/>
+          <w:right w:space="0" w:sz="0" w:val="nil"/>
+          <w:between w:space="0" w:sz="0" w:val="nil"/>
+        </w:pBdr>
+        <w:shd w:fill="auto" w:val="clear"/>
+        <w:spacing w:after="200" w:before="0" w:line="276" w:lineRule="auto"/>
+        <w:ind w:right="0"/>
+        <w:rPr>
+          <w:sz w:val="28"/>
+          <w:szCs w:val="28"/>
+        </w:rPr>
+      </w:pPr>
+      <w:r>
+        <w:rPr>
+          <w:sz w:val="28"/>
+          <w:szCs w:val="28"/>
+          <w:rtl w:val="0"/>
+        </w:rPr>
+        <w:t xml:space="preserve">We would also like to extend our thanks to the creator of numerous </w:t>
+      </w:r>
+    </w:p>
+    <w:p>
+      <w:pPr>
+        <w:keepNext w:val="0"/>
+        <w:keepLines w:val="0"/>
+        <w:pageBreakBefore w:val="0"/>
+        <w:widowControl w:val="1"/>
+        <w:pBdr>
+          <w:top w:space="0" w:sz="0" w:val="nil"/>
+          <w:left w:space="0" w:sz="0" w:val="nil"/>
+          <w:bottom w:space="0" w:sz="0" w:val="nil"/>
+          <w:right w:space="0" w:sz="0" w:val="nil"/>
+          <w:between w:space="0" w:sz="0" w:val="nil"/>
+        </w:pBdr>
+        <w:shd w:fill="auto" w:val="clear"/>
+        <w:spacing w:after="200" w:before="0" w:line="276" w:lineRule="auto"/>
+        <w:ind w:right="0"/>
+        <w:rPr>
+          <w:sz w:val="28"/>
+          <w:szCs w:val="28"/>
+        </w:rPr>
+      </w:pPr>
+      <w:r>
+        <w:rPr>
+          <w:sz w:val="28"/>
+          <w:szCs w:val="28"/>
+          <w:rtl w:val="0"/>
+        </w:rPr>
+        <w:t xml:space="preserve">resources which we consulted to tackle hurdles in various steps of the </w:t>
+      </w:r>
+    </w:p>
+    <w:p>
+      <w:pPr>
+        <w:keepNext w:val="0"/>
+        <w:keepLines w:val="0"/>
+        <w:pageBreakBefore w:val="0"/>
+        <w:widowControl w:val="1"/>
+        <w:pBdr>
+          <w:top w:space="0" w:sz="0" w:val="nil"/>
+          <w:left w:space="0" w:sz="0" w:val="nil"/>
+          <w:bottom w:space="0" w:sz="0" w:val="nil"/>
+          <w:right w:space="0" w:sz="0" w:val="nil"/>
+          <w:between w:space="0" w:sz="0" w:val="nil"/>
+        </w:pBdr>
+        <w:shd w:fill="auto" w:val="clear"/>
+        <w:spacing w:after="200" w:before="0" w:line="276" w:lineRule="auto"/>
+        <w:ind w:right="0"/>
+        <w:rPr>
+          <w:sz w:val="28"/>
+          <w:szCs w:val="28"/>
+        </w:rPr>
+      </w:pPr>
+      <w:r>
+        <w:rPr>
+          <w:sz w:val="28"/>
+          <w:szCs w:val="28"/>
+          <w:rtl w:val="0"/>
+        </w:rPr>
+        <w:t xml:space="preserve">project creation.</w:t>
+      </w:r>
+    </w:p>
+    <w:p>
+      <w:pPr>
+        <w:keepNext w:val="0"/>
+        <w:keepLines w:val="0"/>
+        <w:pageBreakBefore w:val="0"/>
+        <w:widowControl w:val="1"/>
+        <w:pBdr>
+          <w:top w:space="0" w:sz="0" w:val="nil"/>
+          <w:left w:space="0" w:sz="0" w:val="nil"/>
+          <w:bottom w:space="0" w:sz="0" w:val="nil"/>
+          <w:right w:space="0" w:sz="0" w:val="nil"/>
+          <w:between w:space="0" w:sz="0" w:val="nil"/>
+        </w:pBdr>
+        <w:shd w:fill="auto" w:val="clear"/>
+        <w:spacing w:after="200" w:before="0" w:line="276" w:lineRule="auto"/>
+        <w:ind w:right="0"/>
+        <w:rPr>
+          <w:sz w:val="28"/>
+          <w:szCs w:val="28"/>
+        </w:rPr>
+      </w:pPr>
+      <w:r>
+        <w:rPr>
+          <w:rtl w:val="0"/>
+        </w:rPr>
+      </w:r>
+    </w:p>
+    <w:p>
+      <w:pPr>
+        <w:keepNext w:val="0"/>
+        <w:keepLines w:val="0"/>
+        <w:pageBreakBefore w:val="0"/>
+        <w:widowControl w:val="1"/>
+        <w:pBdr>
+          <w:top w:space="0" w:sz="0" w:val="nil"/>
+          <w:left w:space="0" w:sz="0" w:val="nil"/>
+          <w:bottom w:space="0" w:sz="0" w:val="nil"/>
+          <w:right w:space="0" w:sz="0" w:val="nil"/>
+          <w:between w:space="0" w:sz="0" w:val="nil"/>
+        </w:pBdr>
+        <w:shd w:fill="auto" w:val="clear"/>
+        <w:spacing w:after="200" w:before="0" w:line="276" w:lineRule="auto"/>
+        <w:ind w:right="0"/>
+        <w:rPr>
+          <w:sz w:val="28"/>
+          <w:szCs w:val="28"/>
+        </w:rPr>
+      </w:pPr>
+      <w:r>
+        <w:rPr>
+          <w:rtl w:val="0"/>
+        </w:rPr>
+      </w:r>
+    </w:p>
+    <w:p>
+      <w:pPr>
+        <w:keepNext w:val="0"/>
+        <w:keepLines w:val="0"/>
+        <w:pageBreakBefore w:val="0"/>
+        <w:widowControl w:val="1"/>
+        <w:pBdr>
+          <w:top w:space="0" w:sz="0" w:val="nil"/>
+          <w:left w:space="0" w:sz="0" w:val="nil"/>
+          <w:bottom w:space="0" w:sz="0" w:val="nil"/>
+          <w:right w:space="0" w:sz="0" w:val="nil"/>
+          <w:between w:space="0" w:sz="0" w:val="nil"/>
+        </w:pBdr>
+        <w:shd w:fill="auto" w:val="clear"/>
+        <w:spacing w:after="200" w:before="0" w:line="276" w:lineRule="auto"/>
+        <w:ind w:right="0"/>
+        <w:rPr>
+          <w:sz w:val="28"/>
+          <w:szCs w:val="28"/>
+        </w:rPr>
+      </w:pPr>
+      <w:r>
+        <w:rPr>
+          <w:rtl w:val="0"/>
+        </w:rPr>
+      </w:r>
+    </w:p>
+    <w:p>
+      <w:pPr>
+        <w:keepNext w:val="0"/>
+        <w:keepLines w:val="0"/>
+        <w:pageBreakBefore w:val="0"/>
+        <w:widowControl w:val="1"/>
+        <w:pBdr>
+          <w:top w:space="0" w:sz="0" w:val="nil"/>
+          <w:left w:space="0" w:sz="0" w:val="nil"/>
+          <w:bottom w:space="0" w:sz="0" w:val="nil"/>
+          <w:right w:space="0" w:sz="0" w:val="nil"/>
+          <w:between w:space="0" w:sz="0" w:val="nil"/>
+        </w:pBdr>
+        <w:shd w:fill="auto" w:val="clear"/>
+        <w:spacing w:after="200" w:before="0" w:line="276" w:lineRule="auto"/>
+        <w:ind w:right="0"/>
+        <w:rPr>
+          <w:sz w:val="28"/>
+          <w:szCs w:val="28"/>
+        </w:rPr>
+      </w:pPr>
+      <w:r>
+        <w:rPr>
+          <w:rtl w:val="0"/>
+        </w:rPr>
+      </w:r>
+    </w:p>
+    <w:p>
+      <w:pPr>
+        <w:keepNext w:val="0"/>
+        <w:keepLines w:val="0"/>
+        <w:pageBreakBefore w:val="0"/>
+        <w:widowControl w:val="1"/>
+        <w:pBdr>
+          <w:top w:space="0" w:sz="0" w:val="nil"/>
+          <w:left w:space="0" w:sz="0" w:val="nil"/>
+          <w:bottom w:space="0" w:sz="0" w:val="nil"/>
+          <w:right w:space="0" w:sz="0" w:val="nil"/>
+          <w:between w:space="0" w:sz="0" w:val="nil"/>
+        </w:pBdr>
+        <w:shd w:fill="auto" w:val="clear"/>
+        <w:spacing w:after="200" w:before="0" w:line="276" w:lineRule="auto"/>
+        <w:ind w:right="0"/>
+        <w:rPr>
+          <w:sz w:val="28"/>
+          <w:szCs w:val="28"/>
+        </w:rPr>
+      </w:pPr>
+      <w:r>
+        <w:rPr>
+          <w:rtl w:val="0"/>
+        </w:rPr>
+      </w:r>
+    </w:p>
+    <w:p>
+      <w:pPr>
+        <w:keepNext w:val="0"/>
+        <w:keepLines w:val="0"/>
+        <w:pageBreakBefore w:val="0"/>
+        <w:widowControl w:val="1"/>
+        <w:pBdr>
+          <w:top w:space="0" w:sz="0" w:val="nil"/>
+          <w:left w:space="0" w:sz="0" w:val="nil"/>
+          <w:bottom w:space="0" w:sz="0" w:val="nil"/>
+          <w:right w:space="0" w:sz="0" w:val="nil"/>
+          <w:between w:space="0" w:sz="0" w:val="nil"/>
+        </w:pBdr>
+        <w:shd w:fill="auto" w:val="clear"/>
+        <w:spacing w:after="200" w:before="0" w:line="276" w:lineRule="auto"/>
+        <w:ind w:right="0"/>
+        <w:rPr>
+          <w:sz w:val="28"/>
+          <w:szCs w:val="28"/>
+        </w:rPr>
+      </w:pPr>
+      <w:r>
+        <w:rPr>
+          <w:rtl w:val="0"/>
+        </w:rPr>
+      </w:r>
+    </w:p>
+    <w:p>
+      <w:pPr>
+        <w:keepNext w:val="0"/>
+        <w:keepLines w:val="0"/>
+        <w:pageBreakBefore w:val="0"/>
+        <w:widowControl w:val="1"/>
+        <w:pBdr>
+          <w:top w:space="0" w:sz="0" w:val="nil"/>
+          <w:left w:space="0" w:sz="0" w:val="nil"/>
+          <w:bottom w:space="0" w:sz="0" w:val="nil"/>
+          <w:right w:space="0" w:sz="0" w:val="nil"/>
+          <w:between w:space="0" w:sz="0" w:val="nil"/>
+        </w:pBdr>
+        <w:shd w:fill="auto" w:val="clear"/>
+        <w:spacing w:after="200" w:before="0" w:line="276" w:lineRule="auto"/>
+        <w:ind w:right="0"/>
+        <w:rPr>
+          <w:sz w:val="28"/>
+          <w:szCs w:val="28"/>
+        </w:rPr>
+      </w:pPr>
+      <w:r>
+        <w:rPr>
+          <w:rtl w:val="0"/>
+        </w:rPr>
+      </w:r>
+    </w:p>
+    <w:p>
+      <w:pPr>
+        <w:keepNext w:val="0"/>
+        <w:keepLines w:val="0"/>
+        <w:pageBreakBefore w:val="0"/>
+        <w:widowControl w:val="1"/>
+        <w:pBdr>
+          <w:top w:space="0" w:sz="0" w:val="nil"/>
+          <w:left w:space="0" w:sz="0" w:val="nil"/>
+          <w:bottom w:space="0" w:sz="0" w:val="nil"/>
+          <w:right w:space="0" w:sz="0" w:val="nil"/>
+          <w:between w:space="0" w:sz="0" w:val="nil"/>
+        </w:pBdr>
+        <w:shd w:fill="auto" w:val="clear"/>
+        <w:spacing w:after="200" w:before="0" w:line="276" w:lineRule="auto"/>
+        <w:ind w:right="0"/>
+        <w:rPr>
+          <w:sz w:val="28"/>
+          <w:szCs w:val="28"/>
+        </w:rPr>
+      </w:pPr>
+      <w:r>
+        <w:rPr>
+          <w:rtl w:val="0"/>
+        </w:rPr>
+      </w:r>
+    </w:p>
+    <w:p>
+      <w:pPr>
+        <w:keepNext w:val="0"/>
+        <w:keepLines w:val="0"/>
+        <w:pageBreakBefore w:val="0"/>
+        <w:widowControl w:val="1"/>
+        <w:pBdr>
+          <w:top w:space="0" w:sz="0" w:val="nil"/>
+          <w:left w:space="0" w:sz="0" w:val="nil"/>
+          <w:bottom w:space="0" w:sz="0" w:val="nil"/>
+          <w:right w:space="0" w:sz="0" w:val="nil"/>
+          <w:between w:space="0" w:sz="0" w:val="nil"/>
+        </w:pBdr>
+        <w:shd w:fill="auto" w:val="clear"/>
+        <w:spacing w:after="200" w:before="0" w:line="276" w:lineRule="auto"/>
+        <w:ind w:right="0"/>
+        <w:rPr>
+          <w:sz w:val="28"/>
+          <w:szCs w:val="28"/>
+        </w:rPr>
+      </w:pPr>
+      <w:r>
+        <w:rPr>
+          <w:rtl w:val="0"/>
+        </w:rPr>
+      </w:r>
+    </w:p>
+    <w:p>
+      <w:pPr>
+        <w:keepNext w:val="0"/>
+        <w:keepLines w:val="0"/>
+        <w:pageBreakBefore w:val="0"/>
+        <w:widowControl w:val="1"/>
+        <w:pBdr>
+          <w:top w:space="0" w:sz="0" w:val="nil"/>
+          <w:left w:space="0" w:sz="0" w:val="nil"/>
+          <w:bottom w:space="0" w:sz="0" w:val="nil"/>
+          <w:right w:space="0" w:sz="0" w:val="nil"/>
+          <w:between w:space="0" w:sz="0" w:val="nil"/>
+        </w:pBdr>
+        <w:shd w:fill="auto" w:val="clear"/>
+        <w:spacing w:after="200" w:before="0" w:line="276" w:lineRule="auto"/>
+        <w:ind w:right="0"/>
+        <w:rPr>
+          <w:sz w:val="28"/>
+          <w:szCs w:val="28"/>
+        </w:rPr>
+      </w:pPr>
+      <w:r>
+        <w:rPr>
+          <w:rtl w:val="0"/>
+        </w:rPr>
+      </w:r>
+    </w:p>
+    <w:p>
+      <w:pPr>
+        <w:keepNext w:val="0"/>
+        <w:keepLines w:val="0"/>
+        <w:pageBreakBefore w:val="0"/>
+        <w:widowControl w:val="1"/>
+        <w:pBdr>
+          <w:top w:space="0" w:sz="0" w:val="nil"/>
+          <w:left w:space="0" w:sz="0" w:val="nil"/>
+          <w:bottom w:space="0" w:sz="0" w:val="nil"/>
+          <w:right w:space="0" w:sz="0" w:val="nil"/>
+          <w:between w:space="0" w:sz="0" w:val="nil"/>
+        </w:pBdr>
+        <w:shd w:fill="auto" w:val="clear"/>
+        <w:spacing w:after="200" w:before="0" w:line="276" w:lineRule="auto"/>
+        <w:ind w:right="0"/>
+        <w:rPr>
+          <w:sz w:val="28"/>
+          <w:szCs w:val="28"/>
+        </w:rPr>
+      </w:pPr>
+      <w:r>
+        <w:rPr>
+          <w:rtl w:val="0"/>
+        </w:rPr>
+      </w:r>
+    </w:p>
+    <w:p>
+      <w:pPr>
+        <w:keepNext w:val="0"/>
+        <w:keepLines w:val="0"/>
+        <w:pageBreakBefore w:val="0"/>
+        <w:widowControl w:val="1"/>
+        <w:pBdr>
+          <w:top w:space="0" w:sz="0" w:val="nil"/>
+          <w:left w:space="0" w:sz="0" w:val="nil"/>
+          <w:bottom w:space="0" w:sz="0" w:val="nil"/>
+          <w:right w:space="0" w:sz="0" w:val="nil"/>
+          <w:between w:space="0" w:sz="0" w:val="nil"/>
+        </w:pBdr>
+        <w:shd w:fill="auto" w:val="clear"/>
+        <w:spacing w:after="200" w:before="0" w:line="276" w:lineRule="auto"/>
+        <w:ind w:right="0"/>
+        <w:jc w:val="center"/>
+        <w:rPr>
+          <w:sz w:val="28"/>
+          <w:szCs w:val="28"/>
+        </w:rPr>
+      </w:pPr>
+      <w:r>
+        <w:rPr>
+          <w:b w:val="1"/>
+          <w:sz w:val="48"/>
+          <w:szCs w:val="48"/>
+          <w:rtl w:val="0"/>
+        </w:rPr>
+        <w:t xml:space="preserve">CERTIFICATE</w:t>
+      </w:r>
+      <w:r>
+        <w:rPr>
+          <w:sz w:val="28"/>
+          <w:szCs w:val="28"/>
+          <w:rtl w:val="0"/>
+        </w:rPr>
+        <w:t xml:space="preserve"> </w:t>
+      </w:r>
+    </w:p>
+    <w:p>
+      <w:pPr>
+        <w:keepNext w:val="0"/>
+        <w:keepLines w:val="0"/>
+        <w:pageBreakBefore w:val="0"/>
+        <w:widowControl w:val="1"/>
+        <w:pBdr>
+          <w:top w:space="0" w:sz="0" w:val="nil"/>
+          <w:left w:space="0" w:sz="0" w:val="nil"/>
+          <w:bottom w:space="0" w:sz="0" w:val="nil"/>
+          <w:right w:space="0" w:sz="0" w:val="nil"/>
+          <w:between w:space="0" w:sz="0" w:val="nil"/>
+        </w:pBdr>
+        <w:shd w:fill="auto" w:val="clear"/>
+        <w:spacing w:after="200" w:before="0" w:line="276" w:lineRule="auto"/>
+        <w:ind w:right="0"/>
+        <w:rPr>
+          <w:sz w:val="28"/>
+          <w:szCs w:val="28"/>
+        </w:rPr>
+      </w:pPr>
+      <w:r>
+        <w:rPr>
+          <w:rtl w:val="0"/>
+        </w:rPr>
+      </w:r>
+    </w:p>
+    <w:p>
+      <w:pPr>
+        <w:keepNext w:val="0"/>
+        <w:keepLines w:val="0"/>
+        <w:pageBreakBefore w:val="0"/>
+        <w:widowControl w:val="1"/>
+        <w:pBdr>
+          <w:top w:space="0" w:sz="0" w:val="nil"/>
+          <w:left w:space="0" w:sz="0" w:val="nil"/>
+          <w:bottom w:space="0" w:sz="0" w:val="nil"/>
+          <w:right w:space="0" w:sz="0" w:val="nil"/>
+          <w:between w:space="0" w:sz="0" w:val="nil"/>
+        </w:pBdr>
+        <w:shd w:fill="auto" w:val="clear"/>
+        <w:spacing w:after="200" w:before="0" w:line="276" w:lineRule="auto"/>
+        <w:ind w:right="0"/>
+        <w:rPr>
+          <w:sz w:val="28"/>
+          <w:szCs w:val="28"/>
+        </w:rPr>
+      </w:pPr>
+      <w:r>
+        <w:rPr>
+          <w:sz w:val="28"/>
+          <w:szCs w:val="28"/>
+          <w:rtl w:val="0"/>
+        </w:rPr>
+        <w:t xml:space="preserve">This is to certify that the team of students, constituting </w:t>
+      </w:r>
+      <w:r>
+        <w:rPr>
+          <w:i w:val="1"/>
+          <w:sz w:val="28"/>
+          <w:szCs w:val="28"/>
+          <w:rtl w:val="0"/>
+        </w:rPr>
+        <w:t xml:space="preserve">Akshay Soni,</w:t>
+      </w:r>
+      <w:r>
+        <w:rPr>
+          <w:rtl w:val="0"/>
+        </w:rPr>
+      </w:r>
+    </w:p>
+    <w:p>
+      <w:pPr>
+        <w:keepNext w:val="0"/>
+        <w:keepLines w:val="0"/>
+        <w:pageBreakBefore w:val="0"/>
+        <w:widowControl w:val="1"/>
+        <w:pBdr>
+          <w:top w:space="0" w:sz="0" w:val="nil"/>
+          <w:left w:space="0" w:sz="0" w:val="nil"/>
+          <w:bottom w:space="0" w:sz="0" w:val="nil"/>
+          <w:right w:space="0" w:sz="0" w:val="nil"/>
+          <w:between w:space="0" w:sz="0" w:val="nil"/>
+        </w:pBdr>
+        <w:shd w:fill="auto" w:val="clear"/>
+        <w:spacing w:after="200" w:before="0" w:line="276" w:lineRule="auto"/>
+        <w:ind w:right="0"/>
+        <w:rPr>
+          <w:sz w:val="28"/>
+          <w:szCs w:val="28"/>
+        </w:rPr>
+      </w:pPr>
+      <w:r>
+        <w:rPr>
+          <w:sz w:val="28"/>
+          <w:szCs w:val="28"/>
+          <w:rtl w:val="0"/>
+        </w:rPr>
+        <w:t xml:space="preserve"> </w:t>
+      </w:r>
+      <w:r>
+        <w:rPr>
+          <w:i w:val="1"/>
+          <w:sz w:val="28"/>
+          <w:szCs w:val="28"/>
+          <w:rtl w:val="0"/>
+        </w:rPr>
+        <w:t xml:space="preserve">Satvik Jaiswal</w:t>
+      </w:r>
+      <w:r>
+        <w:rPr>
+          <w:sz w:val="28"/>
+          <w:szCs w:val="28"/>
+          <w:rtl w:val="0"/>
+        </w:rPr>
+        <w:t xml:space="preserve"> and </w:t>
+      </w:r>
+      <w:r>
+        <w:rPr>
+          <w:i w:val="1"/>
+          <w:sz w:val="28"/>
+          <w:szCs w:val="28"/>
+          <w:rtl w:val="0"/>
+        </w:rPr>
+        <w:t xml:space="preserve">Tejas Kesari</w:t>
+      </w:r>
+      <w:r>
+        <w:rPr>
+          <w:sz w:val="28"/>
+          <w:szCs w:val="28"/>
+          <w:rtl w:val="0"/>
+        </w:rPr>
+        <w:t xml:space="preserve"> along with </w:t>
+      </w:r>
+      <w:r>
+        <w:rPr>
+          <w:i w:val="1"/>
+          <w:sz w:val="28"/>
+          <w:szCs w:val="28"/>
+          <w:rtl w:val="0"/>
+        </w:rPr>
+        <w:t xml:space="preserve">Shreya Chaurasia</w:t>
+      </w:r>
+      <w:r>
+        <w:rPr>
+          <w:sz w:val="28"/>
+          <w:szCs w:val="28"/>
+          <w:rtl w:val="0"/>
+        </w:rPr>
+        <w:t xml:space="preserve">,</w:t>
+      </w:r>
+      <w:r>
+        <w:rPr>
+          <w:i w:val="1"/>
+          <w:sz w:val="28"/>
+          <w:szCs w:val="28"/>
+          <w:rtl w:val="0"/>
+        </w:rPr>
+        <w:t xml:space="preserve">Prince </w:t>
+      </w:r>
+      <w:r>
+        <w:rPr>
+          <w:rtl w:val="0"/>
+        </w:rPr>
+      </w:r>
+    </w:p>
+    <w:p>
+      <w:pPr>
+        <w:keepNext w:val="0"/>
+        <w:keepLines w:val="0"/>
+        <w:pageBreakBefore w:val="0"/>
+        <w:widowControl w:val="1"/>
+        <w:pBdr>
+          <w:top w:space="0" w:sz="0" w:val="nil"/>
+          <w:left w:space="0" w:sz="0" w:val="nil"/>
+          <w:bottom w:space="0" w:sz="0" w:val="nil"/>
+          <w:right w:space="0" w:sz="0" w:val="nil"/>
+          <w:between w:space="0" w:sz="0" w:val="nil"/>
+        </w:pBdr>
+        <w:shd w:fill="auto" w:val="clear"/>
+        <w:spacing w:after="200" w:before="0" w:line="276" w:lineRule="auto"/>
+        <w:ind w:right="0"/>
+        <w:rPr>
+          <w:sz w:val="28"/>
+          <w:szCs w:val="28"/>
+        </w:rPr>
+      </w:pPr>
+      <w:r>
+        <w:rPr>
+          <w:i w:val="1"/>
+          <w:sz w:val="28"/>
+          <w:szCs w:val="28"/>
+          <w:rtl w:val="0"/>
+        </w:rPr>
+        <w:t xml:space="preserve">Pandey</w:t>
+      </w:r>
+      <w:r>
+        <w:rPr>
+          <w:sz w:val="28"/>
+          <w:szCs w:val="28"/>
+          <w:rtl w:val="0"/>
+        </w:rPr>
+        <w:t xml:space="preserve"> and </w:t>
+      </w:r>
+      <w:r>
+        <w:rPr>
+          <w:i w:val="1"/>
+          <w:sz w:val="28"/>
+          <w:szCs w:val="28"/>
+          <w:rtl w:val="0"/>
+        </w:rPr>
+        <w:t xml:space="preserve">Sparsh Kesarwani</w:t>
+      </w:r>
+      <w:r>
+        <w:rPr>
+          <w:sz w:val="28"/>
+          <w:szCs w:val="28"/>
+          <w:rtl w:val="0"/>
+        </w:rPr>
+        <w:t xml:space="preserve">,have  successfully completed the capstone </w:t>
+      </w:r>
+    </w:p>
+    <w:p>
+      <w:pPr>
+        <w:keepNext w:val="0"/>
+        <w:keepLines w:val="0"/>
+        <w:pageBreakBefore w:val="0"/>
+        <w:widowControl w:val="1"/>
+        <w:pBdr>
+          <w:top w:space="0" w:sz="0" w:val="nil"/>
+          <w:left w:space="0" w:sz="0" w:val="nil"/>
+          <w:bottom w:space="0" w:sz="0" w:val="nil"/>
+          <w:right w:space="0" w:sz="0" w:val="nil"/>
+          <w:between w:space="0" w:sz="0" w:val="nil"/>
+        </w:pBdr>
+        <w:shd w:fill="auto" w:val="clear"/>
+        <w:spacing w:after="200" w:before="0" w:line="276" w:lineRule="auto"/>
+        <w:ind w:right="0"/>
+        <w:rPr>
+          <w:sz w:val="28"/>
+          <w:szCs w:val="28"/>
+        </w:rPr>
+      </w:pPr>
+      <w:r>
+        <w:rPr>
+          <w:sz w:val="28"/>
+          <w:szCs w:val="28"/>
+          <w:rtl w:val="0"/>
+        </w:rPr>
+        <w:t xml:space="preserve">project titled “</w:t>
+      </w:r>
+      <w:r>
+        <w:rPr>
+          <w:b w:val="1"/>
+          <w:sz w:val="28"/>
+          <w:szCs w:val="28"/>
+          <w:rtl w:val="0"/>
+        </w:rPr>
+        <w:t xml:space="preserve">SQUAT COUNTER</w:t>
+      </w:r>
+      <w:r>
+        <w:rPr>
+          <w:sz w:val="28"/>
+          <w:szCs w:val="28"/>
+          <w:rtl w:val="0"/>
+        </w:rPr>
+        <w:t xml:space="preserve">” to the requisite degree of standards, </w:t>
+      </w:r>
+    </w:p>
+    <w:p>
+      <w:pPr>
+        <w:keepNext w:val="0"/>
+        <w:keepLines w:val="0"/>
+        <w:pageBreakBefore w:val="0"/>
+        <w:widowControl w:val="1"/>
+        <w:pBdr>
+          <w:top w:space="0" w:sz="0" w:val="nil"/>
+          <w:left w:space="0" w:sz="0" w:val="nil"/>
+          <w:bottom w:space="0" w:sz="0" w:val="nil"/>
+          <w:right w:space="0" w:sz="0" w:val="nil"/>
+          <w:between w:space="0" w:sz="0" w:val="nil"/>
+        </w:pBdr>
+        <w:shd w:fill="auto" w:val="clear"/>
+        <w:spacing w:after="200" w:before="0" w:line="276" w:lineRule="auto"/>
+        <w:ind w:right="0"/>
+        <w:rPr>
+          <w:sz w:val="28"/>
+          <w:szCs w:val="28"/>
+        </w:rPr>
+      </w:pPr>
+      <w:r>
+        <w:rPr>
+          <w:sz w:val="28"/>
+          <w:szCs w:val="28"/>
+          <w:rtl w:val="0"/>
+        </w:rPr>
+        <w:t xml:space="preserve">established at the time of assigning the project.</w:t>
+      </w:r>
+    </w:p>
+    <w:p>
+      <w:pPr>
+        <w:keepNext w:val="0"/>
+        <w:keepLines w:val="0"/>
+        <w:pageBreakBefore w:val="0"/>
+        <w:widowControl w:val="1"/>
+        <w:pBdr>
+          <w:top w:space="0" w:sz="0" w:val="nil"/>
+          <w:left w:space="0" w:sz="0" w:val="nil"/>
+          <w:bottom w:space="0" w:sz="0" w:val="nil"/>
+          <w:right w:space="0" w:sz="0" w:val="nil"/>
+          <w:between w:space="0" w:sz="0" w:val="nil"/>
+        </w:pBdr>
+        <w:shd w:fill="auto" w:val="clear"/>
+        <w:spacing w:after="200" w:before="0" w:line="276" w:lineRule="auto"/>
+        <w:ind w:right="0"/>
+        <w:rPr>
+          <w:sz w:val="28"/>
+          <w:szCs w:val="28"/>
+        </w:rPr>
+      </w:pPr>
+      <w:r>
+        <w:rPr>
+          <w:rtl w:val="0"/>
+        </w:rPr>
+      </w:r>
+    </w:p>
+    <w:p>
+      <w:pPr>
+        <w:keepNext w:val="0"/>
+        <w:keepLines w:val="0"/>
+        <w:pageBreakBefore w:val="0"/>
+        <w:widowControl w:val="1"/>
+        <w:pBdr>
+          <w:top w:space="0" w:sz="0" w:val="nil"/>
+          <w:left w:space="0" w:sz="0" w:val="nil"/>
+          <w:bottom w:space="0" w:sz="0" w:val="nil"/>
+          <w:right w:space="0" w:sz="0" w:val="nil"/>
+          <w:between w:space="0" w:sz="0" w:val="nil"/>
+        </w:pBdr>
+        <w:shd w:fill="auto" w:val="clear"/>
+        <w:spacing w:after="200" w:before="0" w:line="276" w:lineRule="auto"/>
+        <w:ind w:right="0"/>
+        <w:rPr>
+          <w:sz w:val="28"/>
+          <w:szCs w:val="28"/>
+        </w:rPr>
+      </w:pPr>
+      <w:r>
+        <w:rPr>
+          <w:rtl w:val="0"/>
+        </w:rPr>
+      </w:r>
+    </w:p>
+    <w:p>
+      <w:pPr>
+        <w:keepNext w:val="0"/>
+        <w:keepLines w:val="0"/>
+        <w:pageBreakBefore w:val="0"/>
+        <w:widowControl w:val="1"/>
+        <w:pBdr>
+          <w:top w:space="0" w:sz="0" w:val="nil"/>
+          <w:left w:space="0" w:sz="0" w:val="nil"/>
+          <w:bottom w:space="0" w:sz="0" w:val="nil"/>
+          <w:right w:space="0" w:sz="0" w:val="nil"/>
+          <w:between w:space="0" w:sz="0" w:val="nil"/>
+        </w:pBdr>
+        <w:shd w:fill="auto" w:val="clear"/>
+        <w:spacing w:after="200" w:before="0" w:line="276" w:lineRule="auto"/>
+        <w:ind w:right="0"/>
+        <w:rPr>
+          <w:sz w:val="28"/>
+          <w:szCs w:val="28"/>
+        </w:rPr>
+      </w:pPr>
+      <w:r>
+        <w:rPr>
+          <w:rtl w:val="0"/>
+        </w:rPr>
+      </w:r>
+    </w:p>
+    <w:p>
+      <w:pPr>
+        <w:keepNext w:val="0"/>
+        <w:keepLines w:val="0"/>
+        <w:pageBreakBefore w:val="0"/>
+        <w:widowControl w:val="1"/>
+        <w:pBdr>
+          <w:top w:space="0" w:sz="0" w:val="nil"/>
+          <w:left w:space="0" w:sz="0" w:val="nil"/>
+          <w:bottom w:space="0" w:sz="0" w:val="nil"/>
+          <w:right w:space="0" w:sz="0" w:val="nil"/>
+          <w:between w:space="0" w:sz="0" w:val="nil"/>
+        </w:pBdr>
+        <w:shd w:fill="auto" w:val="clear"/>
+        <w:spacing w:after="200" w:before="0" w:line="276" w:lineRule="auto"/>
+        <w:ind w:right="0"/>
+        <w:rPr>
+          <w:sz w:val="28"/>
+          <w:szCs w:val="28"/>
+        </w:rPr>
+      </w:pPr>
+      <w:r>
+        <w:rPr>
+          <w:rtl w:val="0"/>
+        </w:rPr>
+      </w:r>
+    </w:p>
+    <w:p>
+      <w:pPr>
+        <w:keepNext w:val="0"/>
+        <w:keepLines w:val="0"/>
+        <w:pageBreakBefore w:val="0"/>
+        <w:widowControl w:val="1"/>
+        <w:pBdr>
+          <w:top w:space="0" w:sz="0" w:val="nil"/>
+          <w:left w:space="0" w:sz="0" w:val="nil"/>
+          <w:bottom w:space="0" w:sz="0" w:val="nil"/>
+          <w:right w:space="0" w:sz="0" w:val="nil"/>
+          <w:between w:space="0" w:sz="0" w:val="nil"/>
+        </w:pBdr>
+        <w:shd w:fill="auto" w:val="clear"/>
+        <w:spacing w:after="200" w:before="0" w:line="276" w:lineRule="auto"/>
+        <w:ind w:right="0"/>
+        <w:rPr>
+          <w:sz w:val="28"/>
+          <w:szCs w:val="28"/>
+        </w:rPr>
+      </w:pPr>
+      <w:r>
+        <w:rPr>
+          <w:rtl w:val="0"/>
+        </w:rPr>
+      </w:r>
+    </w:p>
+    <w:p>
+      <w:pPr>
+        <w:keepNext w:val="0"/>
+        <w:keepLines w:val="0"/>
+        <w:pageBreakBefore w:val="0"/>
+        <w:widowControl w:val="1"/>
+        <w:pBdr>
+          <w:top w:space="0" w:sz="0" w:val="nil"/>
+          <w:left w:space="0" w:sz="0" w:val="nil"/>
+          <w:bottom w:space="0" w:sz="0" w:val="nil"/>
+          <w:right w:space="0" w:sz="0" w:val="nil"/>
+          <w:between w:space="0" w:sz="0" w:val="nil"/>
+        </w:pBdr>
+        <w:shd w:fill="auto" w:val="clear"/>
+        <w:spacing w:after="200" w:before="0" w:line="276" w:lineRule="auto"/>
+        <w:ind w:right="0"/>
+        <w:rPr>
+          <w:sz w:val="28"/>
+          <w:szCs w:val="28"/>
+        </w:rPr>
+      </w:pPr>
+      <w:r>
+        <w:rPr>
+          <w:rtl w:val="0"/>
+        </w:rPr>
+      </w:r>
+    </w:p>
+    <w:p>
+      <w:pPr>
+        <w:keepNext w:val="0"/>
+        <w:keepLines w:val="0"/>
+        <w:pageBreakBefore w:val="0"/>
+        <w:widowControl w:val="1"/>
+        <w:pBdr>
+          <w:top w:space="0" w:sz="0" w:val="nil"/>
+          <w:left w:space="0" w:sz="0" w:val="nil"/>
+          <w:bottom w:space="0" w:sz="0" w:val="nil"/>
+          <w:right w:space="0" w:sz="0" w:val="nil"/>
+          <w:between w:space="0" w:sz="0" w:val="nil"/>
+        </w:pBdr>
+        <w:shd w:fill="auto" w:val="clear"/>
+        <w:spacing w:after="200" w:before="0" w:line="276" w:lineRule="auto"/>
+        <w:ind w:right="0"/>
+        <w:rPr>
+          <w:sz w:val="28"/>
+          <w:szCs w:val="28"/>
+        </w:rPr>
+      </w:pPr>
+      <w:r>
+        <w:rPr>
+          <w:rtl w:val="0"/>
+        </w:rPr>
+      </w:r>
+    </w:p>
+    <w:p>
+      <w:pPr>
+        <w:keepNext w:val="0"/>
+        <w:keepLines w:val="0"/>
+        <w:pageBreakBefore w:val="0"/>
+        <w:widowControl w:val="1"/>
+        <w:pBdr>
+          <w:top w:space="0" w:sz="0" w:val="nil"/>
+          <w:left w:space="0" w:sz="0" w:val="nil"/>
+          <w:bottom w:space="0" w:sz="0" w:val="nil"/>
+          <w:right w:space="0" w:sz="0" w:val="nil"/>
+          <w:between w:space="0" w:sz="0" w:val="nil"/>
+        </w:pBdr>
+        <w:shd w:fill="auto" w:val="clear"/>
+        <w:spacing w:after="200" w:before="0" w:line="276" w:lineRule="auto"/>
+        <w:ind w:right="0"/>
+        <w:rPr>
+          <w:sz w:val="28"/>
+          <w:szCs w:val="28"/>
+        </w:rPr>
+      </w:pPr>
+      <w:r>
+        <w:rPr>
+          <w:rtl w:val="0"/>
+        </w:rPr>
+      </w:r>
+    </w:p>
+    <w:p>
+      <w:pPr>
+        <w:keepNext w:val="0"/>
+        <w:keepLines w:val="0"/>
+        <w:pageBreakBefore w:val="0"/>
+        <w:widowControl w:val="1"/>
+        <w:pBdr>
+          <w:top w:space="0" w:sz="0" w:val="nil"/>
+          <w:left w:space="0" w:sz="0" w:val="nil"/>
+          <w:bottom w:space="0" w:sz="0" w:val="nil"/>
+          <w:right w:space="0" w:sz="0" w:val="nil"/>
+          <w:between w:space="0" w:sz="0" w:val="nil"/>
+        </w:pBdr>
+        <w:shd w:fill="auto" w:val="clear"/>
+        <w:spacing w:after="200" w:before="0" w:line="276" w:lineRule="auto"/>
+        <w:ind w:right="0"/>
+        <w:rPr>
+          <w:sz w:val="28"/>
+          <w:szCs w:val="28"/>
+        </w:rPr>
+      </w:pPr>
+      <w:r>
+        <w:rPr>
+          <w:rtl w:val="0"/>
+        </w:rPr>
+      </w:r>
+    </w:p>
+    <w:p>
+      <w:pPr>
+        <w:keepNext w:val="0"/>
+        <w:keepLines w:val="0"/>
+        <w:pageBreakBefore w:val="0"/>
+        <w:widowControl w:val="1"/>
+        <w:pBdr>
+          <w:top w:space="0" w:sz="0" w:val="nil"/>
+          <w:left w:space="0" w:sz="0" w:val="nil"/>
+          <w:bottom w:space="0" w:sz="0" w:val="nil"/>
+          <w:right w:space="0" w:sz="0" w:val="nil"/>
+          <w:between w:space="0" w:sz="0" w:val="nil"/>
+        </w:pBdr>
+        <w:shd w:fill="auto" w:val="clear"/>
+        <w:spacing w:after="200" w:before="0" w:line="276" w:lineRule="auto"/>
+        <w:ind w:right="0"/>
+        <w:rPr>
+          <w:sz w:val="28"/>
+          <w:szCs w:val="28"/>
+        </w:rPr>
+      </w:pPr>
+      <w:r>
+        <w:rPr>
+          <w:rtl w:val="0"/>
+        </w:rPr>
+      </w:r>
+    </w:p>
+    <w:p>
+      <w:pPr>
+        <w:keepNext w:val="0"/>
+        <w:keepLines w:val="0"/>
+        <w:pageBreakBefore w:val="0"/>
+        <w:widowControl w:val="1"/>
+        <w:pBdr>
+          <w:top w:space="0" w:sz="0" w:val="nil"/>
+          <w:left w:space="0" w:sz="0" w:val="nil"/>
+          <w:bottom w:space="0" w:sz="0" w:val="nil"/>
+          <w:right w:space="0" w:sz="0" w:val="nil"/>
+          <w:between w:space="0" w:sz="0" w:val="nil"/>
+        </w:pBdr>
+        <w:shd w:fill="auto" w:val="clear"/>
+        <w:spacing w:after="200" w:before="0" w:line="276" w:lineRule="auto"/>
+        <w:ind w:right="0"/>
+        <w:rPr>
+          <w:sz w:val="28"/>
+          <w:szCs w:val="28"/>
+        </w:rPr>
+      </w:pPr>
+      <w:r>
+        <w:rPr>
+          <w:rtl w:val="0"/>
+        </w:rPr>
+      </w:r>
+    </w:p>
+    <w:p>
+      <w:pPr>
+        <w:keepNext w:val="0"/>
+        <w:keepLines w:val="0"/>
+        <w:pageBreakBefore w:val="0"/>
+        <w:widowControl w:val="1"/>
+        <w:pBdr>
+          <w:top w:space="0" w:sz="0" w:val="nil"/>
+          <w:left w:space="0" w:sz="0" w:val="nil"/>
+          <w:bottom w:space="0" w:sz="0" w:val="nil"/>
+          <w:right w:space="0" w:sz="0" w:val="nil"/>
+          <w:between w:space="0" w:sz="0" w:val="nil"/>
+        </w:pBdr>
+        <w:shd w:fill="auto" w:val="clear"/>
+        <w:spacing w:after="200" w:before="0" w:line="276" w:lineRule="auto"/>
+        <w:ind w:right="0"/>
+        <w:rPr>
+          <w:sz w:val="28"/>
+          <w:szCs w:val="28"/>
+        </w:rPr>
+      </w:pPr>
+      <w:r>
+        <w:rPr>
+          <w:rtl w:val="0"/>
+        </w:rPr>
+      </w:r>
+    </w:p>
+    <w:p>
+      <w:pPr>
+        <w:keepNext w:val="0"/>
+        <w:keepLines w:val="0"/>
+        <w:pageBreakBefore w:val="0"/>
+        <w:widowControl w:val="1"/>
+        <w:pBdr>
+          <w:top w:space="0" w:sz="0" w:val="nil"/>
+          <w:left w:space="0" w:sz="0" w:val="nil"/>
+          <w:bottom w:space="0" w:sz="0" w:val="nil"/>
+          <w:right w:space="0" w:sz="0" w:val="nil"/>
+          <w:between w:space="0" w:sz="0" w:val="nil"/>
+        </w:pBdr>
+        <w:shd w:fill="auto" w:val="clear"/>
+        <w:spacing w:after="200" w:before="0" w:line="276" w:lineRule="auto"/>
+        <w:ind w:right="0"/>
+        <w:rPr>
+          <w:sz w:val="28"/>
+          <w:szCs w:val="28"/>
+        </w:rPr>
+      </w:pPr>
+      <w:r>
+        <w:rPr>
+          <w:rtl w:val="0"/>
+        </w:rPr>
+      </w:r>
+    </w:p>
+    <w:p>
+      <w:pPr>
+        <w:keepNext w:val="0"/>
+        <w:keepLines w:val="0"/>
+        <w:pageBreakBefore w:val="0"/>
+        <w:widowControl w:val="1"/>
+        <w:pBdr>
+          <w:top w:space="0" w:sz="0" w:val="nil"/>
+          <w:left w:space="0" w:sz="0" w:val="nil"/>
+          <w:bottom w:space="0" w:sz="0" w:val="nil"/>
+          <w:right w:space="0" w:sz="0" w:val="nil"/>
+          <w:between w:space="0" w:sz="0" w:val="nil"/>
+        </w:pBdr>
+        <w:shd w:fill="auto" w:val="clear"/>
+        <w:spacing w:after="200" w:before="0" w:line="276" w:lineRule="auto"/>
+        <w:ind w:right="0"/>
+        <w:rPr>
+          <w:sz w:val="28"/>
+          <w:szCs w:val="28"/>
+        </w:rPr>
+      </w:pPr>
+      <w:r>
+        <w:rPr>
+          <w:rtl w:val="0"/>
+        </w:rPr>
+      </w:r>
+    </w:p>
+    <w:p>
+      <w:pPr>
+        <w:pStyle w:val="Heading1"/>
+        <w:rPr>
+          <w:b w:val="1"/>
+          <w:sz w:val="28"/>
+          <w:szCs w:val="28"/>
+        </w:rPr>
+      </w:pPr>
+      <w:r>
+        <w:rPr>
+          <w:sz w:val="48"/>
+          <w:szCs w:val="48"/>
           <w:rtl w:val="0"/>
         </w:rPr>
         <w:t xml:space="preserve">1. Introduction</w:t>
       </w:r>
-    </w:p>
-    <w:p>
-      <w:pPr>
-        <w:rPr/>
-      </w:pPr>
-      <w:r>
-        <w:rPr>
-          <w:rtl w:val="0"/>
-        </w:rPr>
-        <w:t xml:space="preserve">The SQUAT COUNTER project is an AI-based solution aimed at assisting users in tracking their squats using real-time pose estimation. The project utilizes a pre-trained AI model and camera footage to monitor and count squats, providing feedback to the user.</w:t>
+      <w:r>
+        <w:rPr>
+          <w:rtl w:val="0"/>
+        </w:rPr>
+      </w:r>
+    </w:p>
+    <w:p>
+      <w:pPr>
+        <w:spacing w:after="240" w:before="240" w:lineRule="auto"/>
+        <w:rPr>
+          <w:sz w:val="28"/>
+          <w:szCs w:val="28"/>
+        </w:rPr>
+      </w:pPr>
+      <w:r>
+        <w:rPr>
+          <w:sz w:val="28"/>
+          <w:szCs w:val="28"/>
+          <w:rtl w:val="0"/>
+        </w:rPr>
+        <w:t xml:space="preserve">The </w:t>
+      </w:r>
+      <w:r>
+        <w:rPr>
+          <w:b w:val="1"/>
+          <w:sz w:val="28"/>
+          <w:szCs w:val="28"/>
+          <w:rtl w:val="0"/>
+        </w:rPr>
+        <w:t xml:space="preserve">SQUAT COUNTER</w:t>
+      </w:r>
+      <w:r>
+        <w:rPr>
+          <w:sz w:val="28"/>
+          <w:szCs w:val="28"/>
+          <w:rtl w:val="0"/>
+        </w:rPr>
+        <w:t xml:space="preserve"> project is an innovative AI-powered solution </w:t>
+      </w:r>
+    </w:p>
+    <w:p>
+      <w:pPr>
+        <w:spacing w:after="240" w:before="240" w:lineRule="auto"/>
+        <w:rPr>
+          <w:sz w:val="28"/>
+          <w:szCs w:val="28"/>
+        </w:rPr>
+      </w:pPr>
+      <w:r>
+        <w:rPr>
+          <w:sz w:val="28"/>
+          <w:szCs w:val="28"/>
+          <w:rtl w:val="0"/>
+        </w:rPr>
+        <w:t xml:space="preserve">designed to assist individuals in tracking and improving their squat </w:t>
+      </w:r>
+    </w:p>
+    <w:p>
+      <w:pPr>
+        <w:spacing w:after="240" w:before="240" w:lineRule="auto"/>
+        <w:rPr>
+          <w:sz w:val="28"/>
+          <w:szCs w:val="28"/>
+        </w:rPr>
+      </w:pPr>
+      <w:r>
+        <w:rPr>
+          <w:sz w:val="28"/>
+          <w:szCs w:val="28"/>
+          <w:rtl w:val="0"/>
+        </w:rPr>
+        <w:t xml:space="preserve">performance. This project leverages advanced real-time pose estimation </w:t>
+      </w:r>
+    </w:p>
+    <w:p>
+      <w:pPr>
+        <w:spacing w:after="240" w:before="240" w:lineRule="auto"/>
+        <w:rPr>
+          <w:sz w:val="28"/>
+          <w:szCs w:val="28"/>
+        </w:rPr>
+      </w:pPr>
+      <w:r>
+        <w:rPr>
+          <w:sz w:val="28"/>
+          <w:szCs w:val="28"/>
+          <w:rtl w:val="0"/>
+        </w:rPr>
+        <w:t xml:space="preserve">technology to monitor a user’s body movements and accurately count </w:t>
+      </w:r>
+    </w:p>
+    <w:p>
+      <w:pPr>
+        <w:spacing w:after="240" w:before="240" w:lineRule="auto"/>
+        <w:rPr>
+          <w:sz w:val="28"/>
+          <w:szCs w:val="28"/>
+        </w:rPr>
+      </w:pPr>
+      <w:r>
+        <w:rPr>
+          <w:sz w:val="28"/>
+          <w:szCs w:val="28"/>
+          <w:rtl w:val="0"/>
+        </w:rPr>
+        <w:t xml:space="preserve">the number of squats performed. By utilizing a pre-trained AI model, the </w:t>
+      </w:r>
+    </w:p>
+    <w:p>
+      <w:pPr>
+        <w:spacing w:after="240" w:before="240" w:lineRule="auto"/>
+        <w:rPr>
+          <w:sz w:val="28"/>
+          <w:szCs w:val="28"/>
+        </w:rPr>
+      </w:pPr>
+      <w:r>
+        <w:rPr>
+          <w:sz w:val="28"/>
+          <w:szCs w:val="28"/>
+          <w:rtl w:val="0"/>
+        </w:rPr>
+        <w:t xml:space="preserve">system analyzes camera footage to identify and track key body points, </w:t>
+      </w:r>
+    </w:p>
+    <w:p>
+      <w:pPr>
+        <w:spacing w:after="240" w:before="240" w:lineRule="auto"/>
+        <w:rPr>
+          <w:sz w:val="28"/>
+          <w:szCs w:val="28"/>
+        </w:rPr>
+      </w:pPr>
+      <w:r>
+        <w:rPr>
+          <w:sz w:val="28"/>
+          <w:szCs w:val="28"/>
+          <w:rtl w:val="0"/>
+        </w:rPr>
+        <w:t xml:space="preserve">ensuring precise and consistent tracking of the user's squatting motion.</w:t>
+      </w:r>
+    </w:p>
+    <w:p>
+      <w:pPr>
+        <w:spacing w:after="240" w:before="240" w:lineRule="auto"/>
+        <w:rPr>
+          <w:sz w:val="28"/>
+          <w:szCs w:val="28"/>
+        </w:rPr>
+      </w:pPr>
+      <w:r>
+        <w:rPr>
+          <w:rtl w:val="0"/>
+        </w:rPr>
+      </w:r>
+    </w:p>
+    <w:p>
+      <w:pPr>
+        <w:spacing w:after="240" w:before="240" w:lineRule="auto"/>
+        <w:rPr>
+          <w:sz w:val="28"/>
+          <w:szCs w:val="28"/>
+        </w:rPr>
+      </w:pPr>
+      <w:r>
+        <w:rPr>
+          <w:sz w:val="28"/>
+          <w:szCs w:val="28"/>
+          <w:rtl w:val="0"/>
+        </w:rPr>
+        <w:t xml:space="preserve"> Beyond merely counting squats, the system is capable of offering real-time </w:t>
+      </w:r>
+    </w:p>
+    <w:p>
+      <w:pPr>
+        <w:spacing w:after="240" w:before="240" w:lineRule="auto"/>
+        <w:rPr>
+          <w:sz w:val="28"/>
+          <w:szCs w:val="28"/>
+        </w:rPr>
+      </w:pPr>
+      <w:r>
+        <w:rPr>
+          <w:sz w:val="28"/>
+          <w:szCs w:val="28"/>
+          <w:rtl w:val="0"/>
+        </w:rPr>
+        <w:t xml:space="preserve">feedback, helping users identify potential form issues and reduce the </w:t>
+      </w:r>
+    </w:p>
+    <w:p>
+      <w:pPr>
+        <w:spacing w:after="240" w:before="240" w:lineRule="auto"/>
+        <w:rPr>
+          <w:sz w:val="28"/>
+          <w:szCs w:val="28"/>
+        </w:rPr>
+      </w:pPr>
+      <w:r>
+        <w:rPr>
+          <w:sz w:val="28"/>
+          <w:szCs w:val="28"/>
+          <w:rtl w:val="0"/>
+        </w:rPr>
+        <w:t xml:space="preserve">risk of injury. With its ability to operate in various </w:t>
+      </w:r>
+    </w:p>
+    <w:p>
+      <w:pPr>
+        <w:spacing w:after="240" w:before="240" w:lineRule="auto"/>
+        <w:rPr>
+          <w:sz w:val="28"/>
+          <w:szCs w:val="28"/>
+        </w:rPr>
+      </w:pPr>
+      <w:r>
+        <w:rPr>
+          <w:sz w:val="28"/>
+          <w:szCs w:val="28"/>
+          <w:rtl w:val="0"/>
+        </w:rPr>
+        <w:t xml:space="preserve">environments—whether at home, the gym, or outdoors—the SQUAT </w:t>
+      </w:r>
+    </w:p>
+    <w:p>
+      <w:pPr>
+        <w:spacing w:after="240" w:before="240" w:lineRule="auto"/>
+        <w:rPr>
+          <w:sz w:val="28"/>
+          <w:szCs w:val="28"/>
+        </w:rPr>
+      </w:pPr>
+      <w:r>
+        <w:rPr>
+          <w:sz w:val="28"/>
+          <w:szCs w:val="28"/>
+          <w:rtl w:val="0"/>
+        </w:rPr>
+        <w:t xml:space="preserve">COUNTER project demonstrates the potential of AI in revolutionizion</w:t>
+      </w:r>
+    </w:p>
+    <w:p>
+      <w:pPr>
+        <w:spacing w:after="240" w:before="240" w:lineRule="auto"/>
+        <w:rPr>
+          <w:sz w:val="28"/>
+          <w:szCs w:val="28"/>
+        </w:rPr>
+      </w:pPr>
+      <w:r>
+        <w:rPr>
+          <w:sz w:val="28"/>
+          <w:szCs w:val="28"/>
+          <w:rtl w:val="0"/>
+        </w:rPr>
+        <w:t xml:space="preserve">personal fitness and health monitoring.</w:t>
+      </w:r>
+    </w:p>
+    <w:p>
+      <w:pPr>
+        <w:spacing w:after="240" w:before="240" w:lineRule="auto"/>
+        <w:rPr>
+          <w:sz w:val="28"/>
+          <w:szCs w:val="28"/>
+        </w:rPr>
+      </w:pPr>
+      <w:r>
+        <w:rPr>
+          <w:sz w:val="28"/>
+          <w:szCs w:val="28"/>
+          <w:rtl w:val="0"/>
+        </w:rPr>
+        <w:t xml:space="preserve">This project aims to bridge the gap between fitness enthusiasts and </w:t>
+      </w:r>
+    </w:p>
+    <w:p>
+      <w:pPr>
+        <w:spacing w:after="240" w:before="240" w:lineRule="auto"/>
+        <w:rPr>
+          <w:sz w:val="28"/>
+          <w:szCs w:val="28"/>
+        </w:rPr>
+      </w:pPr>
+      <w:r>
+        <w:rPr>
+          <w:sz w:val="28"/>
+          <w:szCs w:val="28"/>
+          <w:rtl w:val="0"/>
+        </w:rPr>
+        <w:t xml:space="preserve">cutting-edge technology, offering a user-friendly and accessible solution </w:t>
+      </w:r>
+    </w:p>
+    <w:p>
+      <w:pPr>
+        <w:spacing w:after="240" w:before="240" w:lineRule="auto"/>
+        <w:rPr>
+          <w:sz w:val="28"/>
+          <w:szCs w:val="28"/>
+        </w:rPr>
+      </w:pPr>
+      <w:r>
+        <w:rPr>
+          <w:sz w:val="28"/>
+          <w:szCs w:val="28"/>
+          <w:rtl w:val="0"/>
+        </w:rPr>
+        <w:t xml:space="preserve">for tracking and improving physical activity.</w:t>
       </w:r>
     </w:p>
     <w:p>
       <w:pPr>
         <w:pStyle w:val="Heading1"/>
-        <w:rPr/>
-      </w:pPr>
-      <w:r>
-        <w:rPr>
+        <w:rPr>
+          <w:sz w:val="48"/>
+          <w:szCs w:val="48"/>
+        </w:rPr>
+      </w:pPr>
+      <w:r>
+        <w:rPr>
+          <w:sz w:val="48"/>
+          <w:szCs w:val="48"/>
           <w:rtl w:val="0"/>
         </w:rPr>
         <w:t xml:space="preserve">2. Team Roles</w:t>
@@ -124,10 +2415,15 @@
           <w:tcPr/>
           <w:p>
             <w:pPr>
-              <w:rPr/>
+              <w:rPr>
+                <w:sz w:val="28"/>
+                <w:szCs w:val="28"/>
+              </w:rPr>
             </w:pPr>
             <w:r>
               <w:rPr>
+                <w:sz w:val="28"/>
+                <w:szCs w:val="28"/>
                 <w:rtl w:val="0"/>
               </w:rPr>
               <w:t xml:space="preserve">Role</w:t>
@@ -138,10 +2434,15 @@
           <w:tcPr/>
           <w:p>
             <w:pPr>
-              <w:rPr/>
+              <w:rPr>
+                <w:sz w:val="28"/>
+                <w:szCs w:val="28"/>
+              </w:rPr>
             </w:pPr>
             <w:r>
               <w:rPr>
+                <w:sz w:val="28"/>
+                <w:szCs w:val="28"/>
                 <w:rtl w:val="0"/>
               </w:rPr>
               <w:t xml:space="preserve">Role Description</w:t>
@@ -152,10 +2453,15 @@
           <w:tcPr/>
           <w:p>
             <w:pPr>
-              <w:rPr/>
+              <w:rPr>
+                <w:sz w:val="28"/>
+                <w:szCs w:val="28"/>
+              </w:rPr>
             </w:pPr>
             <w:r>
               <w:rPr>
+                <w:sz w:val="28"/>
+                <w:szCs w:val="28"/>
                 <w:rtl w:val="0"/>
               </w:rPr>
               <w:t xml:space="preserve">Team Member Name</w:t>
@@ -172,10 +2478,15 @@
           <w:tcPr/>
           <w:p>
             <w:pPr>
-              <w:rPr/>
+              <w:rPr>
+                <w:sz w:val="28"/>
+                <w:szCs w:val="28"/>
+              </w:rPr>
             </w:pPr>
             <w:r>
               <w:rPr>
+                <w:sz w:val="28"/>
+                <w:szCs w:val="28"/>
                 <w:rtl w:val="0"/>
               </w:rPr>
               <w:t xml:space="preserve">Project Manager</w:t>
@@ -186,10 +2497,15 @@
           <w:tcPr/>
           <w:p>
             <w:pPr>
-              <w:rPr/>
+              <w:rPr>
+                <w:sz w:val="28"/>
+                <w:szCs w:val="28"/>
+              </w:rPr>
             </w:pPr>
             <w:r>
               <w:rPr>
+                <w:sz w:val="28"/>
+                <w:szCs w:val="28"/>
                 <w:rtl w:val="0"/>
               </w:rPr>
               <w:t xml:space="preserve">Oversaw the entire project and coordinated team efforts</w:t>
@@ -200,10 +2516,15 @@
           <w:tcPr/>
           <w:p>
             <w:pPr>
-              <w:rPr/>
+              <w:rPr>
+                <w:sz w:val="28"/>
+                <w:szCs w:val="28"/>
+              </w:rPr>
             </w:pPr>
             <w:r>
               <w:rPr>
+                <w:sz w:val="28"/>
+                <w:szCs w:val="28"/>
                 <w:rtl w:val="0"/>
               </w:rPr>
               <w:t xml:space="preserve">Shreya Chaurasia</w:t>
@@ -220,10 +2541,15 @@
           <w:tcPr/>
           <w:p>
             <w:pPr>
-              <w:rPr/>
+              <w:rPr>
+                <w:sz w:val="28"/>
+                <w:szCs w:val="28"/>
+              </w:rPr>
             </w:pPr>
             <w:r>
               <w:rPr>
+                <w:sz w:val="28"/>
+                <w:szCs w:val="28"/>
                 <w:rtl w:val="0"/>
               </w:rPr>
               <w:t xml:space="preserve">Logbook Maintainer</w:t>
@@ -234,10 +2560,15 @@
           <w:tcPr/>
           <w:p>
             <w:pPr>
-              <w:rPr/>
+              <w:rPr>
+                <w:sz w:val="28"/>
+                <w:szCs w:val="28"/>
+              </w:rPr>
             </w:pPr>
             <w:r>
               <w:rPr>
+                <w:sz w:val="28"/>
+                <w:szCs w:val="28"/>
                 <w:rtl w:val="0"/>
               </w:rPr>
               <w:t xml:space="preserve">Recorded and organized project progress</w:t>
@@ -248,10 +2579,15 @@
           <w:tcPr/>
           <w:p>
             <w:pPr>
-              <w:rPr/>
+              <w:rPr>
+                <w:sz w:val="28"/>
+                <w:szCs w:val="28"/>
+              </w:rPr>
             </w:pPr>
             <w:r>
               <w:rPr>
+                <w:sz w:val="28"/>
+                <w:szCs w:val="28"/>
                 <w:rtl w:val="0"/>
               </w:rPr>
               <w:t xml:space="preserve">Akshay</w:t>
@@ -268,10 +2604,15 @@
           <w:tcPr/>
           <w:p>
             <w:pPr>
-              <w:rPr/>
+              <w:rPr>
+                <w:sz w:val="28"/>
+                <w:szCs w:val="28"/>
+              </w:rPr>
             </w:pPr>
             <w:r>
               <w:rPr>
+                <w:sz w:val="28"/>
+                <w:szCs w:val="28"/>
                 <w:rtl w:val="0"/>
               </w:rPr>
               <w:t xml:space="preserve">Director of Video Presentation</w:t>
@@ -282,10 +2623,15 @@
           <w:tcPr/>
           <w:p>
             <w:pPr>
-              <w:rPr/>
+              <w:rPr>
+                <w:sz w:val="28"/>
+                <w:szCs w:val="28"/>
+              </w:rPr>
             </w:pPr>
             <w:r>
               <w:rPr>
+                <w:sz w:val="28"/>
+                <w:szCs w:val="28"/>
                 <w:rtl w:val="0"/>
               </w:rPr>
               <w:t xml:space="preserve">Managed the video creation process</w:t>
@@ -296,10 +2642,15 @@
           <w:tcPr/>
           <w:p>
             <w:pPr>
-              <w:rPr/>
+              <w:rPr>
+                <w:sz w:val="28"/>
+                <w:szCs w:val="28"/>
+              </w:rPr>
             </w:pPr>
             <w:r>
               <w:rPr>
+                <w:sz w:val="28"/>
+                <w:szCs w:val="28"/>
                 <w:rtl w:val="0"/>
               </w:rPr>
               <w:t xml:space="preserve">Satvik &amp; Tejas</w:t>
@@ -316,10 +2667,15 @@
           <w:tcPr/>
           <w:p>
             <w:pPr>
-              <w:rPr/>
+              <w:rPr>
+                <w:sz w:val="28"/>
+                <w:szCs w:val="28"/>
+              </w:rPr>
             </w:pPr>
             <w:r>
               <w:rPr>
+                <w:sz w:val="28"/>
+                <w:szCs w:val="28"/>
                 <w:rtl w:val="0"/>
               </w:rPr>
               <w:t xml:space="preserve">Website Designer</w:t>
@@ -330,10 +2686,15 @@
           <w:tcPr/>
           <w:p>
             <w:pPr>
-              <w:rPr/>
+              <w:rPr>
+                <w:sz w:val="28"/>
+                <w:szCs w:val="28"/>
+              </w:rPr>
             </w:pPr>
             <w:r>
               <w:rPr>
+                <w:sz w:val="28"/>
+                <w:szCs w:val="28"/>
                 <w:rtl w:val="0"/>
               </w:rPr>
               <w:t xml:space="preserve">Designed and updated the project website</w:t>
@@ -344,10 +2705,15 @@
           <w:tcPr/>
           <w:p>
             <w:pPr>
-              <w:rPr/>
+              <w:rPr>
+                <w:sz w:val="28"/>
+                <w:szCs w:val="28"/>
+              </w:rPr>
             </w:pPr>
             <w:r>
               <w:rPr>
+                <w:sz w:val="28"/>
+                <w:szCs w:val="28"/>
                 <w:rtl w:val="0"/>
               </w:rPr>
               <w:t xml:space="preserve">Sparsh </w:t>
@@ -364,10 +2730,15 @@
           <w:tcPr/>
           <w:p>
             <w:pPr>
-              <w:rPr/>
+              <w:rPr>
+                <w:sz w:val="28"/>
+                <w:szCs w:val="28"/>
+              </w:rPr>
             </w:pPr>
             <w:r>
               <w:rPr>
+                <w:sz w:val="28"/>
+                <w:szCs w:val="28"/>
                 <w:rtl w:val="0"/>
               </w:rPr>
               <w:t xml:space="preserve">Code Writer</w:t>
@@ -378,10 +2749,15 @@
           <w:tcPr/>
           <w:p>
             <w:pPr>
-              <w:rPr/>
+              <w:rPr>
+                <w:sz w:val="28"/>
+                <w:szCs w:val="28"/>
+              </w:rPr>
             </w:pPr>
             <w:r>
               <w:rPr>
+                <w:sz w:val="28"/>
+                <w:szCs w:val="28"/>
                 <w:rtl w:val="0"/>
               </w:rPr>
               <w:t xml:space="preserve">Explains the model behind the project.Developed project codebase.</w:t>
@@ -392,10 +2768,15 @@
           <w:tcPr/>
           <w:p>
             <w:pPr>
-              <w:rPr/>
+              <w:rPr>
+                <w:sz w:val="28"/>
+                <w:szCs w:val="28"/>
+              </w:rPr>
             </w:pPr>
             <w:r>
               <w:rPr>
+                <w:sz w:val="28"/>
+                <w:szCs w:val="28"/>
                 <w:rtl w:val="0"/>
               </w:rPr>
               <w:t xml:space="preserve">Prince Pandey </w:t>
@@ -413,15 +2794,36 @@
         <w:rPr>
           <w:rtl w:val="0"/>
         </w:rPr>
+      </w:r>
+    </w:p>
+    <w:p>
+      <w:pPr>
+        <w:pStyle w:val="Heading1"/>
+        <w:rPr>
+          <w:sz w:val="48"/>
+          <w:szCs w:val="48"/>
+        </w:rPr>
+      </w:pPr>
+      <w:r>
+        <w:rPr>
+          <w:sz w:val="48"/>
+          <w:szCs w:val="48"/>
+          <w:rtl w:val="0"/>
+        </w:rPr>
         <w:t xml:space="preserve">3. Project Plan</w:t>
       </w:r>
     </w:p>
     <w:p>
       <w:pPr>
-        <w:rPr/>
-      </w:pPr>
-      <w:r>
-        <w:rPr>
+        <w:rPr>
+          <w:sz w:val="28"/>
+          <w:szCs w:val="28"/>
+        </w:rPr>
+      </w:pPr>
+      <w:r>
+        <w:rPr>
+          <w:sz w:val="28"/>
+          <w:szCs w:val="28"/>
           <w:rtl w:val="0"/>
         </w:rPr>
         <w:t xml:space="preserve">The following is the project plan including planned and actual start/end dates and responsibilities.</w:t>
@@ -430,25 +2832,32 @@
     <w:tbl>
       <w:tblPr>
         <w:tblStyle w:val="Table2"/>
-        <w:tblW w:w="6170.0" w:type="dxa"/>
+        <w:tblW w:w="8630.0" w:type="dxa"/>
         <w:jc w:val="left"/>
-        <w:tblInd w:w="-115.0" w:type="dxa"/>
+        <w:tblBorders>
+          <w:top w:color="000000" w:space="0" w:sz="4" w:val="single"/>
+          <w:left w:color="000000" w:space="0" w:sz="4" w:val="single"/>
+          <w:bottom w:color="000000" w:space="0" w:sz="4" w:val="single"/>
+          <w:right w:color="000000" w:space="0" w:sz="4" w:val="single"/>
+          <w:insideH w:color="000000" w:space="0" w:sz="4" w:val="single"/>
+          <w:insideV w:color="000000" w:space="0" w:sz="4" w:val="single"/>
+        </w:tblBorders>
         <w:tblLayout w:type="fixed"/>
         <w:tblLook w:val="0400"/>
       </w:tblPr>
       <w:tblGrid>
-        <w:gridCol w:w="1234"/>
-        <w:gridCol w:w="1234"/>
-        <w:gridCol w:w="1234"/>
-        <w:gridCol w:w="1234"/>
-        <w:gridCol w:w="1234"/>
+        <w:gridCol w:w="1726"/>
+        <w:gridCol w:w="1726"/>
+        <w:gridCol w:w="1726"/>
+        <w:gridCol w:w="1726"/>
+        <w:gridCol w:w="1726"/>
         <w:tblGridChange w:id="0">
           <w:tblGrid>
-            <w:gridCol w:w="1234"/>
-            <w:gridCol w:w="1234"/>
-            <w:gridCol w:w="1234"/>
-            <w:gridCol w:w="1234"/>
-            <w:gridCol w:w="1234"/>
+            <w:gridCol w:w="1726"/>
+            <w:gridCol w:w="1726"/>
+            <w:gridCol w:w="1726"/>
+            <w:gridCol w:w="1726"/>
+            <w:gridCol w:w="1726"/>
           </w:tblGrid>
         </w:tblGridChange>
       </w:tblGrid>
@@ -461,10 +2870,20 @@
           <w:tcPr/>
           <w:p>
             <w:pPr>
-              <w:rPr/>
+              <w:jc w:val="center"/>
+              <w:rPr>
+                <w:b w:val="1"/>
+                <w:sz w:val="28"/>
+                <w:szCs w:val="28"/>
+                <w:u w:val="single"/>
+              </w:rPr>
             </w:pPr>
             <w:r>
               <w:rPr>
+                <w:b w:val="1"/>
+                <w:sz w:val="28"/>
+                <w:szCs w:val="28"/>
+                <w:u w:val="single"/>
                 <w:rtl w:val="0"/>
               </w:rPr>
               <w:t xml:space="preserve">Phase</w:t>
@@ -475,10 +2894,20 @@
           <w:tcPr/>
           <w:p>
             <w:pPr>
-              <w:rPr/>
+              <w:jc w:val="center"/>
+              <w:rPr>
+                <w:b w:val="1"/>
+                <w:sz w:val="28"/>
+                <w:szCs w:val="28"/>
+                <w:u w:val="single"/>
+              </w:rPr>
             </w:pPr>
             <w:r>
               <w:rPr>
+                <w:b w:val="1"/>
+                <w:sz w:val="28"/>
+                <w:szCs w:val="28"/>
+                <w:u w:val="single"/>
                 <w:rtl w:val="0"/>
               </w:rPr>
               <w:t xml:space="preserve">Task</w:t>
@@ -489,13 +2918,23 @@
           <w:tcPr/>
           <w:p>
             <w:pPr>
-              <w:rPr/>
+              <w:jc w:val="center"/>
+              <w:rPr>
+                <w:b w:val="1"/>
+                <w:sz w:val="28"/>
+                <w:szCs w:val="28"/>
+                <w:u w:val="single"/>
+              </w:rPr>
             </w:pPr>
             <w:r>
               <w:rPr>
+                <w:b w:val="1"/>
+                <w:sz w:val="28"/>
+                <w:szCs w:val="28"/>
+                <w:u w:val="single"/>
                 <w:rtl w:val="0"/>
               </w:rPr>
-              <w:t xml:space="preserve">Planned Start Date</w:t>
+              <w:t xml:space="preserve">Start Date</w:t>
             </w:r>
           </w:p>
         </w:tc>
@@ -503,13 +2942,23 @@
           <w:tcPr/>
           <w:p>
             <w:pPr>
-              <w:rPr/>
+              <w:jc w:val="center"/>
+              <w:rPr>
+                <w:b w:val="1"/>
+                <w:sz w:val="28"/>
+                <w:szCs w:val="28"/>
+                <w:u w:val="single"/>
+              </w:rPr>
             </w:pPr>
             <w:r>
               <w:rPr>
+                <w:b w:val="1"/>
+                <w:sz w:val="28"/>
+                <w:szCs w:val="28"/>
+                <w:u w:val="single"/>
                 <w:rtl w:val="0"/>
               </w:rPr>
-              <w:t xml:space="preserve">Planned End Date</w:t>
+              <w:t xml:space="preserve">End Date</w:t>
             </w:r>
           </w:p>
         </w:tc>
@@ -517,13 +2966,23 @@
           <w:tcPr/>
           <w:p>
             <w:pPr>
-              <w:rPr/>
+              <w:jc w:val="center"/>
+              <w:rPr>
+                <w:b w:val="1"/>
+                <w:sz w:val="28"/>
+                <w:szCs w:val="28"/>
+                <w:u w:val="single"/>
+              </w:rPr>
             </w:pPr>
             <w:r>
               <w:rPr>
+                <w:b w:val="1"/>
+                <w:sz w:val="28"/>
+                <w:szCs w:val="28"/>
+                <w:u w:val="single"/>
                 <w:rtl w:val="0"/>
               </w:rPr>
-              <w:t xml:space="preserve">Who is Responsible</w:t>
+              <w:t xml:space="preserve">Responsible Member</w:t>
             </w:r>
           </w:p>
         </w:tc>
@@ -531,16 +2990,22 @@
       <w:tr>
         <w:trPr>
           <w:cantSplit w:val="0"/>
+          <w:trHeight w:val="710" w:hRule="atLeast"/>
           <w:tblHeader w:val="0"/>
         </w:trPr>
         <w:tc>
           <w:tcPr/>
           <w:p>
             <w:pPr>
-              <w:rPr/>
+              <w:rPr>
+                <w:sz w:val="28"/>
+                <w:szCs w:val="28"/>
+              </w:rPr>
             </w:pPr>
             <w:r>
               <w:rPr>
+                <w:sz w:val="28"/>
+                <w:szCs w:val="28"/>
                 <w:rtl w:val="0"/>
               </w:rPr>
               <w:t xml:space="preserve">Preparing</w:t>
@@ -551,13 +3016,18 @@
           <w:tcPr/>
           <w:p>
             <w:pPr>
-              <w:rPr/>
+              <w:rPr>
+                <w:sz w:val="28"/>
+                <w:szCs w:val="28"/>
+              </w:rPr>
             </w:pPr>
             <w:r>
               <w:rPr>
+                <w:sz w:val="28"/>
+                <w:szCs w:val="28"/>
                 <w:rtl w:val="0"/>
               </w:rPr>
-              <w:t xml:space="preserve">Team meetings, coursework</w:t>
+              <w:t xml:space="preserve">Team meeting, coursed work</w:t>
             </w:r>
           </w:p>
         </w:tc>
@@ -565,10 +3035,15 @@
           <w:tcPr/>
           <w:p>
             <w:pPr>
-              <w:rPr/>
+              <w:rPr>
+                <w:sz w:val="28"/>
+                <w:szCs w:val="28"/>
+              </w:rPr>
             </w:pPr>
             <w:r>
               <w:rPr>
+                <w:sz w:val="28"/>
+                <w:szCs w:val="28"/>
                 <w:rtl w:val="0"/>
               </w:rPr>
               <w:t xml:space="preserve">12 August</w:t>
@@ -579,13 +3054,18 @@
           <w:tcPr/>
           <w:p>
             <w:pPr>
-              <w:rPr/>
+              <w:rPr>
+                <w:sz w:val="28"/>
+                <w:szCs w:val="28"/>
+              </w:rPr>
             </w:pPr>
             <w:r>
               <w:rPr>
+                <w:sz w:val="28"/>
+                <w:szCs w:val="28"/>
                 <w:rtl w:val="0"/>
               </w:rPr>
-              <w:t xml:space="preserve">14 August </w:t>
+              <w:t xml:space="preserve">14 August</w:t>
             </w:r>
           </w:p>
         </w:tc>
@@ -593,13 +3073,18 @@
           <w:tcPr/>
           <w:p>
             <w:pPr>
-              <w:rPr/>
+              <w:rPr>
+                <w:sz w:val="28"/>
+                <w:szCs w:val="28"/>
+              </w:rPr>
             </w:pPr>
             <w:r>
               <w:rPr>
+                <w:sz w:val="28"/>
+                <w:szCs w:val="28"/>
                 <w:rtl w:val="0"/>
               </w:rPr>
-              <w:t xml:space="preserve">All Members</w:t>
+              <w:t xml:space="preserve">All members</w:t>
             </w:r>
           </w:p>
         </w:tc>
@@ -607,19 +3092,25 @@
       <w:tr>
         <w:trPr>
           <w:cantSplit w:val="0"/>
+          <w:trHeight w:val="710" w:hRule="atLeast"/>
           <w:tblHeader w:val="0"/>
         </w:trPr>
         <w:tc>
           <w:tcPr/>
           <w:p>
             <w:pPr>
-              <w:rPr/>
+              <w:rPr>
+                <w:sz w:val="28"/>
+                <w:szCs w:val="28"/>
+              </w:rPr>
             </w:pPr>
             <w:r>
               <w:rPr>
+                <w:sz w:val="28"/>
+                <w:szCs w:val="28"/>
                 <w:rtl w:val="0"/>
               </w:rPr>
-              <w:t xml:space="preserve">Defining the Problem</w:t>
+              <w:t xml:space="preserve">Defining the problem</w:t>
             </w:r>
           </w:p>
         </w:tc>
@@ -627,10 +3118,15 @@
           <w:tcPr/>
           <w:p>
             <w:pPr>
-              <w:rPr/>
+              <w:rPr>
+                <w:sz w:val="28"/>
+                <w:szCs w:val="28"/>
+              </w:rPr>
             </w:pPr>
             <w:r>
               <w:rPr>
+                <w:sz w:val="28"/>
+                <w:szCs w:val="28"/>
                 <w:rtl w:val="0"/>
               </w:rPr>
               <w:t xml:space="preserve">Research &amp; brainstorming</w:t>
@@ -641,13 +3137,18 @@
           <w:tcPr/>
           <w:p>
             <w:pPr>
-              <w:rPr/>
+              <w:rPr>
+                <w:sz w:val="28"/>
+                <w:szCs w:val="28"/>
+              </w:rPr>
             </w:pPr>
             <w:r>
               <w:rPr>
+                <w:sz w:val="28"/>
+                <w:szCs w:val="28"/>
                 <w:rtl w:val="0"/>
               </w:rPr>
-              <w:t xml:space="preserve">15 August </w:t>
+              <w:t xml:space="preserve">15 August</w:t>
             </w:r>
           </w:p>
         </w:tc>
@@ -655,13 +3156,18 @@
           <w:tcPr/>
           <w:p>
             <w:pPr>
-              <w:rPr/>
+              <w:rPr>
+                <w:sz w:val="28"/>
+                <w:szCs w:val="28"/>
+              </w:rPr>
             </w:pPr>
             <w:r>
               <w:rPr>
+                <w:sz w:val="28"/>
+                <w:szCs w:val="28"/>
                 <w:rtl w:val="0"/>
               </w:rPr>
-              <w:t xml:space="preserve">17 August </w:t>
+              <w:t xml:space="preserve">17 August</w:t>
             </w:r>
           </w:p>
         </w:tc>
@@ -669,13 +3175,18 @@
           <w:tcPr/>
           <w:p>
             <w:pPr>
-              <w:rPr/>
+              <w:rPr>
+                <w:sz w:val="28"/>
+                <w:szCs w:val="28"/>
+              </w:rPr>
             </w:pPr>
             <w:r>
               <w:rPr>
+                <w:sz w:val="28"/>
+                <w:szCs w:val="28"/>
                 <w:rtl w:val="0"/>
               </w:rPr>
-              <w:t xml:space="preserve">Prince Pandey </w:t>
+              <w:t xml:space="preserve">Prince Pandey</w:t>
             </w:r>
           </w:p>
         </w:tc>
@@ -683,16 +3194,22 @@
       <w:tr>
         <w:trPr>
           <w:cantSplit w:val="0"/>
+          <w:trHeight w:val="710" w:hRule="atLeast"/>
           <w:tblHeader w:val="0"/>
         </w:trPr>
         <w:tc>
           <w:tcPr/>
           <w:p>
             <w:pPr>
-              <w:rPr/>
+              <w:rPr>
+                <w:sz w:val="28"/>
+                <w:szCs w:val="28"/>
+              </w:rPr>
             </w:pPr>
             <w:r>
               <w:rPr>
+                <w:sz w:val="28"/>
+                <w:szCs w:val="28"/>
                 <w:rtl w:val="0"/>
               </w:rPr>
               <w:t xml:space="preserve">Collecting Data</w:t>
@@ -703,10 +3220,15 @@
           <w:tcPr/>
           <w:p>
             <w:pPr>
-              <w:rPr/>
+              <w:rPr>
+                <w:sz w:val="28"/>
+                <w:szCs w:val="28"/>
+              </w:rPr>
             </w:pPr>
             <w:r>
               <w:rPr>
+                <w:sz w:val="28"/>
+                <w:szCs w:val="28"/>
                 <w:rtl w:val="0"/>
               </w:rPr>
               <w:t xml:space="preserve">Gathering resources</w:t>
@@ -717,13 +3239,18 @@
           <w:tcPr/>
           <w:p>
             <w:pPr>
-              <w:rPr/>
+              <w:rPr>
+                <w:sz w:val="28"/>
+                <w:szCs w:val="28"/>
+              </w:rPr>
             </w:pPr>
             <w:r>
               <w:rPr>
+                <w:sz w:val="28"/>
+                <w:szCs w:val="28"/>
                 <w:rtl w:val="0"/>
               </w:rPr>
-              <w:t xml:space="preserve">18 August </w:t>
+              <w:t xml:space="preserve">18 August</w:t>
             </w:r>
           </w:p>
         </w:tc>
@@ -731,13 +3258,18 @@
           <w:tcPr/>
           <w:p>
             <w:pPr>
-              <w:rPr/>
+              <w:rPr>
+                <w:sz w:val="28"/>
+                <w:szCs w:val="28"/>
+              </w:rPr>
             </w:pPr>
             <w:r>
               <w:rPr>
+                <w:sz w:val="28"/>
+                <w:szCs w:val="28"/>
                 <w:rtl w:val="0"/>
               </w:rPr>
-              <w:t xml:space="preserve">20 August </w:t>
+              <w:t xml:space="preserve">20 August</w:t>
             </w:r>
           </w:p>
         </w:tc>
@@ -745,13 +3277,18 @@
           <w:tcPr/>
           <w:p>
             <w:pPr>
-              <w:rPr/>
+              <w:rPr>
+                <w:sz w:val="28"/>
+                <w:szCs w:val="28"/>
+              </w:rPr>
             </w:pPr>
             <w:r>
               <w:rPr>
+                <w:sz w:val="28"/>
+                <w:szCs w:val="28"/>
                 <w:rtl w:val="0"/>
               </w:rPr>
-              <w:t xml:space="preserve">Google</w:t>
+              <w:t xml:space="preserve">Akshay Soni</w:t>
             </w:r>
           </w:p>
         </w:tc>
@@ -759,16 +3296,22 @@
       <w:tr>
         <w:trPr>
           <w:cantSplit w:val="0"/>
+          <w:trHeight w:val="710" w:hRule="atLeast"/>
           <w:tblHeader w:val="0"/>
         </w:trPr>
         <w:tc>
           <w:tcPr/>
           <w:p>
             <w:pPr>
-              <w:rPr/>
+              <w:rPr>
+                <w:sz w:val="28"/>
+                <w:szCs w:val="28"/>
+              </w:rPr>
             </w:pPr>
             <w:r>
               <w:rPr>
+                <w:sz w:val="28"/>
+                <w:szCs w:val="28"/>
                 <w:rtl w:val="0"/>
               </w:rPr>
               <w:t xml:space="preserve">Building Prototype</w:t>
@@ -779,10 +3322,15 @@
           <w:tcPr/>
           <w:p>
             <w:pPr>
-              <w:rPr/>
+              <w:rPr>
+                <w:sz w:val="28"/>
+                <w:szCs w:val="28"/>
+              </w:rPr>
             </w:pPr>
             <w:r>
               <w:rPr>
+                <w:sz w:val="28"/>
+                <w:szCs w:val="28"/>
                 <w:rtl w:val="0"/>
               </w:rPr>
               <w:t xml:space="preserve">Model development</w:t>
@@ -793,13 +3341,18 @@
           <w:tcPr/>
           <w:p>
             <w:pPr>
-              <w:rPr/>
+              <w:rPr>
+                <w:sz w:val="28"/>
+                <w:szCs w:val="28"/>
+              </w:rPr>
             </w:pPr>
             <w:r>
               <w:rPr>
+                <w:sz w:val="28"/>
+                <w:szCs w:val="28"/>
                 <w:rtl w:val="0"/>
               </w:rPr>
-              <w:t xml:space="preserve">21 August </w:t>
+              <w:t xml:space="preserve">21 August</w:t>
             </w:r>
           </w:p>
         </w:tc>
@@ -807,13 +3360,18 @@
           <w:tcPr/>
           <w:p>
             <w:pPr>
-              <w:rPr/>
+              <w:rPr>
+                <w:sz w:val="28"/>
+                <w:szCs w:val="28"/>
+              </w:rPr>
             </w:pPr>
             <w:r>
               <w:rPr>
+                <w:sz w:val="28"/>
+                <w:szCs w:val="28"/>
                 <w:rtl w:val="0"/>
               </w:rPr>
-              <w:t xml:space="preserve">23 August </w:t>
+              <w:t xml:space="preserve">23 August</w:t>
             </w:r>
           </w:p>
         </w:tc>
@@ -821,13 +3379,18 @@
           <w:tcPr/>
           <w:p>
             <w:pPr>
-              <w:rPr/>
+              <w:rPr>
+                <w:sz w:val="28"/>
+                <w:szCs w:val="28"/>
+              </w:rPr>
             </w:pPr>
             <w:r>
               <w:rPr>
+                <w:sz w:val="28"/>
+                <w:szCs w:val="28"/>
                 <w:rtl w:val="0"/>
               </w:rPr>
-              <w:t xml:space="preserve">Prince Pandey </w:t>
+              <w:t xml:space="preserve">Prince Pandey</w:t>
             </w:r>
           </w:p>
         </w:tc>
@@ -835,16 +3398,22 @@
       <w:tr>
         <w:trPr>
           <w:cantSplit w:val="0"/>
+          <w:trHeight w:val="503" w:hRule="atLeast"/>
           <w:tblHeader w:val="0"/>
         </w:trPr>
         <w:tc>
           <w:tcPr/>
           <w:p>
             <w:pPr>
-              <w:rPr/>
+              <w:rPr>
+                <w:sz w:val="28"/>
+                <w:szCs w:val="28"/>
+              </w:rPr>
             </w:pPr>
             <w:r>
               <w:rPr>
+                <w:sz w:val="28"/>
+                <w:szCs w:val="28"/>
                 <w:rtl w:val="0"/>
               </w:rPr>
               <w:t xml:space="preserve">Testing</w:t>
@@ -855,10 +3424,15 @@
           <w:tcPr/>
           <w:p>
             <w:pPr>
-              <w:rPr/>
+              <w:rPr>
+                <w:sz w:val="28"/>
+                <w:szCs w:val="28"/>
+              </w:rPr>
             </w:pPr>
             <w:r>
               <w:rPr>
+                <w:sz w:val="28"/>
+                <w:szCs w:val="28"/>
                 <w:rtl w:val="0"/>
               </w:rPr>
               <w:t xml:space="preserve">User testing</w:t>
@@ -869,13 +3443,18 @@
           <w:tcPr/>
           <w:p>
             <w:pPr>
-              <w:rPr/>
+              <w:rPr>
+                <w:sz w:val="28"/>
+                <w:szCs w:val="28"/>
+              </w:rPr>
             </w:pPr>
             <w:r>
               <w:rPr>
+                <w:sz w:val="28"/>
+                <w:szCs w:val="28"/>
                 <w:rtl w:val="0"/>
               </w:rPr>
-              <w:t xml:space="preserve">24 August </w:t>
+              <w:t xml:space="preserve">24 August</w:t>
             </w:r>
           </w:p>
         </w:tc>
@@ -883,13 +3462,18 @@
           <w:tcPr/>
           <w:p>
             <w:pPr>
-              <w:rPr/>
+              <w:rPr>
+                <w:sz w:val="28"/>
+                <w:szCs w:val="28"/>
+              </w:rPr>
             </w:pPr>
             <w:r>
               <w:rPr>
+                <w:sz w:val="28"/>
+                <w:szCs w:val="28"/>
                 <w:rtl w:val="0"/>
               </w:rPr>
-              <w:t xml:space="preserve">25 August </w:t>
+              <w:t xml:space="preserve">25 August</w:t>
             </w:r>
           </w:p>
         </w:tc>
@@ -897,13 +3481,18 @@
           <w:tcPr/>
           <w:p>
             <w:pPr>
-              <w:rPr/>
+              <w:rPr>
+                <w:sz w:val="28"/>
+                <w:szCs w:val="28"/>
+              </w:rPr>
             </w:pPr>
             <w:r>
               <w:rPr>
+                <w:sz w:val="28"/>
+                <w:szCs w:val="28"/>
                 <w:rtl w:val="0"/>
               </w:rPr>
-              <w:t xml:space="preserve">All Members</w:t>
+              <w:t xml:space="preserve">All members</w:t>
             </w:r>
           </w:p>
         </w:tc>
@@ -911,19 +3500,25 @@
       <w:tr>
         <w:trPr>
           <w:cantSplit w:val="0"/>
+          <w:trHeight w:val="953" w:hRule="atLeast"/>
           <w:tblHeader w:val="0"/>
         </w:trPr>
         <w:tc>
           <w:tcPr/>
           <w:p>
             <w:pPr>
-              <w:rPr/>
+              <w:rPr>
+                <w:sz w:val="28"/>
+                <w:szCs w:val="28"/>
+              </w:rPr>
             </w:pPr>
             <w:r>
               <w:rPr>
+                <w:sz w:val="28"/>
+                <w:szCs w:val="28"/>
                 <w:rtl w:val="0"/>
               </w:rPr>
-              <w:t xml:space="preserve">Video Presentation</w:t>
+              <w:t xml:space="preserve">Video Presentation </w:t>
             </w:r>
           </w:p>
         </w:tc>
@@ -931,10 +3526,15 @@
           <w:tcPr/>
           <w:p>
             <w:pPr>
-              <w:rPr/>
+              <w:rPr>
+                <w:sz w:val="28"/>
+                <w:szCs w:val="28"/>
+              </w:rPr>
             </w:pPr>
             <w:r>
               <w:rPr>
+                <w:sz w:val="28"/>
+                <w:szCs w:val="28"/>
                 <w:rtl w:val="0"/>
               </w:rPr>
               <w:t xml:space="preserve">Script and video creation</w:t>
@@ -945,13 +3545,18 @@
           <w:tcPr/>
           <w:p>
             <w:pPr>
-              <w:rPr/>
+              <w:rPr>
+                <w:sz w:val="28"/>
+                <w:szCs w:val="28"/>
+              </w:rPr>
             </w:pPr>
             <w:r>
               <w:rPr>
+                <w:sz w:val="28"/>
+                <w:szCs w:val="28"/>
                 <w:rtl w:val="0"/>
               </w:rPr>
-              <w:t xml:space="preserve">27 August </w:t>
+              <w:t xml:space="preserve">27 August</w:t>
             </w:r>
           </w:p>
         </w:tc>
@@ -959,13 +3564,18 @@
           <w:tcPr/>
           <w:p>
             <w:pPr>
-              <w:rPr/>
+              <w:rPr>
+                <w:sz w:val="28"/>
+                <w:szCs w:val="28"/>
+              </w:rPr>
             </w:pPr>
             <w:r>
               <w:rPr>
+                <w:sz w:val="28"/>
+                <w:szCs w:val="28"/>
                 <w:rtl w:val="0"/>
               </w:rPr>
-              <w:t xml:space="preserve">29 August </w:t>
+              <w:t xml:space="preserve">29 August</w:t>
             </w:r>
           </w:p>
         </w:tc>
@@ -973,10 +3583,15 @@
           <w:tcPr/>
           <w:p>
             <w:pPr>
-              <w:rPr/>
+              <w:rPr>
+                <w:sz w:val="28"/>
+                <w:szCs w:val="28"/>
+              </w:rPr>
             </w:pPr>
             <w:r>
               <w:rPr>
+                <w:sz w:val="28"/>
+                <w:szCs w:val="28"/>
                 <w:rtl w:val="0"/>
               </w:rPr>
               <w:t xml:space="preserve">Satvik &amp; Tejas</w:t>
@@ -987,6 +3602,19 @@
     </w:tbl>
     <w:p>
       <w:pPr>
+        <w:rPr>
+          <w:sz w:val="28"/>
+          <w:szCs w:val="28"/>
+        </w:rPr>
+      </w:pPr>
+      <w:r>
+        <w:rPr>
+          <w:rtl w:val="0"/>
+        </w:rPr>
+      </w:r>
+    </w:p>
+    <w:p>
+      <w:pPr>
         <w:pStyle w:val="Heading1"/>
         <w:rPr/>
       </w:pPr>
@@ -994,29 +3622,438 @@
         <w:rPr>
           <w:rtl w:val="0"/>
         </w:rPr>
-        <w:t xml:space="preserve">4. Problem Definition</w:t>
-      </w:r>
-    </w:p>
-    <w:p>
-      <w:pPr>
-        <w:rPr/>
-      </w:pPr>
-      <w:r>
-        <w:rPr>
-          <w:rtl w:val="0"/>
-        </w:rPr>
-        <w:t xml:space="preserve">Local Problem: Lack of effective ways for users to track their squats without expensive fitness equipment.</w:t>
-      </w:r>
-    </w:p>
-    <w:p>
-      <w:pPr>
-        <w:rPr/>
-      </w:pPr>
-      <w:r>
-        <w:rPr>
-          <w:rtl w:val="0"/>
-        </w:rPr>
-        <w:t xml:space="preserve">Chosen Problem: How can we help fitness enthusiasts track their squats accurately without requiring additional hardware or expensive memberships?</w:t>
+      </w:r>
+    </w:p>
+    <w:p>
+      <w:pPr>
+        <w:pStyle w:val="Heading1"/>
+        <w:rPr>
+          <w:sz w:val="28"/>
+          <w:szCs w:val="28"/>
+        </w:rPr>
+      </w:pPr>
+      <w:r>
+        <w:rPr>
+          <w:sz w:val="48"/>
+          <w:szCs w:val="48"/>
+          <w:rtl w:val="0"/>
+        </w:rPr>
+        <w:t xml:space="preserve">4. Communication Plan</w:t>
+      </w:r>
+      <w:r>
+        <w:rPr>
+          <w:rtl w:val="0"/>
+        </w:rPr>
+      </w:r>
+    </w:p>
+    <w:p>
+      <w:pPr>
+        <w:rPr>
+          <w:sz w:val="28"/>
+          <w:szCs w:val="28"/>
+        </w:rPr>
+      </w:pPr>
+      <w:r>
+        <w:rPr>
+          <w:rtl w:val="0"/>
+        </w:rPr>
+      </w:r>
+    </w:p>
+    <w:p>
+      <w:pPr>
+        <w:numPr>
+          <w:ilvl w:val="0"/>
+          <w:numId w:val="6"/>
+        </w:numPr>
+        <w:spacing w:after="0" w:lineRule="auto"/>
+        <w:ind w:left="720" w:hanging="360"/>
+        <w:rPr>
+          <w:sz w:val="28"/>
+          <w:szCs w:val="28"/>
+        </w:rPr>
+      </w:pPr>
+      <w:r>
+        <w:rPr>
+          <w:sz w:val="28"/>
+          <w:szCs w:val="28"/>
+          <w:rtl w:val="0"/>
+        </w:rPr>
+        <w:t xml:space="preserve">   Regular in-person meetings are conducted during school hours to facilitate brainstorming, problem-solving, and providing status updates. These sessions create an opportunity for team members to discuss challenges, share ideas, and align on project goals.</w:t>
+      </w:r>
+    </w:p>
+    <w:p>
+      <w:pPr>
+        <w:numPr>
+          <w:ilvl w:val="0"/>
+          <w:numId w:val="6"/>
+        </w:numPr>
+        <w:spacing w:after="0" w:lineRule="auto"/>
+        <w:ind w:left="720" w:hanging="360"/>
+        <w:rPr>
+          <w:sz w:val="28"/>
+          <w:szCs w:val="28"/>
+        </w:rPr>
+      </w:pPr>
+      <w:r>
+        <w:rPr>
+          <w:sz w:val="28"/>
+          <w:szCs w:val="28"/>
+          <w:rtl w:val="0"/>
+        </w:rPr>
+        <w:t xml:space="preserve">   A dedicated WhatsApp group serves as a platform for quick and efficient communication. It is used for task assignments, sharing reminders, and addressing any immediate concerns or updates. This ensures that all team members stay informed and connected.</w:t>
+      </w:r>
+    </w:p>
+    <w:p>
+      <w:pPr>
+        <w:numPr>
+          <w:ilvl w:val="0"/>
+          <w:numId w:val="6"/>
+        </w:numPr>
+        <w:ind w:left="720" w:hanging="360"/>
+        <w:rPr>
+          <w:sz w:val="28"/>
+          <w:szCs w:val="28"/>
+        </w:rPr>
+      </w:pPr>
+      <w:r>
+        <w:rPr>
+          <w:sz w:val="28"/>
+          <w:szCs w:val="28"/>
+          <w:rtl w:val="0"/>
+        </w:rPr>
+        <w:t xml:space="preserve">   The team leverages collaborative tools such as Google Docs, Google Sheets, and Google Drive for document sharing and real-time contributions. These tools allow team members to work together seamlessly, regardless of their physical location, fostering a more efficient and productive workflow.</w:t>
+      </w:r>
+    </w:p>
+    <w:p>
+      <w:pPr>
+        <w:rPr>
+          <w:b w:val="1"/>
+          <w:sz w:val="28"/>
+          <w:szCs w:val="28"/>
+        </w:rPr>
+      </w:pPr>
+      <w:r>
+        <w:rPr>
+          <w:b w:val="1"/>
+          <w:sz w:val="28"/>
+          <w:szCs w:val="28"/>
+          <w:rtl w:val="0"/>
+        </w:rPr>
+        <w:t xml:space="preserve">  4.2 Frequency Of Meetings</w:t>
+      </w:r>
+    </w:p>
+    <w:p>
+      <w:pPr>
+        <w:keepNext w:val="0"/>
+        <w:keepLines w:val="0"/>
+        <w:pageBreakBefore w:val="0"/>
+        <w:widowControl w:val="1"/>
+        <w:numPr>
+          <w:ilvl w:val="0"/>
+          <w:numId w:val="5"/>
+        </w:numPr>
+        <w:pBdr>
+          <w:top w:space="0" w:sz="0" w:val="nil"/>
+          <w:left w:space="0" w:sz="0" w:val="nil"/>
+          <w:bottom w:space="0" w:sz="0" w:val="nil"/>
+          <w:right w:space="0" w:sz="0" w:val="nil"/>
+          <w:between w:space="0" w:sz="0" w:val="nil"/>
+        </w:pBdr>
+        <w:shd w:fill="auto" w:val="clear"/>
+        <w:spacing w:after="0" w:before="0" w:line="276" w:lineRule="auto"/>
+        <w:ind w:left="990" w:right="0" w:hanging="360"/>
+        <w:jc w:val="left"/>
+        <w:rPr>
+          <w:b w:val="0"/>
+          <w:i w:val="0"/>
+          <w:smallCaps w:val="0"/>
+          <w:strike w:val="0"/>
+          <w:color w:val="000000"/>
+          <w:sz w:val="28"/>
+          <w:szCs w:val="28"/>
+          <w:shd w:fill="auto" w:val="clear"/>
+          <w:vertAlign w:val="baseline"/>
+        </w:rPr>
+      </w:pPr>
+      <w:r>
+        <w:rPr>
+          <w:rFonts w:ascii="Cambria" w:cs="Cambria" w:eastAsia="Cambria" w:hAnsi="Cambria"/>
+          <w:b w:val="0"/>
+          <w:i w:val="0"/>
+          <w:smallCaps w:val="0"/>
+          <w:strike w:val="0"/>
+          <w:color w:val="000000"/>
+          <w:sz w:val="28"/>
+          <w:szCs w:val="28"/>
+          <w:u w:val="none"/>
+          <w:shd w:fill="auto" w:val="clear"/>
+          <w:vertAlign w:val="baseline"/>
+          <w:rtl w:val="0"/>
+        </w:rPr>
+        <w:t xml:space="preserve">Bi-weekly check-ins for technical and project development updates.</w:t>
+      </w:r>
+      <w:r>
+        <w:rPr>
+          <w:rtl w:val="0"/>
+        </w:rPr>
+      </w:r>
+    </w:p>
+    <w:p>
+      <w:pPr>
+        <w:keepNext w:val="0"/>
+        <w:keepLines w:val="0"/>
+        <w:pageBreakBefore w:val="0"/>
+        <w:widowControl w:val="1"/>
+        <w:numPr>
+          <w:ilvl w:val="0"/>
+          <w:numId w:val="5"/>
+        </w:numPr>
+        <w:pBdr>
+          <w:top w:space="0" w:sz="0" w:val="nil"/>
+          <w:left w:space="0" w:sz="0" w:val="nil"/>
+          <w:bottom w:space="0" w:sz="0" w:val="nil"/>
+          <w:right w:space="0" w:sz="0" w:val="nil"/>
+          <w:between w:space="0" w:sz="0" w:val="nil"/>
+        </w:pBdr>
+        <w:shd w:fill="auto" w:val="clear"/>
+        <w:spacing w:after="0" w:before="0" w:line="276" w:lineRule="auto"/>
+        <w:ind w:left="990" w:right="0" w:hanging="360"/>
+        <w:jc w:val="left"/>
+        <w:rPr>
+          <w:b w:val="0"/>
+          <w:i w:val="0"/>
+          <w:smallCaps w:val="0"/>
+          <w:strike w:val="0"/>
+          <w:color w:val="000000"/>
+          <w:sz w:val="28"/>
+          <w:szCs w:val="28"/>
+          <w:shd w:fill="auto" w:val="clear"/>
+          <w:vertAlign w:val="baseline"/>
+        </w:rPr>
+      </w:pPr>
+      <w:r>
+        <w:rPr>
+          <w:rFonts w:ascii="Cambria" w:cs="Cambria" w:eastAsia="Cambria" w:hAnsi="Cambria"/>
+          <w:b w:val="0"/>
+          <w:i w:val="0"/>
+          <w:smallCaps w:val="0"/>
+          <w:strike w:val="0"/>
+          <w:color w:val="000000"/>
+          <w:sz w:val="28"/>
+          <w:szCs w:val="28"/>
+          <w:u w:val="none"/>
+          <w:shd w:fill="auto" w:val="clear"/>
+          <w:vertAlign w:val="baseline"/>
+          <w:rtl w:val="0"/>
+        </w:rPr>
+        <w:t xml:space="preserve">Daily updates through WhatsApp during critical project phases, such as testing and prototyping.</w:t>
+      </w:r>
+      <w:r>
+        <w:rPr>
+          <w:rtl w:val="0"/>
+        </w:rPr>
+      </w:r>
+    </w:p>
+    <w:p>
+      <w:pPr>
+        <w:keepNext w:val="0"/>
+        <w:keepLines w:val="0"/>
+        <w:pageBreakBefore w:val="0"/>
+        <w:widowControl w:val="1"/>
+        <w:pBdr>
+          <w:top w:space="0" w:sz="0" w:val="nil"/>
+          <w:left w:space="0" w:sz="0" w:val="nil"/>
+          <w:bottom w:space="0" w:sz="0" w:val="nil"/>
+          <w:right w:space="0" w:sz="0" w:val="nil"/>
+          <w:between w:space="0" w:sz="0" w:val="nil"/>
+        </w:pBdr>
+        <w:shd w:fill="auto" w:val="clear"/>
+        <w:spacing w:after="200" w:before="0" w:line="276" w:lineRule="auto"/>
+        <w:ind w:left="990" w:right="0" w:firstLine="0"/>
+        <w:jc w:val="left"/>
+        <w:rPr>
+          <w:rFonts w:ascii="Cambria" w:cs="Cambria" w:eastAsia="Cambria" w:hAnsi="Cambria"/>
+          <w:b w:val="0"/>
+          <w:i w:val="0"/>
+          <w:smallCaps w:val="0"/>
+          <w:strike w:val="0"/>
+          <w:color w:val="000000"/>
+          <w:sz w:val="28"/>
+          <w:szCs w:val="28"/>
+          <w:u w:val="none"/>
+          <w:shd w:fill="auto" w:val="clear"/>
+          <w:vertAlign w:val="baseline"/>
+        </w:rPr>
+      </w:pPr>
+      <w:r>
+        <w:rPr>
+          <w:rtl w:val="0"/>
+        </w:rPr>
+      </w:r>
+    </w:p>
+    <w:p>
+      <w:pPr>
+        <w:ind w:left="0" w:firstLine="0"/>
+        <w:rPr>
+          <w:b w:val="1"/>
+          <w:sz w:val="28"/>
+          <w:szCs w:val="28"/>
+        </w:rPr>
+      </w:pPr>
+      <w:r>
+        <w:rPr>
+          <w:b w:val="1"/>
+          <w:sz w:val="28"/>
+          <w:szCs w:val="28"/>
+          <w:rtl w:val="0"/>
+        </w:rPr>
+        <w:t xml:space="preserve">4.3 Roles in Document Management</w:t>
+      </w:r>
+    </w:p>
+    <w:p>
+      <w:pPr>
+        <w:keepNext w:val="0"/>
+        <w:keepLines w:val="0"/>
+        <w:pageBreakBefore w:val="0"/>
+        <w:widowControl w:val="1"/>
+        <w:numPr>
+          <w:ilvl w:val="0"/>
+          <w:numId w:val="4"/>
+        </w:numPr>
+        <w:pBdr>
+          <w:top w:space="0" w:sz="0" w:val="nil"/>
+          <w:left w:space="0" w:sz="0" w:val="nil"/>
+          <w:bottom w:space="0" w:sz="0" w:val="nil"/>
+          <w:right w:space="0" w:sz="0" w:val="nil"/>
+          <w:between w:space="0" w:sz="0" w:val="nil"/>
+        </w:pBdr>
+        <w:shd w:fill="auto" w:val="clear"/>
+        <w:spacing w:after="0" w:before="0" w:line="276" w:lineRule="auto"/>
+        <w:ind w:left="1260" w:right="0" w:hanging="360"/>
+        <w:jc w:val="left"/>
+        <w:rPr>
+          <w:b w:val="1"/>
+          <w:i w:val="0"/>
+          <w:smallCaps w:val="0"/>
+          <w:strike w:val="0"/>
+          <w:color w:val="000000"/>
+          <w:sz w:val="28"/>
+          <w:szCs w:val="28"/>
+          <w:shd w:fill="auto" w:val="clear"/>
+          <w:vertAlign w:val="baseline"/>
+        </w:rPr>
+      </w:pPr>
+      <w:r>
+        <w:rPr>
+          <w:rFonts w:ascii="Cambria" w:cs="Cambria" w:eastAsia="Cambria" w:hAnsi="Cambria"/>
+          <w:b w:val="1"/>
+          <w:i w:val="0"/>
+          <w:smallCaps w:val="0"/>
+          <w:strike w:val="0"/>
+          <w:color w:val="000000"/>
+          <w:sz w:val="28"/>
+          <w:szCs w:val="28"/>
+          <w:u w:val="none"/>
+          <w:shd w:fill="auto" w:val="clear"/>
+          <w:vertAlign w:val="baseline"/>
+          <w:rtl w:val="0"/>
+        </w:rPr>
+        <w:t xml:space="preserve">Akshay: </w:t>
+      </w:r>
+      <w:r>
+        <w:rPr>
+          <w:rFonts w:ascii="Cambria" w:cs="Cambria" w:eastAsia="Cambria" w:hAnsi="Cambria"/>
+          <w:b w:val="0"/>
+          <w:i w:val="0"/>
+          <w:smallCaps w:val="0"/>
+          <w:strike w:val="0"/>
+          <w:color w:val="000000"/>
+          <w:sz w:val="28"/>
+          <w:szCs w:val="28"/>
+          <w:u w:val="none"/>
+          <w:shd w:fill="auto" w:val="clear"/>
+          <w:vertAlign w:val="baseline"/>
+          <w:rtl w:val="0"/>
+        </w:rPr>
+        <w:t xml:space="preserve">Maintained shared folders, ensuring each member uploaded their contributions.</w:t>
+      </w:r>
+      <w:r>
+        <w:rPr>
+          <w:rtl w:val="0"/>
+        </w:rPr>
+      </w:r>
+    </w:p>
+    <w:p>
+      <w:pPr>
+        <w:keepNext w:val="0"/>
+        <w:keepLines w:val="0"/>
+        <w:pageBreakBefore w:val="0"/>
+        <w:widowControl w:val="1"/>
+        <w:numPr>
+          <w:ilvl w:val="0"/>
+          <w:numId w:val="4"/>
+        </w:numPr>
+        <w:pBdr>
+          <w:top w:space="0" w:sz="0" w:val="nil"/>
+          <w:left w:space="0" w:sz="0" w:val="nil"/>
+          <w:bottom w:space="0" w:sz="0" w:val="nil"/>
+          <w:right w:space="0" w:sz="0" w:val="nil"/>
+          <w:between w:space="0" w:sz="0" w:val="nil"/>
+        </w:pBdr>
+        <w:shd w:fill="auto" w:val="clear"/>
+        <w:spacing w:after="200" w:before="0" w:line="276" w:lineRule="auto"/>
+        <w:ind w:left="1260" w:right="0" w:hanging="360"/>
+        <w:jc w:val="left"/>
+        <w:rPr>
+          <w:b w:val="1"/>
+          <w:i w:val="0"/>
+          <w:smallCaps w:val="0"/>
+          <w:strike w:val="0"/>
+          <w:color w:val="000000"/>
+          <w:sz w:val="28"/>
+          <w:szCs w:val="28"/>
+          <w:shd w:fill="auto" w:val="clear"/>
+          <w:vertAlign w:val="baseline"/>
+        </w:rPr>
+      </w:pPr>
+      <w:r>
+        <w:rPr>
+          <w:rFonts w:ascii="Cambria" w:cs="Cambria" w:eastAsia="Cambria" w:hAnsi="Cambria"/>
+          <w:b w:val="1"/>
+          <w:i w:val="0"/>
+          <w:smallCaps w:val="0"/>
+          <w:strike w:val="0"/>
+          <w:color w:val="000000"/>
+          <w:sz w:val="28"/>
+          <w:szCs w:val="28"/>
+          <w:u w:val="none"/>
+          <w:shd w:fill="auto" w:val="clear"/>
+          <w:vertAlign w:val="baseline"/>
+          <w:rtl w:val="0"/>
+        </w:rPr>
+        <w:t xml:space="preserve">Prince:</w:t>
+      </w:r>
+      <w:r>
+        <w:rPr>
+          <w:rFonts w:ascii="Cambria" w:cs="Cambria" w:eastAsia="Cambria" w:hAnsi="Cambria"/>
+          <w:b w:val="0"/>
+          <w:i w:val="0"/>
+          <w:smallCaps w:val="0"/>
+          <w:strike w:val="0"/>
+          <w:color w:val="000000"/>
+          <w:sz w:val="28"/>
+          <w:szCs w:val="28"/>
+          <w:u w:val="none"/>
+          <w:shd w:fill="auto" w:val="clear"/>
+          <w:vertAlign w:val="baseline"/>
+          <w:rtl w:val="0"/>
+        </w:rPr>
+        <w:t xml:space="preserve"> Ensured all technical and research-related files were accessible and well-organized.</w:t>
+      </w:r>
+      <w:r>
+        <w:rPr>
+          <w:rtl w:val="0"/>
+        </w:rPr>
       </w:r>
     </w:p>
     <w:p>
@@ -1026,213 +4063,2995 @@
       </w:pPr>
       <w:r>
         <w:rPr>
-          <w:rtl w:val="0"/>
-        </w:rPr>
-        <w:t xml:space="preserve">5. The Users</w:t>
-      </w:r>
-    </w:p>
-    <w:p>
-      <w:pPr>
-        <w:rPr/>
-      </w:pPr>
-      <w:r>
-        <w:rPr>
-          <w:rtl w:val="0"/>
-        </w:rPr>
-        <w:t xml:space="preserve">Who are the users? Fitness enthusiasts who want a simple and affordable way to track their workout progress.</w:t>
-      </w:r>
-    </w:p>
-    <w:p>
-      <w:pPr>
-        <w:rPr/>
-      </w:pPr>
-      <w:r>
-        <w:rPr>
-          <w:rtl w:val="0"/>
-        </w:rPr>
-        <w:t xml:space="preserve">What have we observed? Users often rely on manual counting or expensive devices, which can be inaccurate or inaccessible.</w:t>
+          <w:sz w:val="48"/>
+          <w:szCs w:val="48"/>
+          <w:rtl w:val="0"/>
+        </w:rPr>
+        <w:t xml:space="preserve">5. Problem Definition</w:t>
+      </w:r>
+      <w:r>
+        <w:rPr>
+          <w:rtl w:val="0"/>
+        </w:rPr>
+      </w:r>
+    </w:p>
+    <w:p>
+      <w:pPr>
+        <w:spacing w:after="240" w:before="240" w:lineRule="auto"/>
+        <w:rPr>
+          <w:b w:val="1"/>
+          <w:sz w:val="28"/>
+          <w:szCs w:val="28"/>
+        </w:rPr>
+      </w:pPr>
+      <w:r>
+        <w:rPr>
+          <w:b w:val="1"/>
+          <w:sz w:val="28"/>
+          <w:szCs w:val="28"/>
+          <w:rtl w:val="0"/>
+        </w:rPr>
+        <w:t xml:space="preserve">Local Problem</w:t>
+        <w:br w:type="textWrapping"/>
+      </w:r>
+    </w:p>
+    <w:p>
+      <w:pPr>
+        <w:spacing w:after="240" w:before="240" w:lineRule="auto"/>
+        <w:rPr>
+          <w:sz w:val="28"/>
+          <w:szCs w:val="28"/>
+        </w:rPr>
+      </w:pPr>
+      <w:r>
+        <w:rPr>
+          <w:sz w:val="28"/>
+          <w:szCs w:val="28"/>
+          <w:rtl w:val="0"/>
+        </w:rPr>
+        <w:t xml:space="preserve"> There is a significant lack of accessible and cost-effective methods for </w:t>
+      </w:r>
+    </w:p>
+    <w:p>
+      <w:pPr>
+        <w:spacing w:after="240" w:before="240" w:lineRule="auto"/>
+        <w:rPr>
+          <w:sz w:val="28"/>
+          <w:szCs w:val="28"/>
+        </w:rPr>
+      </w:pPr>
+      <w:r>
+        <w:rPr>
+          <w:sz w:val="28"/>
+          <w:szCs w:val="28"/>
+          <w:rtl w:val="0"/>
+        </w:rPr>
+        <w:t xml:space="preserve">users to accurately track their squats. Most available options rely on </w:t>
+      </w:r>
+    </w:p>
+    <w:p>
+      <w:pPr>
+        <w:spacing w:after="240" w:before="240" w:lineRule="auto"/>
+        <w:rPr>
+          <w:sz w:val="28"/>
+          <w:szCs w:val="28"/>
+        </w:rPr>
+      </w:pPr>
+      <w:r>
+        <w:rPr>
+          <w:sz w:val="28"/>
+          <w:szCs w:val="28"/>
+          <w:rtl w:val="0"/>
+        </w:rPr>
+        <w:t xml:space="preserve">expensive fitness equipment, wearable devices, or premium gym </w:t>
+      </w:r>
+    </w:p>
+    <w:p>
+      <w:pPr>
+        <w:spacing w:after="240" w:before="240" w:lineRule="auto"/>
+        <w:rPr>
+          <w:sz w:val="28"/>
+          <w:szCs w:val="28"/>
+        </w:rPr>
+      </w:pPr>
+      <w:r>
+        <w:rPr>
+          <w:sz w:val="28"/>
+          <w:szCs w:val="28"/>
+          <w:rtl w:val="0"/>
+        </w:rPr>
+        <w:t xml:space="preserve">memberships, making it difficult for individuals to monitor their </w:t>
+      </w:r>
+    </w:p>
+    <w:p>
+      <w:pPr>
+        <w:spacing w:after="240" w:before="240" w:lineRule="auto"/>
+        <w:rPr>
+          <w:sz w:val="28"/>
+          <w:szCs w:val="28"/>
+        </w:rPr>
+      </w:pPr>
+      <w:r>
+        <w:rPr>
+          <w:sz w:val="28"/>
+          <w:szCs w:val="28"/>
+          <w:rtl w:val="0"/>
+        </w:rPr>
+        <w:t xml:space="preserve">progress effectively without incurring high costs.</w:t>
+      </w:r>
+    </w:p>
+    <w:p>
+      <w:pPr>
+        <w:spacing w:after="240" w:before="240" w:lineRule="auto"/>
+        <w:rPr>
+          <w:b w:val="1"/>
+          <w:sz w:val="28"/>
+          <w:szCs w:val="28"/>
+        </w:rPr>
+      </w:pPr>
+      <w:r>
+        <w:rPr>
+          <w:b w:val="1"/>
+          <w:sz w:val="28"/>
+          <w:szCs w:val="28"/>
+          <w:rtl w:val="0"/>
+        </w:rPr>
+        <w:t xml:space="preserve">Chosen Problem</w:t>
+        <w:br w:type="textWrapping"/>
+      </w:r>
+    </w:p>
+    <w:p>
+      <w:pPr>
+        <w:spacing w:after="240" w:before="240" w:lineRule="auto"/>
+        <w:rPr>
+          <w:i w:val="1"/>
+          <w:sz w:val="28"/>
+          <w:szCs w:val="28"/>
+        </w:rPr>
+      </w:pPr>
+      <w:r>
+        <w:rPr>
+          <w:sz w:val="28"/>
+          <w:szCs w:val="28"/>
+          <w:rtl w:val="0"/>
+        </w:rPr>
+        <w:t xml:space="preserve"> The primary challenge is: </w:t>
+      </w:r>
+      <w:r>
+        <w:rPr>
+          <w:i w:val="1"/>
+          <w:sz w:val="28"/>
+          <w:szCs w:val="28"/>
+          <w:rtl w:val="0"/>
+        </w:rPr>
+        <w:t xml:space="preserve">How can we help fitness enthusiasts accurately </w:t>
+      </w:r>
+    </w:p>
+    <w:p>
+      <w:pPr>
+        <w:spacing w:after="240" w:before="240" w:lineRule="auto"/>
+        <w:rPr>
+          <w:i w:val="1"/>
+          <w:sz w:val="28"/>
+          <w:szCs w:val="28"/>
+        </w:rPr>
+      </w:pPr>
+      <w:r>
+        <w:rPr>
+          <w:i w:val="1"/>
+          <w:sz w:val="28"/>
+          <w:szCs w:val="28"/>
+          <w:rtl w:val="0"/>
+        </w:rPr>
+        <w:t xml:space="preserve">track their squats without the need for additional hardware or expensive </w:t>
+      </w:r>
+    </w:p>
+    <w:p>
+      <w:pPr>
+        <w:spacing w:after="240" w:before="240" w:lineRule="auto"/>
+        <w:rPr>
+          <w:sz w:val="28"/>
+          <w:szCs w:val="28"/>
+        </w:rPr>
+      </w:pPr>
+      <w:r>
+        <w:rPr>
+          <w:i w:val="1"/>
+          <w:sz w:val="28"/>
+          <w:szCs w:val="28"/>
+          <w:rtl w:val="0"/>
+        </w:rPr>
+        <w:t xml:space="preserve">memberships?</w:t>
+      </w:r>
+      <w:r>
+        <w:rPr>
+          <w:sz w:val="28"/>
+          <w:szCs w:val="28"/>
+          <w:rtl w:val="0"/>
+        </w:rPr>
+        <w:t xml:space="preserve"> This problem seeks to address the gap in affordable and </w:t>
+      </w:r>
+    </w:p>
+    <w:p>
+      <w:pPr>
+        <w:spacing w:after="240" w:before="240" w:lineRule="auto"/>
+        <w:rPr>
+          <w:sz w:val="28"/>
+          <w:szCs w:val="28"/>
+        </w:rPr>
+      </w:pPr>
+      <w:r>
+        <w:rPr>
+          <w:sz w:val="28"/>
+          <w:szCs w:val="28"/>
+          <w:rtl w:val="0"/>
+        </w:rPr>
+        <w:t xml:space="preserve">efficient fitness tracking solutions by leveraging technology that </w:t>
+      </w:r>
+    </w:p>
+    <w:p>
+      <w:pPr>
+        <w:spacing w:after="240" w:before="240" w:lineRule="auto"/>
+        <w:rPr>
+          <w:sz w:val="28"/>
+          <w:szCs w:val="28"/>
+        </w:rPr>
+      </w:pPr>
+      <w:r>
+        <w:rPr>
+          <w:sz w:val="28"/>
+          <w:szCs w:val="28"/>
+          <w:rtl w:val="0"/>
+        </w:rPr>
+        <w:t xml:space="preserve">eliminates the dependency on costly equipment while maintaining </w:t>
+      </w:r>
+    </w:p>
+    <w:p>
+      <w:pPr>
+        <w:spacing w:after="240" w:before="240" w:lineRule="auto"/>
+        <w:rPr>
+          <w:sz w:val="28"/>
+          <w:szCs w:val="28"/>
+        </w:rPr>
+      </w:pPr>
+      <w:r>
+        <w:rPr>
+          <w:sz w:val="28"/>
+          <w:szCs w:val="28"/>
+          <w:rtl w:val="0"/>
+        </w:rPr>
+        <w:t xml:space="preserve">accuracy and reliability.</w:t>
       </w:r>
     </w:p>
     <w:p>
       <w:pPr>
         <w:pStyle w:val="Heading1"/>
-        <w:rPr/>
-      </w:pPr>
-      <w:r>
-        <w:rPr>
-          <w:rtl w:val="0"/>
-        </w:rPr>
-        <w:t xml:space="preserve">6. Brainstorming</w:t>
-      </w:r>
-    </w:p>
-    <w:p>
-      <w:pPr>
-        <w:rPr/>
-      </w:pPr>
-      <w:r>
-        <w:rPr>
-          <w:rtl w:val="0"/>
-        </w:rPr>
-        <w:t xml:space="preserve">Solution Ideas:</w:t>
+        <w:rPr>
+          <w:sz w:val="48"/>
+          <w:szCs w:val="48"/>
+        </w:rPr>
+      </w:pPr>
+      <w:r>
+        <w:rPr>
+          <w:sz w:val="48"/>
+          <w:szCs w:val="48"/>
+          <w:rtl w:val="0"/>
+        </w:rPr>
+        <w:t xml:space="preserve">6. The Users</w:t>
+      </w:r>
+    </w:p>
+    <w:p>
+      <w:pPr>
+        <w:spacing w:after="240" w:before="240" w:lineRule="auto"/>
+        <w:rPr>
+          <w:b w:val="1"/>
+          <w:sz w:val="28"/>
+          <w:szCs w:val="28"/>
+        </w:rPr>
+      </w:pPr>
+      <w:r>
+        <w:rPr>
+          <w:b w:val="1"/>
+          <w:sz w:val="28"/>
+          <w:szCs w:val="28"/>
+          <w:rtl w:val="0"/>
+        </w:rPr>
+        <w:t xml:space="preserve">Who Are the Users?</w:t>
         <w:br w:type="textWrapping"/>
-        <w:t xml:space="preserve">1. Use AI for pose estimation via camera input.</w:t>
+      </w:r>
+    </w:p>
+    <w:p>
+      <w:pPr>
+        <w:spacing w:after="240" w:before="240" w:lineRule="auto"/>
+        <w:rPr>
+          <w:sz w:val="28"/>
+          <w:szCs w:val="28"/>
+        </w:rPr>
+      </w:pPr>
+      <w:r>
+        <w:rPr>
+          <w:sz w:val="28"/>
+          <w:szCs w:val="28"/>
+          <w:rtl w:val="0"/>
+        </w:rPr>
+        <w:t xml:space="preserve"> The primary users of this solution are fitness enthusiasts who seek a </w:t>
+      </w:r>
+    </w:p>
+    <w:p>
+      <w:pPr>
+        <w:spacing w:after="240" w:before="240" w:lineRule="auto"/>
+        <w:rPr>
+          <w:sz w:val="28"/>
+          <w:szCs w:val="28"/>
+        </w:rPr>
+      </w:pPr>
+      <w:r>
+        <w:rPr>
+          <w:sz w:val="28"/>
+          <w:szCs w:val="28"/>
+          <w:rtl w:val="0"/>
+        </w:rPr>
+        <w:t xml:space="preserve">simple, affordable, and accessible way to track their workout progress. </w:t>
+      </w:r>
+    </w:p>
+    <w:p>
+      <w:pPr>
+        <w:spacing w:after="240" w:before="240" w:lineRule="auto"/>
+        <w:rPr>
+          <w:sz w:val="28"/>
+          <w:szCs w:val="28"/>
+        </w:rPr>
+      </w:pPr>
+      <w:r>
+        <w:rPr>
+          <w:sz w:val="28"/>
+          <w:szCs w:val="28"/>
+          <w:rtl w:val="0"/>
+        </w:rPr>
+        <w:t xml:space="preserve">These individuals are keen on improving their fitness levels but may </w:t>
+      </w:r>
+    </w:p>
+    <w:p>
+      <w:pPr>
+        <w:spacing w:after="240" w:before="240" w:lineRule="auto"/>
+        <w:rPr>
+          <w:sz w:val="28"/>
+          <w:szCs w:val="28"/>
+        </w:rPr>
+      </w:pPr>
+      <w:r>
+        <w:rPr>
+          <w:sz w:val="28"/>
+          <w:szCs w:val="28"/>
+          <w:rtl w:val="0"/>
+        </w:rPr>
+        <w:t xml:space="preserve">lack access to expensive equipment or professional tools for monitoring </w:t>
+      </w:r>
+    </w:p>
+    <w:p>
+      <w:pPr>
+        <w:spacing w:after="240" w:before="240" w:lineRule="auto"/>
+        <w:rPr>
+          <w:sz w:val="28"/>
+          <w:szCs w:val="28"/>
+        </w:rPr>
+      </w:pPr>
+      <w:r>
+        <w:rPr>
+          <w:sz w:val="28"/>
+          <w:szCs w:val="28"/>
+          <w:rtl w:val="0"/>
+        </w:rPr>
+        <w:t xml:space="preserve">their exercises.</w:t>
+      </w:r>
+    </w:p>
+    <w:p>
+      <w:pPr>
+        <w:spacing w:after="240" w:before="240" w:lineRule="auto"/>
+        <w:rPr>
+          <w:b w:val="1"/>
+          <w:sz w:val="28"/>
+          <w:szCs w:val="28"/>
+        </w:rPr>
+      </w:pPr>
+      <w:r>
+        <w:rPr>
+          <w:rtl w:val="0"/>
+        </w:rPr>
+      </w:r>
+    </w:p>
+    <w:p>
+      <w:pPr>
+        <w:spacing w:after="240" w:before="240" w:lineRule="auto"/>
+        <w:rPr>
+          <w:b w:val="1"/>
+          <w:sz w:val="28"/>
+          <w:szCs w:val="28"/>
+        </w:rPr>
+      </w:pPr>
+      <w:r>
+        <w:rPr>
+          <w:b w:val="1"/>
+          <w:sz w:val="28"/>
+          <w:szCs w:val="28"/>
+          <w:rtl w:val="0"/>
+        </w:rPr>
+        <w:t xml:space="preserve">What Have We Observed?</w:t>
         <w:br w:type="textWrapping"/>
-        <w:t xml:space="preserve">2. Develop a web-based interface to visualize squat tracking.</w:t>
+      </w:r>
+    </w:p>
+    <w:p>
+      <w:pPr>
+        <w:spacing w:after="240" w:before="240" w:lineRule="auto"/>
+        <w:rPr>
+          <w:sz w:val="28"/>
+          <w:szCs w:val="28"/>
+        </w:rPr>
+      </w:pPr>
+      <w:r>
+        <w:rPr>
+          <w:sz w:val="28"/>
+          <w:szCs w:val="28"/>
+          <w:rtl w:val="0"/>
+        </w:rPr>
+        <w:t xml:space="preserve"> We have observed that many users rely on manual counting to track </w:t>
+      </w:r>
+    </w:p>
+    <w:p>
+      <w:pPr>
+        <w:spacing w:after="240" w:before="240" w:lineRule="auto"/>
+        <w:rPr>
+          <w:sz w:val="28"/>
+          <w:szCs w:val="28"/>
+        </w:rPr>
+      </w:pPr>
+      <w:r>
+        <w:rPr>
+          <w:sz w:val="28"/>
+          <w:szCs w:val="28"/>
+          <w:rtl w:val="0"/>
+        </w:rPr>
+        <w:t xml:space="preserve">their squats, which can often be inaccurate due to distractions or human </w:t>
+      </w:r>
+    </w:p>
+    <w:p>
+      <w:pPr>
+        <w:spacing w:after="240" w:before="240" w:lineRule="auto"/>
+        <w:rPr>
+          <w:sz w:val="28"/>
+          <w:szCs w:val="28"/>
+        </w:rPr>
+      </w:pPr>
+      <w:r>
+        <w:rPr>
+          <w:sz w:val="28"/>
+          <w:szCs w:val="28"/>
+          <w:rtl w:val="0"/>
+        </w:rPr>
+        <w:t xml:space="preserve">error.</w:t>
+      </w:r>
+    </w:p>
+    <w:p>
+      <w:pPr>
+        <w:spacing w:after="240" w:before="240" w:lineRule="auto"/>
+        <w:rPr>
+          <w:sz w:val="28"/>
+          <w:szCs w:val="28"/>
+        </w:rPr>
+      </w:pPr>
+      <w:r>
+        <w:rPr>
+          <w:sz w:val="28"/>
+          <w:szCs w:val="28"/>
+          <w:rtl w:val="0"/>
+        </w:rPr>
+        <w:t xml:space="preserve"> Others turn to costly fitness devices or memberships, which are </w:t>
+      </w:r>
+    </w:p>
+    <w:p>
+      <w:pPr>
+        <w:spacing w:after="240" w:before="240" w:lineRule="auto"/>
+        <w:rPr>
+          <w:sz w:val="28"/>
+          <w:szCs w:val="28"/>
+        </w:rPr>
+      </w:pPr>
+      <w:r>
+        <w:rPr>
+          <w:sz w:val="28"/>
+          <w:szCs w:val="28"/>
+          <w:rtl w:val="0"/>
+        </w:rPr>
+        <w:t xml:space="preserve">not feasible for everyone due to financial or accessibility constraints. </w:t>
+      </w:r>
+    </w:p>
+    <w:p>
+      <w:pPr>
+        <w:spacing w:after="240" w:before="240" w:lineRule="auto"/>
+        <w:rPr>
+          <w:sz w:val="28"/>
+          <w:szCs w:val="28"/>
+        </w:rPr>
+      </w:pPr>
+      <w:r>
+        <w:rPr>
+          <w:rtl w:val="0"/>
+        </w:rPr>
+      </w:r>
+    </w:p>
+    <w:p>
+      <w:pPr>
+        <w:spacing w:after="240" w:before="240" w:lineRule="auto"/>
+        <w:rPr>
+          <w:sz w:val="28"/>
+          <w:szCs w:val="28"/>
+        </w:rPr>
+      </w:pPr>
+      <w:r>
+        <w:rPr>
+          <w:sz w:val="28"/>
+          <w:szCs w:val="28"/>
+          <w:rtl w:val="0"/>
+        </w:rPr>
+        <w:t xml:space="preserve">This highlights the need for an efficient, affordable, and reliable </w:t>
+      </w:r>
+    </w:p>
+    <w:p>
+      <w:pPr>
+        <w:spacing w:after="240" w:before="240" w:lineRule="auto"/>
+        <w:rPr>
+          <w:sz w:val="28"/>
+          <w:szCs w:val="28"/>
+        </w:rPr>
+      </w:pPr>
+      <w:r>
+        <w:rPr>
+          <w:sz w:val="28"/>
+          <w:szCs w:val="28"/>
+          <w:rtl w:val="0"/>
+        </w:rPr>
+        <w:t xml:space="preserve">alternative for tracking squat performance.</w:t>
+      </w:r>
+    </w:p>
+    <w:p>
+      <w:pPr>
+        <w:pStyle w:val="Heading1"/>
+        <w:rPr>
+          <w:sz w:val="48"/>
+          <w:szCs w:val="48"/>
+        </w:rPr>
+      </w:pPr>
+      <w:r>
+        <w:rPr>
+          <w:sz w:val="48"/>
+          <w:szCs w:val="48"/>
+          <w:rtl w:val="0"/>
+        </w:rPr>
+        <w:t xml:space="preserve">7. Brainstorming</w:t>
+      </w:r>
+    </w:p>
+    <w:p>
+      <w:pPr>
+        <w:spacing w:after="240" w:before="240" w:lineRule="auto"/>
+        <w:rPr>
+          <w:b w:val="1"/>
+          <w:sz w:val="28"/>
+          <w:szCs w:val="28"/>
+        </w:rPr>
+      </w:pPr>
+      <w:r>
+        <w:rPr>
+          <w:b w:val="1"/>
+          <w:sz w:val="28"/>
+          <w:szCs w:val="28"/>
+          <w:rtl w:val="0"/>
+        </w:rPr>
+        <w:t xml:space="preserve">Brainstorming Solution Ideas</w:t>
+      </w:r>
+    </w:p>
+    <w:p>
+      <w:pPr>
+        <w:spacing w:after="240" w:before="240" w:lineRule="auto"/>
+        <w:rPr>
+          <w:sz w:val="28"/>
+          <w:szCs w:val="28"/>
+        </w:rPr>
+      </w:pPr>
+      <w:r>
+        <w:rPr>
+          <w:sz w:val="28"/>
+          <w:szCs w:val="28"/>
+          <w:rtl w:val="0"/>
+        </w:rPr>
+        <w:t xml:space="preserve">To address the problem of providing an affordable and accessible </w:t>
+      </w:r>
+    </w:p>
+    <w:p>
+      <w:pPr>
+        <w:spacing w:after="240" w:before="240" w:lineRule="auto"/>
+        <w:rPr>
+          <w:sz w:val="28"/>
+          <w:szCs w:val="28"/>
+        </w:rPr>
+      </w:pPr>
+      <w:r>
+        <w:rPr>
+          <w:sz w:val="28"/>
+          <w:szCs w:val="28"/>
+          <w:rtl w:val="0"/>
+        </w:rPr>
+        <w:t xml:space="preserve">solution for squat tracking, the team has identified and explored several </w:t>
+      </w:r>
+    </w:p>
+    <w:p>
+      <w:pPr>
+        <w:spacing w:after="240" w:before="240" w:lineRule="auto"/>
+        <w:rPr>
+          <w:sz w:val="28"/>
+          <w:szCs w:val="28"/>
+        </w:rPr>
+      </w:pPr>
+      <w:r>
+        <w:rPr>
+          <w:sz w:val="28"/>
+          <w:szCs w:val="28"/>
+          <w:rtl w:val="0"/>
+        </w:rPr>
+        <w:t xml:space="preserve">innovative ideas:</w:t>
+      </w:r>
+    </w:p>
+    <w:p>
+      <w:pPr>
+        <w:numPr>
+          <w:ilvl w:val="0"/>
+          <w:numId w:val="7"/>
+        </w:numPr>
+        <w:spacing w:after="240" w:before="240" w:lineRule="auto"/>
+        <w:ind w:left="720" w:hanging="360"/>
+        <w:rPr>
+          <w:sz w:val="28"/>
+          <w:szCs w:val="28"/>
+        </w:rPr>
+      </w:pPr>
+      <w:r>
+        <w:rPr>
+          <w:b w:val="1"/>
+          <w:sz w:val="28"/>
+          <w:szCs w:val="28"/>
+          <w:rtl w:val="0"/>
+        </w:rPr>
+        <w:t xml:space="preserve">Use AI for Pose Estimation via Camera Input</w:t>
         <w:br w:type="textWrapping"/>
-        <w:t xml:space="preserve">3. Integrate real-time feedback for squat form improvement.</w:t>
+      </w:r>
+      <w:r>
+        <w:rPr>
+          <w:sz w:val="28"/>
+          <w:szCs w:val="28"/>
+          <w:rtl w:val="0"/>
+        </w:rPr>
+        <w:t xml:space="preserve"> Leverage a pre-trained AI model to detect and analyze body </w:t>
+      </w:r>
+    </w:p>
+    <w:p>
+      <w:pPr>
+        <w:spacing w:after="240" w:before="240" w:lineRule="auto"/>
+        <w:ind w:left="720" w:firstLine="0"/>
+        <w:rPr>
+          <w:sz w:val="28"/>
+          <w:szCs w:val="28"/>
+        </w:rPr>
+      </w:pPr>
+      <w:r>
+        <w:rPr>
+          <w:sz w:val="28"/>
+          <w:szCs w:val="28"/>
+          <w:rtl w:val="0"/>
+        </w:rPr>
+        <w:t xml:space="preserve">movements using camera input. The AI will identify key body </w:t>
+      </w:r>
+    </w:p>
+    <w:p>
+      <w:pPr>
+        <w:spacing w:after="240" w:before="240" w:lineRule="auto"/>
+        <w:ind w:left="720" w:firstLine="0"/>
+        <w:rPr>
+          <w:sz w:val="28"/>
+          <w:szCs w:val="28"/>
+        </w:rPr>
+      </w:pPr>
+      <w:r>
+        <w:rPr>
+          <w:sz w:val="28"/>
+          <w:szCs w:val="28"/>
+          <w:rtl w:val="0"/>
+        </w:rPr>
+        <w:t xml:space="preserve">points such as joints and limbs, enabling it to recognize and count </w:t>
+      </w:r>
+    </w:p>
+    <w:p>
+      <w:pPr>
+        <w:spacing w:after="240" w:before="240" w:lineRule="auto"/>
+        <w:ind w:left="720" w:firstLine="0"/>
+        <w:rPr>
+          <w:sz w:val="28"/>
+          <w:szCs w:val="28"/>
+        </w:rPr>
+      </w:pPr>
+      <w:r>
+        <w:rPr>
+          <w:sz w:val="28"/>
+          <w:szCs w:val="28"/>
+          <w:rtl w:val="0"/>
+        </w:rPr>
+        <w:t xml:space="preserve">squats accurately. This approach eliminates the need for </w:t>
+      </w:r>
+    </w:p>
+    <w:p>
+      <w:pPr>
+        <w:spacing w:after="240" w:before="240" w:lineRule="auto"/>
+        <w:ind w:left="720" w:firstLine="0"/>
+        <w:rPr>
+          <w:sz w:val="28"/>
+          <w:szCs w:val="28"/>
+        </w:rPr>
+      </w:pPr>
+      <w:r>
+        <w:rPr>
+          <w:sz w:val="28"/>
+          <w:szCs w:val="28"/>
+          <w:rtl w:val="0"/>
+        </w:rPr>
+        <w:t xml:space="preserve">specialized hardware, making it cost-effective and widely </w:t>
+      </w:r>
+    </w:p>
+    <w:p>
+      <w:pPr>
+        <w:spacing w:after="240" w:before="240" w:lineRule="auto"/>
+        <w:ind w:left="720" w:firstLine="0"/>
+        <w:rPr>
+          <w:sz w:val="28"/>
+          <w:szCs w:val="28"/>
+        </w:rPr>
+      </w:pPr>
+      <w:r>
+        <w:rPr>
+          <w:sz w:val="28"/>
+          <w:szCs w:val="28"/>
+          <w:rtl w:val="0"/>
+        </w:rPr>
+        <w:t xml:space="preserve">accessible to users with a smartphone, laptop, or webcam.</w:t>
+        <w:br w:type="textWrapping"/>
+      </w:r>
+    </w:p>
+    <w:p>
+      <w:pPr>
+        <w:numPr>
+          <w:ilvl w:val="0"/>
+          <w:numId w:val="7"/>
+        </w:numPr>
+        <w:spacing w:after="240" w:before="240" w:lineRule="auto"/>
+        <w:ind w:left="720" w:hanging="360"/>
+        <w:rPr>
+          <w:sz w:val="28"/>
+          <w:szCs w:val="28"/>
+        </w:rPr>
+      </w:pPr>
+      <w:r>
+        <w:rPr>
+          <w:b w:val="1"/>
+          <w:sz w:val="28"/>
+          <w:szCs w:val="28"/>
+          <w:rtl w:val="0"/>
+        </w:rPr>
+        <w:t xml:space="preserve">Develop a Web-Based Interface for Squat Tracking</w:t>
+        <w:br w:type="textWrapping"/>
+      </w:r>
+      <w:r>
+        <w:rPr>
+          <w:sz w:val="28"/>
+          <w:szCs w:val="28"/>
+          <w:rtl w:val="0"/>
+        </w:rPr>
+        <w:t xml:space="preserve"> Create a user-friendly website that serves as the primary platform </w:t>
+      </w:r>
+    </w:p>
+    <w:p>
+      <w:pPr>
+        <w:spacing w:after="240" w:before="240" w:lineRule="auto"/>
+        <w:ind w:left="720" w:firstLine="0"/>
+        <w:rPr>
+          <w:sz w:val="28"/>
+          <w:szCs w:val="28"/>
+        </w:rPr>
+      </w:pPr>
+      <w:r>
+        <w:rPr>
+          <w:sz w:val="28"/>
+          <w:szCs w:val="28"/>
+          <w:rtl w:val="0"/>
+        </w:rPr>
+        <w:t xml:space="preserve">for interacting with the squat tracking system. The interface will </w:t>
+      </w:r>
+    </w:p>
+    <w:p>
+      <w:pPr>
+        <w:spacing w:after="240" w:before="240" w:lineRule="auto"/>
+        <w:ind w:left="720" w:firstLine="0"/>
+        <w:rPr>
+          <w:sz w:val="28"/>
+          <w:szCs w:val="28"/>
+        </w:rPr>
+      </w:pPr>
+      <w:r>
+        <w:rPr>
+          <w:sz w:val="28"/>
+          <w:szCs w:val="28"/>
+          <w:rtl w:val="0"/>
+        </w:rPr>
+        <w:t xml:space="preserve">display squat counts, provide real-time tracking visuals, and allow </w:t>
+      </w:r>
+    </w:p>
+    <w:p>
+      <w:pPr>
+        <w:spacing w:after="240" w:before="240" w:lineRule="auto"/>
+        <w:ind w:left="720" w:firstLine="0"/>
+        <w:rPr>
+          <w:sz w:val="28"/>
+          <w:szCs w:val="28"/>
+        </w:rPr>
+      </w:pPr>
+      <w:r>
+        <w:rPr>
+          <w:sz w:val="28"/>
+          <w:szCs w:val="28"/>
+          <w:rtl w:val="0"/>
+        </w:rPr>
+        <w:t xml:space="preserve">users to monitor their progress over time. A web-based solution </w:t>
+      </w:r>
+    </w:p>
+    <w:p>
+      <w:pPr>
+        <w:spacing w:after="240" w:before="240" w:lineRule="auto"/>
+        <w:ind w:left="720" w:firstLine="0"/>
+        <w:rPr>
+          <w:sz w:val="28"/>
+          <w:szCs w:val="28"/>
+        </w:rPr>
+      </w:pPr>
+      <w:r>
+        <w:rPr>
+          <w:sz w:val="28"/>
+          <w:szCs w:val="28"/>
+          <w:rtl w:val="0"/>
+        </w:rPr>
+        <w:t xml:space="preserve">ensures compatibility across devices and removes the need for </w:t>
+      </w:r>
+    </w:p>
+    <w:p>
+      <w:pPr>
+        <w:spacing w:after="240" w:before="240" w:lineRule="auto"/>
+        <w:ind w:left="720" w:firstLine="0"/>
+        <w:rPr>
+          <w:sz w:val="28"/>
+          <w:szCs w:val="28"/>
+        </w:rPr>
+      </w:pPr>
+      <w:r>
+        <w:rPr>
+          <w:sz w:val="28"/>
+          <w:szCs w:val="28"/>
+          <w:rtl w:val="0"/>
+        </w:rPr>
+        <w:t xml:space="preserve">additional software installation, enhancing accessibility.</w:t>
+        <w:br w:type="textWrapping"/>
+      </w:r>
+    </w:p>
+    <w:p>
+      <w:pPr>
+        <w:numPr>
+          <w:ilvl w:val="0"/>
+          <w:numId w:val="7"/>
+        </w:numPr>
+        <w:spacing w:after="240" w:before="240" w:lineRule="auto"/>
+        <w:ind w:left="720" w:hanging="360"/>
+        <w:rPr>
+          <w:sz w:val="28"/>
+          <w:szCs w:val="28"/>
+        </w:rPr>
+      </w:pPr>
+      <w:r>
+        <w:rPr>
+          <w:b w:val="1"/>
+          <w:sz w:val="28"/>
+          <w:szCs w:val="28"/>
+          <w:rtl w:val="0"/>
+        </w:rPr>
+        <w:t xml:space="preserve">Integrate Real-Time Feedback for Squat Form Improvement</w:t>
+        <w:br w:type="textWrapping"/>
+      </w:r>
+      <w:r>
+        <w:rPr>
+          <w:sz w:val="28"/>
+          <w:szCs w:val="28"/>
+          <w:rtl w:val="0"/>
+        </w:rPr>
+        <w:t xml:space="preserve"> Incorporate a feature that provides users with real-time feedback </w:t>
+      </w:r>
+    </w:p>
+    <w:p>
+      <w:pPr>
+        <w:spacing w:after="240" w:before="240" w:lineRule="auto"/>
+        <w:ind w:left="720" w:firstLine="0"/>
+        <w:rPr>
+          <w:sz w:val="28"/>
+          <w:szCs w:val="28"/>
+        </w:rPr>
+      </w:pPr>
+      <w:r>
+        <w:rPr>
+          <w:sz w:val="28"/>
+          <w:szCs w:val="28"/>
+          <w:rtl w:val="0"/>
+        </w:rPr>
+        <w:t xml:space="preserve">on their squat form. Using the pose detection model, the system </w:t>
+      </w:r>
+    </w:p>
+    <w:p>
+      <w:pPr>
+        <w:spacing w:after="240" w:before="240" w:lineRule="auto"/>
+        <w:ind w:left="720" w:firstLine="0"/>
+        <w:rPr>
+          <w:sz w:val="28"/>
+          <w:szCs w:val="28"/>
+        </w:rPr>
+      </w:pPr>
+      <w:r>
+        <w:rPr>
+          <w:sz w:val="28"/>
+          <w:szCs w:val="28"/>
+          <w:rtl w:val="0"/>
+        </w:rPr>
+        <w:t xml:space="preserve">will identify deviations from proper form and offer corrective </w:t>
+      </w:r>
+    </w:p>
+    <w:p>
+      <w:pPr>
+        <w:spacing w:after="240" w:before="240" w:lineRule="auto"/>
+        <w:ind w:left="720" w:firstLine="0"/>
+        <w:rPr>
+          <w:sz w:val="28"/>
+          <w:szCs w:val="28"/>
+        </w:rPr>
+      </w:pPr>
+      <w:r>
+        <w:rPr>
+          <w:sz w:val="28"/>
+          <w:szCs w:val="28"/>
+          <w:rtl w:val="0"/>
+        </w:rPr>
+        <w:t xml:space="preserve">suggestions. This not only helps users perform squats safely but </w:t>
+      </w:r>
+    </w:p>
+    <w:p>
+      <w:pPr>
+        <w:spacing w:after="240" w:before="240" w:lineRule="auto"/>
+        <w:ind w:left="720" w:firstLine="0"/>
+        <w:rPr>
+          <w:sz w:val="28"/>
+          <w:szCs w:val="28"/>
+        </w:rPr>
+      </w:pPr>
+      <w:r>
+        <w:rPr>
+          <w:sz w:val="28"/>
+          <w:szCs w:val="28"/>
+          <w:rtl w:val="0"/>
+        </w:rPr>
+        <w:t xml:space="preserve">also enhances the quality of their workout by promoting proper </w:t>
+      </w:r>
+    </w:p>
+    <w:p>
+      <w:pPr>
+        <w:spacing w:after="240" w:before="240" w:lineRule="auto"/>
+        <w:ind w:left="720" w:firstLine="0"/>
+        <w:rPr>
+          <w:sz w:val="28"/>
+          <w:szCs w:val="28"/>
+        </w:rPr>
+      </w:pPr>
+      <w:r>
+        <w:rPr>
+          <w:sz w:val="28"/>
+          <w:szCs w:val="28"/>
+          <w:rtl w:val="0"/>
+        </w:rPr>
+        <w:t xml:space="preserve">technique.</w:t>
+        <w:br w:type="textWrapping"/>
+      </w:r>
+    </w:p>
+    <w:p>
+      <w:pPr>
+        <w:spacing w:after="240" w:before="240" w:lineRule="auto"/>
+        <w:rPr>
+          <w:sz w:val="28"/>
+          <w:szCs w:val="28"/>
+        </w:rPr>
+      </w:pPr>
+      <w:r>
+        <w:rPr>
+          <w:sz w:val="28"/>
+          <w:szCs w:val="28"/>
+          <w:rtl w:val="0"/>
+        </w:rPr>
+        <w:t xml:space="preserve">By combining these ideas, the project aims to deliver a comprehensive, </w:t>
+      </w:r>
+    </w:p>
+    <w:p>
+      <w:pPr>
+        <w:spacing w:after="240" w:before="240" w:lineRule="auto"/>
+        <w:rPr>
+          <w:sz w:val="28"/>
+          <w:szCs w:val="28"/>
+        </w:rPr>
+      </w:pPr>
+      <w:r>
+        <w:rPr>
+          <w:sz w:val="28"/>
+          <w:szCs w:val="28"/>
+          <w:rtl w:val="0"/>
+        </w:rPr>
+        <w:t xml:space="preserve">easy-to-use, and affordable tool that empowers fitness enthusiasts to </w:t>
+      </w:r>
+    </w:p>
+    <w:p>
+      <w:pPr>
+        <w:spacing w:after="240" w:before="240" w:lineRule="auto"/>
+        <w:rPr>
+          <w:sz w:val="28"/>
+          <w:szCs w:val="28"/>
+        </w:rPr>
+      </w:pPr>
+      <w:r>
+        <w:rPr>
+          <w:sz w:val="28"/>
+          <w:szCs w:val="28"/>
+          <w:rtl w:val="0"/>
+        </w:rPr>
+        <w:t xml:space="preserve">track and improve their workouts effectively.</w:t>
+      </w:r>
+    </w:p>
+    <w:p>
+      <w:pPr>
+        <w:rPr>
+          <w:sz w:val="28"/>
+          <w:szCs w:val="28"/>
+        </w:rPr>
+      </w:pPr>
+      <w:r>
+        <w:rPr>
+          <w:rtl w:val="0"/>
+        </w:rPr>
       </w:r>
     </w:p>
     <w:p>
       <w:pPr>
         <w:pStyle w:val="Heading1"/>
-        <w:rPr/>
-      </w:pPr>
-      <w:r>
-        <w:rPr>
-          <w:rtl w:val="0"/>
-        </w:rPr>
-        <w:t xml:space="preserve">7. Design</w:t>
-      </w:r>
-    </w:p>
-    <w:p>
-      <w:pPr>
-        <w:rPr/>
-      </w:pPr>
-      <w:r>
-        <w:rPr>
+        <w:rPr>
+          <w:b w:val="1"/>
+          <w:sz w:val="28"/>
+          <w:szCs w:val="28"/>
+        </w:rPr>
+      </w:pPr>
+      <w:r>
+        <w:rPr>
+          <w:sz w:val="48"/>
+          <w:szCs w:val="48"/>
+          <w:rtl w:val="0"/>
+        </w:rPr>
+        <w:t xml:space="preserve">8. Design</w:t>
+      </w:r>
+      <w:r>
+        <w:rPr>
+          <w:rtl w:val="0"/>
+        </w:rPr>
+      </w:r>
+    </w:p>
+    <w:p>
+      <w:pPr>
+        <w:spacing w:after="240" w:before="240" w:lineRule="auto"/>
+        <w:rPr>
+          <w:sz w:val="28"/>
+          <w:szCs w:val="28"/>
+        </w:rPr>
+      </w:pPr>
+      <w:r>
+        <w:rPr>
+          <w:b w:val="1"/>
+          <w:sz w:val="28"/>
+          <w:szCs w:val="28"/>
           <w:rtl w:val="0"/>
         </w:rPr>
         <w:t xml:space="preserve">Steps for Users:</w:t>
         <w:br w:type="textWrapping"/>
-        <w:t xml:space="preserve">1. Open the web application on a laptop.</w:t>
+      </w:r>
+      <w:r>
+        <w:rPr>
+          <w:sz w:val="28"/>
+          <w:szCs w:val="28"/>
+          <w:rtl w:val="0"/>
+        </w:rPr>
+        <w:t xml:space="preserve"> The SQUAT COUNTER system is designed to be intuitive and </w:t>
+      </w:r>
+    </w:p>
+    <w:p>
+      <w:pPr>
+        <w:spacing w:after="240" w:before="240" w:lineRule="auto"/>
+        <w:rPr>
+          <w:sz w:val="28"/>
+          <w:szCs w:val="28"/>
+        </w:rPr>
+      </w:pPr>
+      <w:r>
+        <w:rPr>
+          <w:sz w:val="28"/>
+          <w:szCs w:val="28"/>
+          <w:rtl w:val="0"/>
+        </w:rPr>
+        <w:t xml:space="preserve">user-friendly, enabling users to track their squats seamlessly. The </w:t>
+      </w:r>
+    </w:p>
+    <w:p>
+      <w:pPr>
+        <w:spacing w:after="240" w:before="240" w:lineRule="auto"/>
+        <w:rPr>
+          <w:sz w:val="28"/>
+          <w:szCs w:val="28"/>
+        </w:rPr>
+      </w:pPr>
+      <w:r>
+        <w:rPr>
+          <w:sz w:val="28"/>
+          <w:szCs w:val="28"/>
+          <w:rtl w:val="0"/>
+        </w:rPr>
+        <w:t xml:space="preserve">process involves the following steps:</w:t>
+      </w:r>
+    </w:p>
+    <w:p>
+      <w:pPr>
+        <w:numPr>
+          <w:ilvl w:val="0"/>
+          <w:numId w:val="2"/>
+        </w:numPr>
+        <w:spacing w:after="240" w:before="240" w:lineRule="auto"/>
+        <w:ind w:left="720" w:hanging="360"/>
+        <w:rPr>
+          <w:sz w:val="28"/>
+          <w:szCs w:val="28"/>
+        </w:rPr>
+      </w:pPr>
+      <w:r>
+        <w:rPr>
+          <w:b w:val="1"/>
+          <w:sz w:val="28"/>
+          <w:szCs w:val="28"/>
+          <w:rtl w:val="0"/>
+        </w:rPr>
+        <w:t xml:space="preserve">Open the Web Application</w:t>
         <w:br w:type="textWrapping"/>
-        <w:t xml:space="preserve">2. Enable camera access for live footage.</w:t>
+      </w:r>
+      <w:r>
+        <w:rPr>
+          <w:sz w:val="28"/>
+          <w:szCs w:val="28"/>
+          <w:rtl w:val="0"/>
+        </w:rPr>
+        <w:t xml:space="preserve"> Users start by accessing the web application through a laptop or </w:t>
+      </w:r>
+    </w:p>
+    <w:p>
+      <w:pPr>
+        <w:spacing w:after="240" w:before="240" w:lineRule="auto"/>
+        <w:ind w:left="720" w:firstLine="0"/>
+        <w:rPr>
+          <w:sz w:val="28"/>
+          <w:szCs w:val="28"/>
+        </w:rPr>
+      </w:pPr>
+      <w:r>
+        <w:rPr>
+          <w:sz w:val="28"/>
+          <w:szCs w:val="28"/>
+          <w:rtl w:val="0"/>
+        </w:rPr>
+        <w:t xml:space="preserve">any device with a browser and camera support. The application is </w:t>
+      </w:r>
+    </w:p>
+    <w:p>
+      <w:pPr>
+        <w:spacing w:after="240" w:before="240" w:lineRule="auto"/>
+        <w:ind w:left="720" w:firstLine="0"/>
+        <w:rPr>
+          <w:sz w:val="28"/>
+          <w:szCs w:val="28"/>
+        </w:rPr>
+      </w:pPr>
+      <w:r>
+        <w:rPr>
+          <w:sz w:val="28"/>
+          <w:szCs w:val="28"/>
+          <w:rtl w:val="0"/>
+        </w:rPr>
+        <w:t xml:space="preserve">designed to be lightweight and responsive, ensuring smooth </w:t>
+      </w:r>
+    </w:p>
+    <w:p>
+      <w:pPr>
+        <w:spacing w:after="240" w:before="240" w:lineRule="auto"/>
+        <w:ind w:left="720" w:firstLine="0"/>
+        <w:rPr>
+          <w:sz w:val="28"/>
+          <w:szCs w:val="28"/>
+        </w:rPr>
+      </w:pPr>
+      <w:r>
+        <w:rPr>
+          <w:sz w:val="28"/>
+          <w:szCs w:val="28"/>
+          <w:rtl w:val="0"/>
+        </w:rPr>
+        <w:t xml:space="preserve">performance across various devices.</w:t>
         <w:br w:type="textWrapping"/>
-        <w:t xml:space="preserve">3. Begin squatting while the system tracks and counts the repetitions.</w:t>
+      </w:r>
+    </w:p>
+    <w:p>
+      <w:pPr>
+        <w:numPr>
+          <w:ilvl w:val="0"/>
+          <w:numId w:val="2"/>
+        </w:numPr>
+        <w:spacing w:after="240" w:before="240" w:lineRule="auto"/>
+        <w:ind w:left="720" w:hanging="360"/>
+        <w:rPr>
+          <w:sz w:val="28"/>
+          <w:szCs w:val="28"/>
+        </w:rPr>
+      </w:pPr>
+      <w:r>
+        <w:rPr>
+          <w:b w:val="1"/>
+          <w:sz w:val="28"/>
+          <w:szCs w:val="28"/>
+          <w:rtl w:val="0"/>
+        </w:rPr>
+        <w:t xml:space="preserve">Enable Camera Access</w:t>
+        <w:br w:type="textWrapping"/>
+      </w:r>
+      <w:r>
+        <w:rPr>
+          <w:sz w:val="28"/>
+          <w:szCs w:val="28"/>
+          <w:rtl w:val="0"/>
+        </w:rPr>
+        <w:t xml:space="preserve"> Once the application is open, users are prompted to enable </w:t>
+      </w:r>
+    </w:p>
+    <w:p>
+      <w:pPr>
+        <w:spacing w:after="240" w:before="240" w:lineRule="auto"/>
+        <w:ind w:left="720" w:firstLine="0"/>
+        <w:rPr>
+          <w:sz w:val="28"/>
+          <w:szCs w:val="28"/>
+        </w:rPr>
+      </w:pPr>
+      <w:r>
+        <w:rPr>
+          <w:sz w:val="28"/>
+          <w:szCs w:val="28"/>
+          <w:rtl w:val="0"/>
+        </w:rPr>
+        <w:t xml:space="preserve">camera access. The system uses the camera to capture live footage </w:t>
+      </w:r>
+    </w:p>
+    <w:p>
+      <w:pPr>
+        <w:spacing w:after="240" w:before="240" w:lineRule="auto"/>
+        <w:ind w:left="720" w:firstLine="0"/>
+        <w:rPr>
+          <w:sz w:val="28"/>
+          <w:szCs w:val="28"/>
+        </w:rPr>
+      </w:pPr>
+      <w:r>
+        <w:rPr>
+          <w:sz w:val="28"/>
+          <w:szCs w:val="28"/>
+          <w:rtl w:val="0"/>
+        </w:rPr>
+        <w:t xml:space="preserve">and perform pose detection. Privacy and security measures </w:t>
+      </w:r>
+    </w:p>
+    <w:p>
+      <w:pPr>
+        <w:spacing w:after="240" w:before="240" w:lineRule="auto"/>
+        <w:ind w:left="720" w:firstLine="0"/>
+        <w:rPr>
+          <w:sz w:val="28"/>
+          <w:szCs w:val="28"/>
+        </w:rPr>
+      </w:pPr>
+      <w:r>
+        <w:rPr>
+          <w:sz w:val="28"/>
+          <w:szCs w:val="28"/>
+          <w:rtl w:val="0"/>
+        </w:rPr>
+        <w:t xml:space="preserve">ensure that users' data remains protected.</w:t>
+        <w:br w:type="textWrapping"/>
+      </w:r>
+    </w:p>
+    <w:p>
+      <w:pPr>
+        <w:numPr>
+          <w:ilvl w:val="0"/>
+          <w:numId w:val="2"/>
+        </w:numPr>
+        <w:spacing w:after="240" w:before="240" w:lineRule="auto"/>
+        <w:ind w:left="720" w:hanging="360"/>
+        <w:rPr>
+          <w:sz w:val="28"/>
+          <w:szCs w:val="28"/>
+        </w:rPr>
+      </w:pPr>
+      <w:r>
+        <w:rPr>
+          <w:b w:val="1"/>
+          <w:sz w:val="28"/>
+          <w:szCs w:val="28"/>
+          <w:rtl w:val="0"/>
+        </w:rPr>
+        <w:t xml:space="preserve">Perform Squats</w:t>
+        <w:br w:type="textWrapping"/>
+      </w:r>
+      <w:r>
+        <w:rPr>
+          <w:sz w:val="28"/>
+          <w:szCs w:val="28"/>
+          <w:rtl w:val="0"/>
+        </w:rPr>
+        <w:t xml:space="preserve"> After enabling the camera, users can begin their workout. The </w:t>
+      </w:r>
+    </w:p>
+    <w:p>
+      <w:pPr>
+        <w:spacing w:after="240" w:before="240" w:lineRule="auto"/>
+        <w:ind w:left="720" w:firstLine="0"/>
+        <w:rPr>
+          <w:sz w:val="28"/>
+          <w:szCs w:val="28"/>
+        </w:rPr>
+      </w:pPr>
+      <w:r>
+        <w:rPr>
+          <w:sz w:val="28"/>
+          <w:szCs w:val="28"/>
+          <w:rtl w:val="0"/>
+        </w:rPr>
+        <w:t xml:space="preserve">AI-based pose detection model analyzes the user’s movements in </w:t>
+      </w:r>
+    </w:p>
+    <w:p>
+      <w:pPr>
+        <w:spacing w:after="240" w:before="240" w:lineRule="auto"/>
+        <w:ind w:left="720" w:firstLine="0"/>
+        <w:rPr>
+          <w:sz w:val="28"/>
+          <w:szCs w:val="28"/>
+        </w:rPr>
+      </w:pPr>
+      <w:r>
+        <w:rPr>
+          <w:sz w:val="28"/>
+          <w:szCs w:val="28"/>
+          <w:rtl w:val="0"/>
+        </w:rPr>
+        <w:t xml:space="preserve">real-time, tracks the squats, and accurately counts repetitions. </w:t>
+      </w:r>
+    </w:p>
+    <w:p>
+      <w:pPr>
+        <w:spacing w:after="240" w:before="240" w:lineRule="auto"/>
+        <w:ind w:left="720" w:firstLine="0"/>
+        <w:rPr>
+          <w:sz w:val="28"/>
+          <w:szCs w:val="28"/>
+        </w:rPr>
+      </w:pPr>
+      <w:r>
+        <w:rPr>
+          <w:sz w:val="28"/>
+          <w:szCs w:val="28"/>
+          <w:rtl w:val="0"/>
+        </w:rPr>
+        <w:t xml:space="preserve">Visual feedback and squat counts are displayed on the screen, </w:t>
+      </w:r>
+    </w:p>
+    <w:p>
+      <w:pPr>
+        <w:spacing w:after="240" w:before="240" w:lineRule="auto"/>
+        <w:ind w:left="720" w:firstLine="0"/>
+        <w:rPr>
+          <w:sz w:val="28"/>
+          <w:szCs w:val="28"/>
+        </w:rPr>
+      </w:pPr>
+      <w:r>
+        <w:rPr>
+          <w:sz w:val="28"/>
+          <w:szCs w:val="28"/>
+          <w:rtl w:val="0"/>
+        </w:rPr>
+        <w:t xml:space="preserve">providing instant progress updates.</w:t>
+        <w:br w:type="textWrapping"/>
+      </w:r>
+    </w:p>
+    <w:p>
+      <w:pPr>
+        <w:spacing w:after="240" w:before="240" w:lineRule="auto"/>
+        <w:rPr>
+          <w:sz w:val="28"/>
+          <w:szCs w:val="28"/>
+        </w:rPr>
+      </w:pPr>
+      <w:r>
+        <w:rPr>
+          <w:sz w:val="28"/>
+          <w:szCs w:val="28"/>
+          <w:rtl w:val="0"/>
+        </w:rPr>
+        <w:t xml:space="preserve">This simple, streamlined design ensures that users can easily set up and </w:t>
+      </w:r>
+    </w:p>
+    <w:p>
+      <w:pPr>
+        <w:spacing w:after="240" w:before="240" w:lineRule="auto"/>
+        <w:rPr>
+          <w:sz w:val="28"/>
+          <w:szCs w:val="28"/>
+        </w:rPr>
+      </w:pPr>
+      <w:r>
+        <w:rPr>
+          <w:sz w:val="28"/>
+          <w:szCs w:val="28"/>
+          <w:rtl w:val="0"/>
+        </w:rPr>
+        <w:t xml:space="preserve">use the system, allowing them to focus on their workout without the</w:t>
+      </w:r>
+    </w:p>
+    <w:p>
+      <w:pPr>
+        <w:spacing w:after="240" w:before="240" w:lineRule="auto"/>
+        <w:rPr>
+          <w:sz w:val="28"/>
+          <w:szCs w:val="28"/>
+        </w:rPr>
+      </w:pPr>
+      <w:r>
+        <w:rPr>
+          <w:sz w:val="28"/>
+          <w:szCs w:val="28"/>
+          <w:rtl w:val="0"/>
+        </w:rPr>
+        <w:t xml:space="preserve"> need for additional hardware or complex configurations.</w:t>
+      </w:r>
+    </w:p>
+    <w:p>
+      <w:pPr>
+        <w:rPr>
+          <w:sz w:val="28"/>
+          <w:szCs w:val="28"/>
+        </w:rPr>
+      </w:pPr>
+      <w:r>
+        <w:rPr>
+          <w:rtl w:val="0"/>
+        </w:rPr>
+      </w:r>
+    </w:p>
+    <w:p>
+      <w:pPr>
+        <w:rPr>
+          <w:sz w:val="28"/>
+          <w:szCs w:val="28"/>
+        </w:rPr>
+      </w:pPr>
+      <w:r>
+        <w:rPr>
+          <w:rtl w:val="0"/>
+        </w:rPr>
       </w:r>
     </w:p>
     <w:p>
       <w:pPr>
         <w:pStyle w:val="Heading1"/>
-        <w:rPr/>
-      </w:pPr>
-      <w:r>
-        <w:rPr>
-          <w:rtl w:val="0"/>
-        </w:rPr>
-        <w:t xml:space="preserve">8. Data</w:t>
-      </w:r>
-    </w:p>
-    <w:p>
-      <w:pPr>
-        <w:rPr/>
-      </w:pPr>
-      <w:r>
-        <w:rPr>
+        <w:rPr>
+          <w:b w:val="1"/>
+          <w:sz w:val="28"/>
+          <w:szCs w:val="28"/>
+        </w:rPr>
+      </w:pPr>
+      <w:r>
+        <w:rPr>
+          <w:sz w:val="48"/>
+          <w:szCs w:val="48"/>
+          <w:rtl w:val="0"/>
+        </w:rPr>
+        <w:t xml:space="preserve">9.Data</w:t>
+      </w:r>
+      <w:r>
+        <w:rPr>
+          <w:rtl w:val="0"/>
+        </w:rPr>
+      </w:r>
+    </w:p>
+    <w:p>
+      <w:pPr>
+        <w:spacing w:after="240" w:before="240" w:lineRule="auto"/>
+        <w:rPr>
+          <w:sz w:val="28"/>
+          <w:szCs w:val="28"/>
+        </w:rPr>
+      </w:pPr>
+      <w:r>
+        <w:rPr>
+          <w:b w:val="1"/>
+          <w:sz w:val="28"/>
+          <w:szCs w:val="28"/>
           <w:rtl w:val="0"/>
         </w:rPr>
         <w:t xml:space="preserve">Data Needed:</w:t>
         <w:br w:type="textWrapping"/>
-        <w:t xml:space="preserve">- Body pose data for squat movements.</w:t>
-        <w:br w:type="textWrapping"/>
+      </w:r>
+      <w:r>
+        <w:rPr>
+          <w:sz w:val="28"/>
+          <w:szCs w:val="28"/>
+          <w:rtl w:val="0"/>
+        </w:rPr>
+        <w:t xml:space="preserve"> To accurately track and count squats, the system requires detailed body </w:t>
+      </w:r>
+    </w:p>
+    <w:p>
+      <w:pPr>
+        <w:spacing w:after="240" w:before="240" w:lineRule="auto"/>
+        <w:rPr>
+          <w:sz w:val="28"/>
+          <w:szCs w:val="28"/>
+        </w:rPr>
+      </w:pPr>
+      <w:r>
+        <w:rPr>
+          <w:sz w:val="28"/>
+          <w:szCs w:val="28"/>
+          <w:rtl w:val="0"/>
+        </w:rPr>
+        <w:t xml:space="preserve">pose data, specifically focusing on key points like joints and limb </w:t>
+      </w:r>
+    </w:p>
+    <w:p>
+      <w:pPr>
+        <w:spacing w:after="240" w:before="240" w:lineRule="auto"/>
+        <w:rPr>
+          <w:sz w:val="28"/>
+          <w:szCs w:val="28"/>
+        </w:rPr>
+      </w:pPr>
+      <w:r>
+        <w:rPr>
+          <w:sz w:val="28"/>
+          <w:szCs w:val="28"/>
+          <w:rtl w:val="0"/>
+        </w:rPr>
+        <w:t xml:space="preserve">positions during squat movements. This data is essential for recognizing </w:t>
+      </w:r>
+    </w:p>
+    <w:p>
+      <w:pPr>
+        <w:spacing w:after="240" w:before="240" w:lineRule="auto"/>
+        <w:rPr>
+          <w:sz w:val="28"/>
+          <w:szCs w:val="28"/>
+        </w:rPr>
+      </w:pPr>
+      <w:r>
+        <w:rPr>
+          <w:sz w:val="28"/>
+          <w:szCs w:val="28"/>
+          <w:rtl w:val="0"/>
+        </w:rPr>
+        <w:t xml:space="preserve">the distinct phases of a squat (e.g., descending and ascending) and </w:t>
+      </w:r>
+    </w:p>
+    <w:p>
+      <w:pPr>
+        <w:spacing w:after="240" w:before="240" w:lineRule="auto"/>
+        <w:rPr>
+          <w:sz w:val="28"/>
+          <w:szCs w:val="28"/>
+        </w:rPr>
+      </w:pPr>
+      <w:r>
+        <w:rPr>
+          <w:sz w:val="28"/>
+          <w:szCs w:val="28"/>
+          <w:rtl w:val="0"/>
+        </w:rPr>
+        <w:t xml:space="preserve">ensuring accurate repetition counting.</w:t>
+      </w:r>
+    </w:p>
+    <w:p>
+      <w:pPr>
+        <w:spacing w:after="240" w:before="240" w:lineRule="auto"/>
+        <w:rPr>
+          <w:sz w:val="28"/>
+          <w:szCs w:val="28"/>
+        </w:rPr>
+      </w:pPr>
+      <w:r>
+        <w:rPr>
+          <w:b w:val="1"/>
+          <w:sz w:val="28"/>
+          <w:szCs w:val="28"/>
+          <w:rtl w:val="0"/>
+        </w:rPr>
         <w:t xml:space="preserve">Source:</w:t>
         <w:br w:type="textWrapping"/>
-        <w:t xml:space="preserve">- Pre-trained MoveNet model using the COCO dataset.</w:t>
+      </w:r>
+      <w:r>
+        <w:rPr>
+          <w:sz w:val="28"/>
+          <w:szCs w:val="28"/>
+          <w:rtl w:val="0"/>
+        </w:rPr>
+        <w:t xml:space="preserve"> The project utilizes the pre-trained </w:t>
+      </w:r>
+      <w:r>
+        <w:rPr>
+          <w:b w:val="1"/>
+          <w:sz w:val="28"/>
+          <w:szCs w:val="28"/>
+          <w:rtl w:val="0"/>
+        </w:rPr>
+        <w:t xml:space="preserve">MoveNet model</w:t>
+      </w:r>
+      <w:r>
+        <w:rPr>
+          <w:sz w:val="28"/>
+          <w:szCs w:val="28"/>
+          <w:rtl w:val="0"/>
+        </w:rPr>
+        <w:t xml:space="preserve">, a state-of-the-art </w:t>
+      </w:r>
+    </w:p>
+    <w:p>
+      <w:pPr>
+        <w:spacing w:after="240" w:before="240" w:lineRule="auto"/>
+        <w:rPr>
+          <w:sz w:val="28"/>
+          <w:szCs w:val="28"/>
+        </w:rPr>
+      </w:pPr>
+      <w:r>
+        <w:rPr>
+          <w:sz w:val="28"/>
+          <w:szCs w:val="28"/>
+          <w:rtl w:val="0"/>
+        </w:rPr>
+        <w:t xml:space="preserve">pose estimation model trained on the </w:t>
+      </w:r>
+      <w:r>
+        <w:rPr>
+          <w:b w:val="1"/>
+          <w:sz w:val="28"/>
+          <w:szCs w:val="28"/>
+          <w:rtl w:val="0"/>
+        </w:rPr>
+        <w:t xml:space="preserve">COCO dataset</w:t>
+      </w:r>
+      <w:r>
+        <w:rPr>
+          <w:sz w:val="28"/>
+          <w:szCs w:val="28"/>
+          <w:rtl w:val="0"/>
+        </w:rPr>
+        <w:t xml:space="preserve">. The COCO dataset </w:t>
+      </w:r>
+    </w:p>
+    <w:p>
+      <w:pPr>
+        <w:spacing w:after="240" w:before="240" w:lineRule="auto"/>
+        <w:rPr>
+          <w:sz w:val="28"/>
+          <w:szCs w:val="28"/>
+        </w:rPr>
+      </w:pPr>
+      <w:r>
+        <w:rPr>
+          <w:sz w:val="28"/>
+          <w:szCs w:val="28"/>
+          <w:rtl w:val="0"/>
+        </w:rPr>
+        <w:t xml:space="preserve">includes extensive annotations for key body points, enabling the model </w:t>
+      </w:r>
+    </w:p>
+    <w:p>
+      <w:pPr>
+        <w:spacing w:after="240" w:before="240" w:lineRule="auto"/>
+        <w:rPr>
+          <w:sz w:val="28"/>
+          <w:szCs w:val="28"/>
+        </w:rPr>
+      </w:pPr>
+      <w:r>
+        <w:rPr>
+          <w:sz w:val="28"/>
+          <w:szCs w:val="28"/>
+          <w:rtl w:val="0"/>
+        </w:rPr>
+        <w:t xml:space="preserve">to effectively detect and analyze human poses in real time. The MoveNet </w:t>
+      </w:r>
+    </w:p>
+    <w:p>
+      <w:pPr>
+        <w:spacing w:after="240" w:before="240" w:lineRule="auto"/>
+        <w:rPr>
+          <w:sz w:val="28"/>
+          <w:szCs w:val="28"/>
+        </w:rPr>
+      </w:pPr>
+      <w:r>
+        <w:rPr>
+          <w:sz w:val="28"/>
+          <w:szCs w:val="28"/>
+          <w:rtl w:val="0"/>
+        </w:rPr>
+        <w:t xml:space="preserve">model is ideal for this application due to its high speed, accuracy, and </w:t>
+      </w:r>
+    </w:p>
+    <w:p>
+      <w:pPr>
+        <w:spacing w:after="240" w:before="240" w:lineRule="auto"/>
+        <w:rPr>
+          <w:sz w:val="28"/>
+          <w:szCs w:val="28"/>
+        </w:rPr>
+      </w:pPr>
+      <w:r>
+        <w:rPr>
+          <w:sz w:val="28"/>
+          <w:szCs w:val="28"/>
+          <w:rtl w:val="0"/>
+        </w:rPr>
+        <w:t xml:space="preserve">ability to operate seamlessly on various devices, including laptops and </w:t>
+      </w:r>
+    </w:p>
+    <w:p>
+      <w:pPr>
+        <w:spacing w:after="240" w:before="240" w:lineRule="auto"/>
+        <w:rPr>
+          <w:sz w:val="28"/>
+          <w:szCs w:val="28"/>
+        </w:rPr>
+      </w:pPr>
+      <w:r>
+        <w:rPr>
+          <w:sz w:val="28"/>
+          <w:szCs w:val="28"/>
+          <w:rtl w:val="0"/>
+        </w:rPr>
+        <w:t xml:space="preserve">smartphones.</w:t>
+      </w:r>
+    </w:p>
+    <w:p>
+      <w:pPr>
+        <w:spacing w:after="240" w:before="240" w:lineRule="auto"/>
+        <w:rPr>
+          <w:sz w:val="28"/>
+          <w:szCs w:val="28"/>
+        </w:rPr>
+      </w:pPr>
+      <w:r>
+        <w:rPr>
+          <w:sz w:val="28"/>
+          <w:szCs w:val="28"/>
+          <w:rtl w:val="0"/>
+        </w:rPr>
+        <w:t xml:space="preserve">This data-driven approach ensures precise and reliable squat tracking, </w:t>
+      </w:r>
+    </w:p>
+    <w:p>
+      <w:pPr>
+        <w:spacing w:after="240" w:before="240" w:lineRule="auto"/>
+        <w:rPr>
+          <w:sz w:val="28"/>
+          <w:szCs w:val="28"/>
+        </w:rPr>
+      </w:pPr>
+      <w:r>
+        <w:rPr>
+          <w:sz w:val="28"/>
+          <w:szCs w:val="28"/>
+          <w:rtl w:val="0"/>
+        </w:rPr>
+        <w:t xml:space="preserve">forming the foundation of the system's performance.</w:t>
+      </w:r>
+    </w:p>
+    <w:p>
+      <w:pPr>
+        <w:rPr>
+          <w:sz w:val="28"/>
+          <w:szCs w:val="28"/>
+        </w:rPr>
+      </w:pPr>
+      <w:r>
+        <w:rPr>
+          <w:rtl w:val="0"/>
+        </w:rPr>
       </w:r>
     </w:p>
     <w:p>
       <w:pPr>
         <w:pStyle w:val="Heading1"/>
+        <w:rPr>
+          <w:sz w:val="48"/>
+          <w:szCs w:val="48"/>
+        </w:rPr>
+      </w:pPr>
+      <w:r>
+        <w:rPr>
+          <w:rtl w:val="0"/>
+        </w:rPr>
+      </w:r>
+    </w:p>
+    <w:p>
+      <w:pPr>
+        <w:pStyle w:val="Heading1"/>
+        <w:rPr>
+          <w:b w:val="1"/>
+          <w:sz w:val="28"/>
+          <w:szCs w:val="28"/>
+        </w:rPr>
+      </w:pPr>
+      <w:r>
+        <w:rPr>
+          <w:sz w:val="48"/>
+          <w:szCs w:val="48"/>
+          <w:rtl w:val="0"/>
+        </w:rPr>
+        <w:t xml:space="preserve">10. Prototype</w:t>
+      </w:r>
+      <w:r>
+        <w:rPr>
+          <w:rtl w:val="0"/>
+        </w:rPr>
+      </w:r>
+    </w:p>
+    <w:p>
+      <w:pPr>
+        <w:spacing w:after="240" w:before="240" w:lineRule="auto"/>
+        <w:rPr>
+          <w:sz w:val="28"/>
+          <w:szCs w:val="28"/>
+        </w:rPr>
+      </w:pPr>
+      <w:r>
+        <w:rPr>
+          <w:sz w:val="28"/>
+          <w:szCs w:val="28"/>
+          <w:rtl w:val="0"/>
+        </w:rPr>
+        <w:t xml:space="preserve">The prototype of our squat counting system was developed by </w:t>
+      </w:r>
+    </w:p>
+    <w:p>
+      <w:pPr>
+        <w:spacing w:after="240" w:before="240" w:lineRule="auto"/>
+        <w:rPr>
+          <w:sz w:val="28"/>
+          <w:szCs w:val="28"/>
+        </w:rPr>
+      </w:pPr>
+      <w:r>
+        <w:rPr>
+          <w:sz w:val="28"/>
+          <w:szCs w:val="28"/>
+          <w:rtl w:val="0"/>
+        </w:rPr>
+        <w:t xml:space="preserve">integrating the </w:t>
+      </w:r>
+      <w:r>
+        <w:rPr>
+          <w:b w:val="1"/>
+          <w:sz w:val="28"/>
+          <w:szCs w:val="28"/>
+          <w:rtl w:val="0"/>
+        </w:rPr>
+        <w:t xml:space="preserve">MoveNet model</w:t>
+      </w:r>
+      <w:r>
+        <w:rPr>
+          <w:sz w:val="28"/>
+          <w:szCs w:val="28"/>
+          <w:rtl w:val="0"/>
+        </w:rPr>
+        <w:t xml:space="preserve">, a state-of-the-art pose estimation </w:t>
+      </w:r>
+    </w:p>
+    <w:p>
+      <w:pPr>
+        <w:spacing w:after="240" w:before="240" w:lineRule="auto"/>
+        <w:rPr>
+          <w:sz w:val="28"/>
+          <w:szCs w:val="28"/>
+        </w:rPr>
+      </w:pPr>
+      <w:r>
+        <w:rPr>
+          <w:sz w:val="28"/>
+          <w:szCs w:val="28"/>
+          <w:rtl w:val="0"/>
+        </w:rPr>
+        <w:t xml:space="preserve">model. Trained on the vast </w:t>
+      </w:r>
+      <w:r>
+        <w:rPr>
+          <w:b w:val="1"/>
+          <w:sz w:val="28"/>
+          <w:szCs w:val="28"/>
+          <w:rtl w:val="0"/>
+        </w:rPr>
+        <w:t xml:space="preserve">COCO dataset</w:t>
+      </w:r>
+      <w:r>
+        <w:rPr>
+          <w:sz w:val="28"/>
+          <w:szCs w:val="28"/>
+          <w:rtl w:val="0"/>
+        </w:rPr>
+        <w:t xml:space="preserve"> of human figures, MoveNet is </w:t>
+      </w:r>
+    </w:p>
+    <w:p>
+      <w:pPr>
+        <w:spacing w:after="240" w:before="240" w:lineRule="auto"/>
+        <w:rPr>
+          <w:sz w:val="28"/>
+          <w:szCs w:val="28"/>
+        </w:rPr>
+      </w:pPr>
+      <w:r>
+        <w:rPr>
+          <w:sz w:val="28"/>
+          <w:szCs w:val="28"/>
+          <w:rtl w:val="0"/>
+        </w:rPr>
+        <w:t xml:space="preserve">capable of detecting and tracking key body points with high accuracy. </w:t>
+      </w:r>
+    </w:p>
+    <w:p>
+      <w:pPr>
+        <w:spacing w:after="240" w:before="240" w:lineRule="auto"/>
+        <w:rPr>
+          <w:sz w:val="28"/>
+          <w:szCs w:val="28"/>
+        </w:rPr>
+      </w:pPr>
+      <w:r>
+        <w:rPr>
+          <w:sz w:val="28"/>
+          <w:szCs w:val="28"/>
+          <w:rtl w:val="0"/>
+        </w:rPr>
+        <w:t xml:space="preserve">This model allowed the system to recognize specific movements, such as </w:t>
+      </w:r>
+    </w:p>
+    <w:p>
+      <w:pPr>
+        <w:spacing w:after="240" w:before="240" w:lineRule="auto"/>
+        <w:rPr>
+          <w:sz w:val="28"/>
+          <w:szCs w:val="28"/>
+        </w:rPr>
+      </w:pPr>
+      <w:r>
+        <w:rPr>
+          <w:sz w:val="28"/>
+          <w:szCs w:val="28"/>
+          <w:rtl w:val="0"/>
+        </w:rPr>
+        <w:t xml:space="preserve">the downward and upward motion during a squat, and count repetitions </w:t>
+      </w:r>
+    </w:p>
+    <w:p>
+      <w:pPr>
+        <w:spacing w:after="240" w:before="240" w:lineRule="auto"/>
+        <w:rPr>
+          <w:sz w:val="28"/>
+          <w:szCs w:val="28"/>
+        </w:rPr>
+      </w:pPr>
+      <w:r>
+        <w:rPr>
+          <w:sz w:val="28"/>
+          <w:szCs w:val="28"/>
+          <w:rtl w:val="0"/>
+        </w:rPr>
+        <w:t xml:space="preserve">in real time without the need for any wearable devices.</w:t>
+      </w:r>
+    </w:p>
+    <w:p>
+      <w:pPr>
+        <w:spacing w:after="240" w:before="240" w:lineRule="auto"/>
+        <w:rPr>
+          <w:sz w:val="28"/>
+          <w:szCs w:val="28"/>
+        </w:rPr>
+      </w:pPr>
+      <w:r>
+        <w:rPr>
+          <w:sz w:val="28"/>
+          <w:szCs w:val="28"/>
+          <w:rtl w:val="0"/>
+        </w:rPr>
+        <w:t xml:space="preserve">To validate its functionality, the prototype was tested using live camera </w:t>
+      </w:r>
+    </w:p>
+    <w:p>
+      <w:pPr>
+        <w:spacing w:after="240" w:before="240" w:lineRule="auto"/>
+        <w:rPr>
+          <w:sz w:val="28"/>
+          <w:szCs w:val="28"/>
+        </w:rPr>
+      </w:pPr>
+      <w:r>
+        <w:rPr>
+          <w:sz w:val="28"/>
+          <w:szCs w:val="28"/>
+          <w:rtl w:val="0"/>
+        </w:rPr>
+        <w:t xml:space="preserve">footage, with the system analyzing the user's pose from different angles. </w:t>
+      </w:r>
+    </w:p>
+    <w:p>
+      <w:pPr>
+        <w:spacing w:after="240" w:before="240" w:lineRule="auto"/>
+        <w:rPr>
+          <w:sz w:val="28"/>
+          <w:szCs w:val="28"/>
+        </w:rPr>
+      </w:pPr>
+      <w:r>
+        <w:rPr>
+          <w:sz w:val="28"/>
+          <w:szCs w:val="28"/>
+          <w:rtl w:val="0"/>
+        </w:rPr>
+        <w:t xml:space="preserve">The squat detection algorithm was evaluated in various environments, </w:t>
+      </w:r>
+    </w:p>
+    <w:p>
+      <w:pPr>
+        <w:spacing w:after="240" w:before="240" w:lineRule="auto"/>
+        <w:rPr>
+          <w:sz w:val="28"/>
+          <w:szCs w:val="28"/>
+        </w:rPr>
+      </w:pPr>
+      <w:r>
+        <w:rPr>
+          <w:sz w:val="28"/>
+          <w:szCs w:val="28"/>
+          <w:rtl w:val="0"/>
+        </w:rPr>
+        <w:t xml:space="preserve">such as different lighting conditions and user postures. Initially, we </w:t>
+      </w:r>
+    </w:p>
+    <w:p>
+      <w:pPr>
+        <w:spacing w:after="240" w:before="240" w:lineRule="auto"/>
+        <w:rPr>
+          <w:sz w:val="28"/>
+          <w:szCs w:val="28"/>
+        </w:rPr>
+      </w:pPr>
+      <w:r>
+        <w:rPr>
+          <w:sz w:val="28"/>
+          <w:szCs w:val="28"/>
+          <w:rtl w:val="0"/>
+        </w:rPr>
+        <w:t xml:space="preserve">encountered some challenges with detecting certain squat forms </w:t>
+      </w:r>
+    </w:p>
+    <w:p>
+      <w:pPr>
+        <w:spacing w:after="240" w:before="240" w:lineRule="auto"/>
+        <w:rPr>
+          <w:sz w:val="28"/>
+          <w:szCs w:val="28"/>
+        </w:rPr>
+      </w:pPr>
+      <w:r>
+        <w:rPr>
+          <w:sz w:val="28"/>
+          <w:szCs w:val="28"/>
+          <w:rtl w:val="0"/>
+        </w:rPr>
+        <w:t xml:space="preserve">accurately, especially when the user’s pose was not perfectly aligned </w:t>
+      </w:r>
+    </w:p>
+    <w:p>
+      <w:pPr>
+        <w:spacing w:after="240" w:before="240" w:lineRule="auto"/>
+        <w:rPr>
+          <w:sz w:val="28"/>
+          <w:szCs w:val="28"/>
+        </w:rPr>
+      </w:pPr>
+      <w:r>
+        <w:rPr>
+          <w:sz w:val="28"/>
+          <w:szCs w:val="28"/>
+          <w:rtl w:val="0"/>
+        </w:rPr>
+        <w:t xml:space="preserve">with the camera. To address these issues, we iterated on the model, </w:t>
+      </w:r>
+    </w:p>
+    <w:p>
+      <w:pPr>
+        <w:spacing w:after="240" w:before="240" w:lineRule="auto"/>
+        <w:rPr>
+          <w:sz w:val="28"/>
+          <w:szCs w:val="28"/>
+        </w:rPr>
+      </w:pPr>
+      <w:r>
+        <w:rPr>
+          <w:sz w:val="28"/>
+          <w:szCs w:val="28"/>
+          <w:rtl w:val="0"/>
+        </w:rPr>
+        <w:t xml:space="preserve">refining the detection algorithms to improve squat recognition. These </w:t>
+      </w:r>
+    </w:p>
+    <w:p>
+      <w:pPr>
+        <w:spacing w:after="240" w:before="240" w:lineRule="auto"/>
+        <w:rPr>
+          <w:sz w:val="28"/>
+          <w:szCs w:val="28"/>
+        </w:rPr>
+      </w:pPr>
+      <w:r>
+        <w:rPr>
+          <w:sz w:val="28"/>
+          <w:szCs w:val="28"/>
+          <w:rtl w:val="0"/>
+        </w:rPr>
+        <w:t xml:space="preserve">adjustments ensured that the system could reliably count squats in a </w:t>
+      </w:r>
+    </w:p>
+    <w:p>
+      <w:pPr>
+        <w:spacing w:after="240" w:before="240" w:lineRule="auto"/>
+        <w:rPr>
+          <w:sz w:val="28"/>
+          <w:szCs w:val="28"/>
+        </w:rPr>
+      </w:pPr>
+      <w:r>
+        <w:rPr>
+          <w:sz w:val="28"/>
+          <w:szCs w:val="28"/>
+          <w:rtl w:val="0"/>
+        </w:rPr>
+        <w:t xml:space="preserve">variety of situations, enhancing both accuracy and robustness.</w:t>
+      </w:r>
+    </w:p>
+    <w:p>
+      <w:pPr>
+        <w:spacing w:after="240" w:before="240" w:lineRule="auto"/>
+        <w:rPr>
+          <w:sz w:val="28"/>
+          <w:szCs w:val="28"/>
+        </w:rPr>
+      </w:pPr>
+      <w:r>
+        <w:rPr>
+          <w:sz w:val="28"/>
+          <w:szCs w:val="28"/>
+          <w:rtl w:val="0"/>
+        </w:rPr>
+        <w:t xml:space="preserve">The development of this prototype was an important milestone in </w:t>
+      </w:r>
+    </w:p>
+    <w:p>
+      <w:pPr>
+        <w:spacing w:after="240" w:before="240" w:lineRule="auto"/>
+        <w:rPr>
+          <w:sz w:val="28"/>
+          <w:szCs w:val="28"/>
+        </w:rPr>
+      </w:pPr>
+      <w:r>
+        <w:rPr>
+          <w:sz w:val="28"/>
+          <w:szCs w:val="28"/>
+          <w:rtl w:val="0"/>
+        </w:rPr>
+        <w:t xml:space="preserve">bridging the gap between fitness enthusiasts and affordable, efficient </w:t>
+      </w:r>
+    </w:p>
+    <w:p>
+      <w:pPr>
+        <w:spacing w:after="240" w:before="240" w:lineRule="auto"/>
+        <w:rPr>
+          <w:sz w:val="28"/>
+          <w:szCs w:val="28"/>
+        </w:rPr>
+      </w:pPr>
+      <w:r>
+        <w:rPr>
+          <w:sz w:val="28"/>
+          <w:szCs w:val="28"/>
+          <w:rtl w:val="0"/>
+        </w:rPr>
+        <w:t xml:space="preserve">workout tracking. It demonstrated the potential of AI in simplifying </w:t>
+      </w:r>
+    </w:p>
+    <w:p>
+      <w:pPr>
+        <w:spacing w:after="240" w:before="240" w:lineRule="auto"/>
+        <w:rPr>
+          <w:sz w:val="28"/>
+          <w:szCs w:val="28"/>
+        </w:rPr>
+      </w:pPr>
+      <w:r>
+        <w:rPr>
+          <w:sz w:val="28"/>
+          <w:szCs w:val="28"/>
+          <w:rtl w:val="0"/>
+        </w:rPr>
+        <w:t xml:space="preserve">exercise monitoring and providing users with the tools they need to </w:t>
+      </w:r>
+    </w:p>
+    <w:p>
+      <w:pPr>
+        <w:spacing w:after="240" w:before="240" w:lineRule="auto"/>
         <w:rPr/>
       </w:pPr>
       <w:r>
         <w:rPr>
-          <w:rtl w:val="0"/>
-        </w:rPr>
-        <w:t xml:space="preserve">9. Prototype</w:t>
-      </w:r>
-    </w:p>
-    <w:p>
-      <w:pPr>
-        <w:rPr/>
-      </w:pPr>
-      <w:r>
-        <w:rPr>
-          <w:rtl w:val="0"/>
-        </w:rPr>
-        <w:t xml:space="preserve">We used the MoveNet model, which was trained on a large dataset of human figures, to develop our squat counting system. The prototype was tested using live camera footage, and adjustments were made to enhance the accuracy of the squat detection.</w:t>
+          <w:sz w:val="28"/>
+          <w:szCs w:val="28"/>
+          <w:rtl w:val="0"/>
+        </w:rPr>
+        <w:t xml:space="preserve">improve their fitness.</w:t>
+      </w:r>
+      <w:r>
+        <w:rPr>
+          <w:rtl w:val="0"/>
+        </w:rPr>
       </w:r>
     </w:p>
     <w:p>
       <w:pPr>
         <w:pStyle w:val="Heading1"/>
-        <w:rPr/>
-      </w:pPr>
-      <w:r>
-        <w:rPr>
-          <w:rtl w:val="0"/>
-        </w:rPr>
-        <w:t xml:space="preserve">10. Testing</w:t>
-      </w:r>
-    </w:p>
-    <w:p>
-      <w:pPr>
-        <w:rPr/>
-      </w:pPr>
-      <w:r>
-        <w:rPr>
+        <w:rPr>
+          <w:sz w:val="48"/>
+          <w:szCs w:val="48"/>
+        </w:rPr>
+      </w:pPr>
+      <w:r>
+        <w:rPr>
+          <w:sz w:val="48"/>
+          <w:szCs w:val="48"/>
+          <w:rtl w:val="0"/>
+        </w:rPr>
+        <w:t xml:space="preserve">11. Testing</w:t>
+      </w:r>
+    </w:p>
+    <w:p>
+      <w:pPr>
+        <w:spacing w:after="240" w:before="240" w:lineRule="auto"/>
+        <w:rPr>
+          <w:sz w:val="28"/>
+          <w:szCs w:val="28"/>
+        </w:rPr>
+      </w:pPr>
+      <w:r>
+        <w:rPr>
+          <w:sz w:val="28"/>
+          <w:szCs w:val="28"/>
+          <w:rtl w:val="0"/>
+        </w:rPr>
+        <w:t xml:space="preserve">During the testing phase, feedback from real users provided valuable </w:t>
+      </w:r>
+    </w:p>
+    <w:p>
+      <w:pPr>
+        <w:spacing w:after="240" w:before="240" w:lineRule="auto"/>
+        <w:rPr>
+          <w:sz w:val="28"/>
+          <w:szCs w:val="28"/>
+        </w:rPr>
+      </w:pPr>
+      <w:r>
+        <w:rPr>
+          <w:sz w:val="28"/>
+          <w:szCs w:val="28"/>
+          <w:rtl w:val="0"/>
+        </w:rPr>
+        <w:t xml:space="preserve">insights into the performance and usability of the system.</w:t>
+      </w:r>
+    </w:p>
+    <w:p>
+      <w:pPr>
+        <w:spacing w:after="240" w:before="240" w:lineRule="auto"/>
+        <w:rPr>
+          <w:b w:val="1"/>
+          <w:sz w:val="28"/>
+          <w:szCs w:val="28"/>
+        </w:rPr>
+      </w:pPr>
+      <w:r>
+        <w:rPr>
+          <w:b w:val="1"/>
+          <w:sz w:val="28"/>
+          <w:szCs w:val="28"/>
           <w:rtl w:val="0"/>
         </w:rPr>
         <w:t xml:space="preserve">User Feedback:</w:t>
-        <w:br w:type="textWrapping"/>
-        <w:t xml:space="preserve">- The system successfully counts squats but could improve in identifying incorrect squat forms.</w:t>
-        <w:br w:type="textWrapping"/>
+      </w:r>
+    </w:p>
+    <w:p>
+      <w:pPr>
+        <w:numPr>
+          <w:ilvl w:val="0"/>
+          <w:numId w:val="1"/>
+        </w:numPr>
+        <w:spacing w:after="240" w:before="240" w:lineRule="auto"/>
+        <w:ind w:left="720" w:hanging="360"/>
+        <w:rPr>
+          <w:sz w:val="28"/>
+          <w:szCs w:val="28"/>
+        </w:rPr>
+      </w:pPr>
+      <w:r>
+        <w:rPr>
+          <w:b w:val="1"/>
+          <w:sz w:val="28"/>
+          <w:szCs w:val="28"/>
+          <w:rtl w:val="0"/>
+        </w:rPr>
+        <w:t xml:space="preserve">Accurate Squat Counting:</w:t>
+      </w:r>
+      <w:r>
+        <w:rPr>
+          <w:sz w:val="28"/>
+          <w:szCs w:val="28"/>
+          <w:rtl w:val="0"/>
+        </w:rPr>
+        <w:t xml:space="preserve"> Users found that the system was </w:t>
+      </w:r>
+    </w:p>
+    <w:p>
+      <w:pPr>
+        <w:spacing w:after="240" w:before="240" w:lineRule="auto"/>
+        <w:ind w:left="720" w:firstLine="0"/>
+        <w:rPr>
+          <w:sz w:val="28"/>
+          <w:szCs w:val="28"/>
+        </w:rPr>
+      </w:pPr>
+      <w:r>
+        <w:rPr>
+          <w:sz w:val="28"/>
+          <w:szCs w:val="28"/>
+          <w:rtl w:val="0"/>
+        </w:rPr>
+        <w:t xml:space="preserve">effective at counting squats, accurately detecting repetitions in </w:t>
+      </w:r>
+    </w:p>
+    <w:p>
+      <w:pPr>
+        <w:spacing w:after="240" w:before="240" w:lineRule="auto"/>
+        <w:ind w:left="720" w:firstLine="0"/>
+        <w:rPr>
+          <w:sz w:val="28"/>
+          <w:szCs w:val="28"/>
+        </w:rPr>
+      </w:pPr>
+      <w:r>
+        <w:rPr>
+          <w:sz w:val="28"/>
+          <w:szCs w:val="28"/>
+          <w:rtl w:val="0"/>
+        </w:rPr>
+        <w:t xml:space="preserve">real-time. This functionality was appreciated, as it allowed users </w:t>
+      </w:r>
+    </w:p>
+    <w:p>
+      <w:pPr>
+        <w:spacing w:after="240" w:before="240" w:lineRule="auto"/>
+        <w:ind w:left="720" w:firstLine="0"/>
+        <w:rPr>
+          <w:sz w:val="28"/>
+          <w:szCs w:val="28"/>
+        </w:rPr>
+      </w:pPr>
+      <w:r>
+        <w:rPr>
+          <w:sz w:val="28"/>
+          <w:szCs w:val="28"/>
+          <w:rtl w:val="0"/>
+        </w:rPr>
+        <w:t xml:space="preserve">to focus on their workout without worrying about manually </w:t>
+      </w:r>
+    </w:p>
+    <w:p>
+      <w:pPr>
+        <w:spacing w:after="240" w:before="240" w:lineRule="auto"/>
+        <w:ind w:left="720" w:firstLine="0"/>
+        <w:rPr>
+          <w:sz w:val="28"/>
+          <w:szCs w:val="28"/>
+        </w:rPr>
+      </w:pPr>
+      <w:r>
+        <w:rPr>
+          <w:sz w:val="28"/>
+          <w:szCs w:val="28"/>
+          <w:rtl w:val="0"/>
+        </w:rPr>
+        <w:t xml:space="preserve">counting or losing track of reps.</w:t>
+      </w:r>
+    </w:p>
+    <w:p>
+      <w:pPr>
+        <w:numPr>
+          <w:ilvl w:val="0"/>
+          <w:numId w:val="1"/>
+        </w:numPr>
+        <w:spacing w:after="240" w:before="240" w:lineRule="auto"/>
+        <w:ind w:left="720" w:hanging="360"/>
+        <w:rPr>
+          <w:sz w:val="28"/>
+          <w:szCs w:val="28"/>
+        </w:rPr>
+      </w:pPr>
+      <w:r>
+        <w:rPr>
+          <w:b w:val="1"/>
+          <w:sz w:val="28"/>
+          <w:szCs w:val="28"/>
+          <w:rtl w:val="0"/>
+        </w:rPr>
+        <w:t xml:space="preserve">Posture Feedback Limitations:</w:t>
+      </w:r>
+      <w:r>
+        <w:rPr>
+          <w:sz w:val="28"/>
+          <w:szCs w:val="28"/>
+          <w:rtl w:val="0"/>
+        </w:rPr>
+        <w:t xml:space="preserve"> Although the squat counting was </w:t>
+      </w:r>
+    </w:p>
+    <w:p>
+      <w:pPr>
+        <w:spacing w:after="240" w:before="240" w:lineRule="auto"/>
+        <w:ind w:left="720" w:firstLine="0"/>
+        <w:rPr>
+          <w:sz w:val="28"/>
+          <w:szCs w:val="28"/>
+        </w:rPr>
+      </w:pPr>
+      <w:r>
+        <w:rPr>
+          <w:sz w:val="28"/>
+          <w:szCs w:val="28"/>
+          <w:rtl w:val="0"/>
+        </w:rPr>
+        <w:t xml:space="preserve">precise, users indicated that the system struggled to detect and </w:t>
+      </w:r>
+    </w:p>
+    <w:p>
+      <w:pPr>
+        <w:spacing w:after="240" w:before="240" w:lineRule="auto"/>
+        <w:ind w:left="720" w:firstLine="0"/>
+        <w:rPr>
+          <w:sz w:val="28"/>
+          <w:szCs w:val="28"/>
+        </w:rPr>
+      </w:pPr>
+      <w:r>
+        <w:rPr>
+          <w:sz w:val="28"/>
+          <w:szCs w:val="28"/>
+          <w:rtl w:val="0"/>
+        </w:rPr>
+        <w:t xml:space="preserve">provide feedback on improper squat forms, especially when the </w:t>
+      </w:r>
+    </w:p>
+    <w:p>
+      <w:pPr>
+        <w:spacing w:after="240" w:before="240" w:lineRule="auto"/>
+        <w:ind w:left="720" w:firstLine="0"/>
+        <w:rPr>
+          <w:sz w:val="28"/>
+          <w:szCs w:val="28"/>
+        </w:rPr>
+      </w:pPr>
+      <w:r>
+        <w:rPr>
+          <w:sz w:val="28"/>
+          <w:szCs w:val="28"/>
+          <w:rtl w:val="0"/>
+        </w:rPr>
+        <w:t xml:space="preserve">user deviated from proper technique, such as when their knees </w:t>
+      </w:r>
+    </w:p>
+    <w:p>
+      <w:pPr>
+        <w:spacing w:after="240" w:before="240" w:lineRule="auto"/>
+        <w:ind w:left="720" w:firstLine="0"/>
+        <w:rPr>
+          <w:sz w:val="28"/>
+          <w:szCs w:val="28"/>
+        </w:rPr>
+      </w:pPr>
+      <w:r>
+        <w:rPr>
+          <w:sz w:val="28"/>
+          <w:szCs w:val="28"/>
+          <w:rtl w:val="0"/>
+        </w:rPr>
+        <w:t xml:space="preserve">went beyond their toes or their back was rounded. Users felt that </w:t>
+      </w:r>
+    </w:p>
+    <w:p>
+      <w:pPr>
+        <w:spacing w:after="240" w:before="240" w:lineRule="auto"/>
+        <w:ind w:left="720" w:firstLine="0"/>
+        <w:rPr>
+          <w:sz w:val="28"/>
+          <w:szCs w:val="28"/>
+        </w:rPr>
+      </w:pPr>
+      <w:r>
+        <w:rPr>
+          <w:sz w:val="28"/>
+          <w:szCs w:val="28"/>
+          <w:rtl w:val="0"/>
+        </w:rPr>
+        <w:t xml:space="preserve">the system could offer more detailed guidance on improving their </w:t>
+      </w:r>
+    </w:p>
+    <w:p>
+      <w:pPr>
+        <w:spacing w:after="240" w:before="240" w:lineRule="auto"/>
+        <w:ind w:left="720" w:firstLine="0"/>
+        <w:rPr>
+          <w:sz w:val="28"/>
+          <w:szCs w:val="28"/>
+        </w:rPr>
+      </w:pPr>
+      <w:r>
+        <w:rPr>
+          <w:sz w:val="28"/>
+          <w:szCs w:val="28"/>
+          <w:rtl w:val="0"/>
+        </w:rPr>
+        <w:t xml:space="preserve">form to ensure a safer and more effective workout.</w:t>
+      </w:r>
+    </w:p>
+    <w:p>
+      <w:pPr>
+        <w:spacing w:after="240" w:before="240" w:lineRule="auto"/>
+        <w:rPr>
+          <w:sz w:val="28"/>
+          <w:szCs w:val="28"/>
+        </w:rPr>
+      </w:pPr>
+      <w:r>
+        <w:rPr>
+          <w:b w:val="1"/>
+          <w:sz w:val="28"/>
+          <w:szCs w:val="28"/>
+          <w:rtl w:val="0"/>
+        </w:rPr>
         <w:t xml:space="preserve">Improvements Needed:</w:t>
         <w:br w:type="textWrapping"/>
-        <w:t xml:space="preserve">- Enhance the form-checking feature to provide more detailed feedback on user posture.</w:t>
+      </w:r>
+      <w:r>
+        <w:rPr>
+          <w:sz w:val="28"/>
+          <w:szCs w:val="28"/>
+          <w:rtl w:val="0"/>
+        </w:rPr>
+        <w:t xml:space="preserve"> Based on the feedback received, the following improvements were </w:t>
+      </w:r>
+    </w:p>
+    <w:p>
+      <w:pPr>
+        <w:spacing w:after="240" w:before="240" w:lineRule="auto"/>
+        <w:rPr>
+          <w:sz w:val="28"/>
+          <w:szCs w:val="28"/>
+        </w:rPr>
+      </w:pPr>
+      <w:r>
+        <w:rPr>
+          <w:sz w:val="28"/>
+          <w:szCs w:val="28"/>
+          <w:rtl w:val="0"/>
+        </w:rPr>
+        <w:t xml:space="preserve">identified to enhance the system’s functionality:</w:t>
+      </w:r>
+    </w:p>
+    <w:p>
+      <w:pPr>
+        <w:numPr>
+          <w:ilvl w:val="0"/>
+          <w:numId w:val="8"/>
+        </w:numPr>
+        <w:spacing w:after="240" w:before="240" w:lineRule="auto"/>
+        <w:ind w:left="720" w:hanging="360"/>
+        <w:rPr>
+          <w:sz w:val="28"/>
+          <w:szCs w:val="28"/>
+        </w:rPr>
+      </w:pPr>
+      <w:r>
+        <w:rPr>
+          <w:b w:val="1"/>
+          <w:sz w:val="28"/>
+          <w:szCs w:val="28"/>
+          <w:rtl w:val="0"/>
+        </w:rPr>
+        <w:t xml:space="preserve">Enhanced Form-Checking Feature:</w:t>
+      </w:r>
+      <w:r>
+        <w:rPr>
+          <w:sz w:val="28"/>
+          <w:szCs w:val="28"/>
+          <w:rtl w:val="0"/>
+        </w:rPr>
+        <w:t xml:space="preserve"> Users expressed a need for </w:t>
+      </w:r>
+    </w:p>
+    <w:p>
+      <w:pPr>
+        <w:spacing w:after="240" w:before="240" w:lineRule="auto"/>
+        <w:ind w:left="720" w:firstLine="0"/>
+        <w:rPr>
+          <w:sz w:val="28"/>
+          <w:szCs w:val="28"/>
+        </w:rPr>
+      </w:pPr>
+      <w:r>
+        <w:rPr>
+          <w:sz w:val="28"/>
+          <w:szCs w:val="28"/>
+          <w:rtl w:val="0"/>
+        </w:rPr>
+        <w:t xml:space="preserve">more detailed feedback on their posture. The current </w:t>
+      </w:r>
+    </w:p>
+    <w:p>
+      <w:pPr>
+        <w:spacing w:after="240" w:before="240" w:lineRule="auto"/>
+        <w:ind w:left="720" w:firstLine="0"/>
+        <w:rPr>
+          <w:sz w:val="28"/>
+          <w:szCs w:val="28"/>
+        </w:rPr>
+      </w:pPr>
+      <w:r>
+        <w:rPr>
+          <w:sz w:val="28"/>
+          <w:szCs w:val="28"/>
+          <w:rtl w:val="0"/>
+        </w:rPr>
+        <w:t xml:space="preserve">form-checking feature was limited to basic squat counting, but </w:t>
+      </w:r>
+    </w:p>
+    <w:p>
+      <w:pPr>
+        <w:spacing w:after="240" w:before="240" w:lineRule="auto"/>
+        <w:ind w:left="720" w:firstLine="0"/>
+        <w:rPr>
+          <w:sz w:val="28"/>
+          <w:szCs w:val="28"/>
+        </w:rPr>
+      </w:pPr>
+      <w:r>
+        <w:rPr>
+          <w:sz w:val="28"/>
+          <w:szCs w:val="28"/>
+          <w:rtl w:val="0"/>
+        </w:rPr>
+        <w:t xml:space="preserve">users wanted real-time corrections for common mistakes like </w:t>
+      </w:r>
+    </w:p>
+    <w:p>
+      <w:pPr>
+        <w:spacing w:after="240" w:before="240" w:lineRule="auto"/>
+        <w:ind w:left="720" w:firstLine="0"/>
+        <w:rPr>
+          <w:sz w:val="28"/>
+          <w:szCs w:val="28"/>
+        </w:rPr>
+      </w:pPr>
+      <w:r>
+        <w:rPr>
+          <w:sz w:val="28"/>
+          <w:szCs w:val="28"/>
+          <w:rtl w:val="0"/>
+        </w:rPr>
+        <w:t xml:space="preserve">improper knee alignment or back posture. Future iterations will </w:t>
+      </w:r>
+    </w:p>
+    <w:p>
+      <w:pPr>
+        <w:spacing w:after="240" w:before="240" w:lineRule="auto"/>
+        <w:ind w:left="720" w:firstLine="0"/>
+        <w:rPr>
+          <w:sz w:val="28"/>
+          <w:szCs w:val="28"/>
+        </w:rPr>
+      </w:pPr>
+      <w:r>
+        <w:rPr>
+          <w:sz w:val="28"/>
+          <w:szCs w:val="28"/>
+          <w:rtl w:val="0"/>
+        </w:rPr>
+        <w:t xml:space="preserve">include a more advanced form-checking feature that provides </w:t>
+      </w:r>
+    </w:p>
+    <w:p>
+      <w:pPr>
+        <w:spacing w:after="240" w:before="240" w:lineRule="auto"/>
+        <w:ind w:left="720" w:firstLine="0"/>
+        <w:rPr>
+          <w:sz w:val="28"/>
+          <w:szCs w:val="28"/>
+        </w:rPr>
+      </w:pPr>
+      <w:r>
+        <w:rPr>
+          <w:sz w:val="28"/>
+          <w:szCs w:val="28"/>
+          <w:rtl w:val="0"/>
+        </w:rPr>
+        <w:t xml:space="preserve">specific, actionable tips to improve squat technique.</w:t>
+      </w:r>
+    </w:p>
+    <w:p>
+      <w:pPr>
+        <w:numPr>
+          <w:ilvl w:val="0"/>
+          <w:numId w:val="8"/>
+        </w:numPr>
+        <w:spacing w:after="240" w:before="240" w:lineRule="auto"/>
+        <w:ind w:left="720" w:hanging="360"/>
+        <w:rPr>
+          <w:sz w:val="28"/>
+          <w:szCs w:val="28"/>
+        </w:rPr>
+      </w:pPr>
+      <w:r>
+        <w:rPr>
+          <w:b w:val="1"/>
+          <w:sz w:val="28"/>
+          <w:szCs w:val="28"/>
+          <w:rtl w:val="0"/>
+        </w:rPr>
+        <w:t xml:space="preserve">Personalized Feedback:</w:t>
+      </w:r>
+      <w:r>
+        <w:rPr>
+          <w:sz w:val="28"/>
+          <w:szCs w:val="28"/>
+          <w:rtl w:val="0"/>
+        </w:rPr>
+        <w:t xml:space="preserve"> Some users requested personalized </w:t>
+      </w:r>
+    </w:p>
+    <w:p>
+      <w:pPr>
+        <w:spacing w:after="240" w:before="240" w:lineRule="auto"/>
+        <w:ind w:left="720" w:firstLine="0"/>
+        <w:rPr>
+          <w:sz w:val="28"/>
+          <w:szCs w:val="28"/>
+        </w:rPr>
+      </w:pPr>
+      <w:r>
+        <w:rPr>
+          <w:sz w:val="28"/>
+          <w:szCs w:val="28"/>
+          <w:rtl w:val="0"/>
+        </w:rPr>
+        <w:t xml:space="preserve">feedback based on their body type and fitness level. Integrating a </w:t>
+      </w:r>
+    </w:p>
+    <w:p>
+      <w:pPr>
+        <w:spacing w:after="240" w:before="240" w:lineRule="auto"/>
+        <w:ind w:left="720" w:firstLine="0"/>
+        <w:rPr>
+          <w:sz w:val="28"/>
+          <w:szCs w:val="28"/>
+        </w:rPr>
+      </w:pPr>
+      <w:r>
+        <w:rPr>
+          <w:sz w:val="28"/>
+          <w:szCs w:val="28"/>
+          <w:rtl w:val="0"/>
+        </w:rPr>
+        <w:t xml:space="preserve">machine learning model capable of adjusting form-checking </w:t>
+      </w:r>
+    </w:p>
+    <w:p>
+      <w:pPr>
+        <w:spacing w:after="240" w:before="240" w:lineRule="auto"/>
+        <w:ind w:left="720" w:firstLine="0"/>
+        <w:rPr>
+          <w:sz w:val="28"/>
+          <w:szCs w:val="28"/>
+        </w:rPr>
+      </w:pPr>
+      <w:r>
+        <w:rPr>
+          <w:sz w:val="28"/>
+          <w:szCs w:val="28"/>
+          <w:rtl w:val="0"/>
+        </w:rPr>
+        <w:t xml:space="preserve">guidelines to suit different individuals could help in providing </w:t>
+      </w:r>
+    </w:p>
+    <w:p>
+      <w:pPr>
+        <w:spacing w:after="240" w:before="240" w:lineRule="auto"/>
+        <w:ind w:left="720" w:firstLine="0"/>
+        <w:rPr>
+          <w:sz w:val="28"/>
+          <w:szCs w:val="28"/>
+        </w:rPr>
+      </w:pPr>
+      <w:r>
+        <w:rPr>
+          <w:sz w:val="28"/>
+          <w:szCs w:val="28"/>
+          <w:rtl w:val="0"/>
+        </w:rPr>
+        <w:t xml:space="preserve">more tailored suggestions.</w:t>
+      </w:r>
+    </w:p>
+    <w:p>
+      <w:pPr>
+        <w:rPr>
+          <w:sz w:val="28"/>
+          <w:szCs w:val="28"/>
+        </w:rPr>
+      </w:pPr>
+      <w:r>
+        <w:rPr>
+          <w:rtl w:val="0"/>
+        </w:rPr>
       </w:r>
     </w:p>
     <w:p>
       <w:pPr>
         <w:pStyle w:val="Heading1"/>
-        <w:rPr/>
-      </w:pPr>
-      <w:r>
-        <w:rPr>
-          <w:rtl w:val="0"/>
-        </w:rPr>
-        <w:t xml:space="preserve">11. Team Collaboration</w:t>
-      </w:r>
-    </w:p>
-    <w:p>
-      <w:pPr>
-        <w:rPr/>
-      </w:pPr>
-      <w:r>
-        <w:rPr>
-          <w:rtl w:val="0"/>
-        </w:rPr>
-        <w:t xml:space="preserve">The team worked both online and offline, meeting regularly via WhatsApp and in-person at school. Google Docs and shared drives were used for communication and document management.</w:t>
+        <w:rPr>
+          <w:sz w:val="48"/>
+          <w:szCs w:val="48"/>
+        </w:rPr>
+      </w:pPr>
+      <w:r>
+        <w:rPr>
+          <w:sz w:val="48"/>
+          <w:szCs w:val="48"/>
+          <w:rtl w:val="0"/>
+        </w:rPr>
+        <w:t xml:space="preserve">12. Team Collaboration</w:t>
+      </w:r>
+    </w:p>
+    <w:p>
+      <w:pPr>
+        <w:rPr>
+          <w:sz w:val="28"/>
+          <w:szCs w:val="28"/>
+        </w:rPr>
+      </w:pPr>
+      <w:r>
+        <w:rPr>
+          <w:sz w:val="28"/>
+          <w:szCs w:val="28"/>
+          <w:rtl w:val="0"/>
+        </w:rPr>
+        <w:t xml:space="preserve">The team worked both online and offline, meeting regularly via </w:t>
+      </w:r>
+    </w:p>
+    <w:p>
+      <w:pPr>
+        <w:rPr>
+          <w:sz w:val="28"/>
+          <w:szCs w:val="28"/>
+        </w:rPr>
+      </w:pPr>
+      <w:r>
+        <w:rPr>
+          <w:sz w:val="28"/>
+          <w:szCs w:val="28"/>
+          <w:rtl w:val="0"/>
+        </w:rPr>
+        <w:t xml:space="preserve">WhatsApp and in-person at school. Google Docs and shared drives were </w:t>
+      </w:r>
+    </w:p>
+    <w:p>
+      <w:pPr>
+        <w:rPr>
+          <w:sz w:val="28"/>
+          <w:szCs w:val="28"/>
+        </w:rPr>
+      </w:pPr>
+      <w:r>
+        <w:rPr>
+          <w:sz w:val="28"/>
+          <w:szCs w:val="28"/>
+          <w:rtl w:val="0"/>
+        </w:rPr>
+        <w:t xml:space="preserve">used for communication and document management.</w:t>
       </w:r>
     </w:p>
     <w:p>
       <w:pPr>
         <w:pStyle w:val="Heading1"/>
-        <w:rPr/>
-      </w:pPr>
-      <w:r>
-        <w:rPr>
-          <w:rtl w:val="0"/>
-        </w:rPr>
-        <w:t xml:space="preserve">12. Individual Learning Reflection</w:t>
-      </w:r>
-    </w:p>
-    <w:p>
-      <w:pPr>
-        <w:rPr/>
-      </w:pPr>
-      <w:r>
-        <w:rPr>
+        <w:rPr>
+          <w:sz w:val="48"/>
+          <w:szCs w:val="48"/>
+        </w:rPr>
+      </w:pPr>
+      <w:r>
+        <w:rPr>
+          <w:sz w:val="48"/>
+          <w:szCs w:val="48"/>
+          <w:rtl w:val="0"/>
+        </w:rPr>
+        <w:t xml:space="preserve">13. Individual Learning Reflection</w:t>
+      </w:r>
+    </w:p>
+    <w:p>
+      <w:pPr>
+        <w:rPr>
+          <w:sz w:val="28"/>
+          <w:szCs w:val="28"/>
+        </w:rPr>
+      </w:pPr>
+      <w:r>
+        <w:rPr>
+          <w:sz w:val="28"/>
+          <w:szCs w:val="28"/>
           <w:rtl w:val="0"/>
         </w:rPr>
         <w:t xml:space="preserve">Team Reflections:</w:t>
@@ -1258,26 +7077,1954 @@
     </w:p>
     <w:p>
       <w:pPr>
-        <w:rPr/>
-      </w:pPr>
-      <w:r>
-        <w:rPr>
-          <w:rtl w:val="0"/>
-        </w:rPr>
-        <w:t xml:space="preserve">[Enter the video URL here]</w:t>
+        <w:rPr>
+          <w:sz w:val="28"/>
+          <w:szCs w:val="28"/>
+        </w:rPr>
+      </w:pPr>
+      <w:hyperlink r:id="rId6">
+        <w:r>
+          <w:rPr>
+            <w:color w:val="0000ff"/>
+            <w:sz w:val="28"/>
+            <w:szCs w:val="28"/>
+            <w:u w:val="single"/>
+            <w:rtl w:val="0"/>
+          </w:rPr>
+          <w:t xml:space="preserve">https://youtu.be/Acy_awFa5PM?feature=shared</w:t>
+        </w:r>
+      </w:hyperlink>
+      <w:r>
+        <w:rPr>
+          <w:rtl w:val="0"/>
+        </w:rPr>
+      </w:r>
+    </w:p>
+    <w:p>
+      <w:pPr>
+        <w:rPr>
+          <w:sz w:val="28"/>
+          <w:szCs w:val="28"/>
+        </w:rPr>
+      </w:pPr>
+      <w:r>
+        <w:rPr>
+          <w:rtl w:val="0"/>
+        </w:rPr>
+      </w:r>
+    </w:p>
+    <w:p>
+      <w:pPr>
+        <w:rPr>
+          <w:sz w:val="28"/>
+          <w:szCs w:val="28"/>
+        </w:rPr>
+      </w:pPr>
+      <w:r>
+        <w:rPr>
+          <w:rtl w:val="0"/>
+        </w:rPr>
+      </w:r>
+    </w:p>
+    <w:p>
+      <w:pPr>
+        <w:rPr>
+          <w:sz w:val="28"/>
+          <w:szCs w:val="28"/>
+        </w:rPr>
+        <w:sectPr>
+          <w:headerReference r:id="rId7" w:type="default"/>
+          <w:footerReference r:id="rId8" w:type="default"/>
+          <w:pgSz w:h="15840" w:w="12240" w:orient="portrait"/>
+          <w:pgMar w:bottom="1440" w:top="1440" w:left="1800" w:right="1800" w:header="720" w:footer="720"/>
+          <w:pgNumType w:start="1"/>
+        </w:sectPr>
+      </w:pPr>
+      <w:r>
+        <w:rPr>
+          <w:rtl w:val="0"/>
+        </w:rPr>
+      </w:r>
+    </w:p>
+    <w:p>
+      <w:pPr>
+        <w:widowControl w:val="0"/>
+        <w:spacing w:after="0" w:before="70" w:line="240" w:lineRule="auto"/>
+        <w:ind w:left="0" w:firstLine="0"/>
+        <w:jc w:val="left"/>
+        <w:rPr>
+          <w:rFonts w:ascii="Times New Roman" w:cs="Times New Roman" w:eastAsia="Times New Roman" w:hAnsi="Times New Roman"/>
+          <w:sz w:val="16"/>
+          <w:szCs w:val="16"/>
+        </w:rPr>
+        <w:sectPr>
+          <w:type w:val="nextPage"/>
+          <w:pgSz w:h="15840" w:w="12240" w:orient="portrait"/>
+          <w:pgMar w:bottom="1280" w:top="900" w:left="708" w:right="566" w:header="0" w:footer="1052"/>
+        </w:sectPr>
+      </w:pPr>
+      <w:r>
+        <w:rPr>
+          <w:rtl w:val="0"/>
+        </w:rPr>
+      </w:r>
+    </w:p>
+    <w:p>
+      <w:pPr>
+        <w:ind w:left="0" w:firstLine="0"/>
+        <w:jc w:val="left"/>
+        <w:rPr>
+          <w:b w:val="1"/>
+          <w:sz w:val="48"/>
+          <w:szCs w:val="48"/>
+        </w:rPr>
+      </w:pPr>
+      <w:r>
+        <w:rPr>
+          <w:rtl w:val="0"/>
+        </w:rPr>
+      </w:r>
+    </w:p>
+    <w:p>
+      <w:pPr>
+        <w:ind w:left="720" w:firstLine="0"/>
+        <w:jc w:val="center"/>
+        <w:rPr>
+          <w:b w:val="1"/>
+          <w:sz w:val="28"/>
+          <w:szCs w:val="28"/>
+        </w:rPr>
+      </w:pPr>
+      <w:r>
+        <w:rPr>
+          <w:b w:val="1"/>
+          <w:sz w:val="48"/>
+          <w:szCs w:val="48"/>
+          <w:rtl w:val="0"/>
+        </w:rPr>
+        <w:t xml:space="preserve">PRESENTATION</w:t>
+      </w:r>
+      <w:r>
+        <w:rPr>
+          <w:b w:val="1"/>
+          <w:sz w:val="28"/>
+          <w:szCs w:val="28"/>
+          <w:rtl w:val="0"/>
+        </w:rPr>
+        <w:t xml:space="preserve"> </w:t>
+      </w:r>
+    </w:p>
+    <w:p>
+      <w:pPr>
+        <w:widowControl w:val="0"/>
+        <w:spacing w:after="1" w:before="69" w:line="240" w:lineRule="auto"/>
+        <w:rPr>
+          <w:rFonts w:ascii="Arial" w:cs="Arial" w:eastAsia="Arial" w:hAnsi="Arial"/>
+          <w:b w:val="1"/>
+          <w:sz w:val="20"/>
+          <w:szCs w:val="20"/>
+        </w:rPr>
+      </w:pPr>
+      <w:r>
+        <w:rPr>
+          <w:rtl w:val="0"/>
+        </w:rPr>
+      </w:r>
+    </w:p>
+    <w:tbl>
+      <w:tblPr>
+        <w:tblStyle w:val="Table3"/>
+        <w:tblW w:w="9503.0" w:type="dxa"/>
+        <w:jc w:val="left"/>
+        <w:tblInd w:w="737.0" w:type="dxa"/>
+        <w:tblBorders>
+          <w:top w:color="000000" w:space="0" w:sz="4" w:val="single"/>
+          <w:left w:color="000000" w:space="0" w:sz="4" w:val="single"/>
+          <w:bottom w:color="000000" w:space="0" w:sz="4" w:val="single"/>
+          <w:right w:color="000000" w:space="0" w:sz="4" w:val="single"/>
+          <w:insideH w:color="000000" w:space="0" w:sz="4" w:val="single"/>
+          <w:insideV w:color="000000" w:space="0" w:sz="4" w:val="single"/>
+        </w:tblBorders>
+        <w:tblLayout w:type="fixed"/>
+        <w:tblLook w:val="0000"/>
+      </w:tblPr>
+      <w:tblGrid>
+        <w:gridCol w:w="1606"/>
+        <w:gridCol w:w="6228"/>
+        <w:gridCol w:w="1669"/>
+        <w:tblGridChange w:id="0">
+          <w:tblGrid>
+            <w:gridCol w:w="1606"/>
+            <w:gridCol w:w="6228"/>
+            <w:gridCol w:w="1669"/>
+          </w:tblGrid>
+        </w:tblGridChange>
+      </w:tblGrid>
+      <w:tr>
+        <w:trPr>
+          <w:cantSplit w:val="0"/>
+          <w:trHeight w:val="1170" w:hRule="atLeast"/>
+          <w:tblHeader w:val="0"/>
+        </w:trPr>
+        <w:tc>
+          <w:tcPr>
+            <w:gridSpan w:val="2"/>
+            <w:shd w:fill="585858" w:val="clear"/>
+          </w:tcPr>
+          <w:p>
+            <w:pPr>
+              <w:widowControl w:val="0"/>
+              <w:spacing w:after="0" w:line="240" w:lineRule="auto"/>
+              <w:jc w:val="center"/>
+              <w:rPr>
+                <w:rFonts w:ascii="Arial" w:cs="Arial" w:eastAsia="Arial" w:hAnsi="Arial"/>
+                <w:b w:val="1"/>
+              </w:rPr>
+            </w:pPr>
+            <w:r>
+              <w:rPr>
+                <w:rtl w:val="0"/>
+              </w:rPr>
+            </w:r>
+          </w:p>
+          <w:p>
+            <w:pPr>
+              <w:widowControl w:val="0"/>
+              <w:spacing w:after="0" w:before="28" w:line="240" w:lineRule="auto"/>
+              <w:jc w:val="center"/>
+              <w:rPr>
+                <w:rFonts w:ascii="Arial" w:cs="Arial" w:eastAsia="Arial" w:hAnsi="Arial"/>
+                <w:b w:val="1"/>
+              </w:rPr>
+            </w:pPr>
+            <w:r>
+              <w:rPr>
+                <w:rtl w:val="0"/>
+              </w:rPr>
+            </w:r>
+          </w:p>
+          <w:p>
+            <w:pPr>
+              <w:widowControl w:val="0"/>
+              <w:spacing w:after="0" w:line="240" w:lineRule="auto"/>
+              <w:ind w:left="107" w:firstLine="0"/>
+              <w:jc w:val="center"/>
+              <w:rPr>
+                <w:rFonts w:ascii="Corbel" w:cs="Corbel" w:eastAsia="Corbel" w:hAnsi="Corbel"/>
+                <w:b w:val="1"/>
+              </w:rPr>
+            </w:pPr>
+            <w:r>
+              <w:rPr>
+                <w:rFonts w:ascii="Corbel" w:cs="Corbel" w:eastAsia="Corbel" w:hAnsi="Corbel"/>
+                <w:b w:val="1"/>
+                <w:color w:val="ffffff"/>
+                <w:rtl w:val="0"/>
+              </w:rPr>
+              <w:t xml:space="preserve">Criteria</w:t>
+            </w:r>
+            <w:r>
+              <w:rPr>
+                <w:rtl w:val="0"/>
+              </w:rPr>
+            </w:r>
+          </w:p>
+        </w:tc>
+        <w:tc>
+          <w:tcPr>
+            <w:shd w:fill="585858" w:val="clear"/>
+          </w:tcPr>
+          <w:p>
+            <w:pPr>
+              <w:widowControl w:val="0"/>
+              <w:spacing w:after="0" w:line="265" w:lineRule="auto"/>
+              <w:ind w:left="106" w:firstLine="0"/>
+              <w:jc w:val="center"/>
+              <w:rPr>
+                <w:rFonts w:ascii="Corbel" w:cs="Corbel" w:eastAsia="Corbel" w:hAnsi="Corbel"/>
+                <w:b w:val="1"/>
+              </w:rPr>
+            </w:pPr>
+            <w:r>
+              <w:rPr>
+                <w:rFonts w:ascii="Corbel" w:cs="Corbel" w:eastAsia="Corbel" w:hAnsi="Corbel"/>
+                <w:b w:val="1"/>
+                <w:color w:val="ffffff"/>
+                <w:rtl w:val="0"/>
+              </w:rPr>
+              <w:t xml:space="preserve">Points Given</w:t>
+            </w:r>
+            <w:r>
+              <w:rPr>
+                <w:rtl w:val="0"/>
+              </w:rPr>
+            </w:r>
+          </w:p>
+          <w:p>
+            <w:pPr>
+              <w:widowControl w:val="0"/>
+              <w:spacing w:after="0" w:before="124" w:line="240" w:lineRule="auto"/>
+              <w:ind w:left="106" w:right="668" w:firstLine="0"/>
+              <w:jc w:val="center"/>
+              <w:rPr>
+                <w:rFonts w:ascii="Corbel" w:cs="Corbel" w:eastAsia="Corbel" w:hAnsi="Corbel"/>
+                <w:sz w:val="16"/>
+                <w:szCs w:val="16"/>
+              </w:rPr>
+            </w:pPr>
+            <w:r>
+              <w:rPr>
+                <w:rFonts w:ascii="Corbel" w:cs="Corbel" w:eastAsia="Corbel" w:hAnsi="Corbel"/>
+                <w:color w:val="ffffff"/>
+                <w:sz w:val="16"/>
+                <w:szCs w:val="16"/>
+                <w:rtl w:val="0"/>
+              </w:rPr>
+              <w:t xml:space="preserve">3 – excellent 2 – very good</w:t>
+            </w:r>
+            <w:r>
+              <w:rPr>
+                <w:rtl w:val="0"/>
+              </w:rPr>
+            </w:r>
+          </w:p>
+          <w:p>
+            <w:pPr>
+              <w:widowControl w:val="0"/>
+              <w:spacing w:after="0" w:line="193" w:lineRule="auto"/>
+              <w:ind w:left="106" w:firstLine="0"/>
+              <w:jc w:val="center"/>
+              <w:rPr>
+                <w:rFonts w:ascii="Corbel" w:cs="Corbel" w:eastAsia="Corbel" w:hAnsi="Corbel"/>
+                <w:sz w:val="16"/>
+                <w:szCs w:val="16"/>
+              </w:rPr>
+            </w:pPr>
+            <w:r>
+              <w:rPr>
+                <w:rFonts w:ascii="Corbel" w:cs="Corbel" w:eastAsia="Corbel" w:hAnsi="Corbel"/>
+                <w:color w:val="ffffff"/>
+                <w:sz w:val="16"/>
+                <w:szCs w:val="16"/>
+                <w:rtl w:val="0"/>
+              </w:rPr>
+              <w:t xml:space="preserve">1 – satisfactory</w:t>
+            </w:r>
+            <w:r>
+              <w:rPr>
+                <w:rtl w:val="0"/>
+              </w:rPr>
+            </w:r>
+          </w:p>
+        </w:tc>
+      </w:tr>
+      <w:tr>
+        <w:trPr>
+          <w:cantSplit w:val="0"/>
+          <w:trHeight w:val="1240" w:hRule="atLeast"/>
+          <w:tblHeader w:val="0"/>
+        </w:trPr>
+        <w:tc>
+          <w:tcPr/>
+          <w:p>
+            <w:pPr>
+              <w:widowControl w:val="0"/>
+              <w:spacing w:after="0" w:line="240" w:lineRule="auto"/>
+              <w:jc w:val="center"/>
+              <w:rPr>
+                <w:rFonts w:ascii="Arial" w:cs="Arial" w:eastAsia="Arial" w:hAnsi="Arial"/>
+                <w:b w:val="1"/>
+                <w:sz w:val="20"/>
+                <w:szCs w:val="20"/>
+              </w:rPr>
+            </w:pPr>
+            <w:r>
+              <w:rPr>
+                <w:rtl w:val="0"/>
+              </w:rPr>
+            </w:r>
+          </w:p>
+          <w:p>
+            <w:pPr>
+              <w:widowControl w:val="0"/>
+              <w:spacing w:after="0" w:before="41" w:line="240" w:lineRule="auto"/>
+              <w:jc w:val="center"/>
+              <w:rPr>
+                <w:rFonts w:ascii="Arial" w:cs="Arial" w:eastAsia="Arial" w:hAnsi="Arial"/>
+                <w:b w:val="1"/>
+                <w:sz w:val="20"/>
+                <w:szCs w:val="20"/>
+              </w:rPr>
+            </w:pPr>
+            <w:r>
+              <w:rPr>
+                <w:rtl w:val="0"/>
+              </w:rPr>
+            </w:r>
+          </w:p>
+          <w:p>
+            <w:pPr>
+              <w:widowControl w:val="0"/>
+              <w:spacing w:after="0" w:line="240" w:lineRule="auto"/>
+              <w:ind w:left="107" w:firstLine="0"/>
+              <w:jc w:val="center"/>
+              <w:rPr>
+                <w:rFonts w:ascii="Arial" w:cs="Arial" w:eastAsia="Arial" w:hAnsi="Arial"/>
+                <w:sz w:val="20"/>
+                <w:szCs w:val="20"/>
+              </w:rPr>
+            </w:pPr>
+            <w:r>
+              <w:rPr>
+                <w:rFonts w:ascii="Arial" w:cs="Arial" w:eastAsia="Arial" w:hAnsi="Arial"/>
+                <w:sz w:val="20"/>
+                <w:szCs w:val="20"/>
+                <w:rtl w:val="0"/>
+              </w:rPr>
+              <w:t xml:space="preserve">Communication</w:t>
+            </w:r>
+          </w:p>
+        </w:tc>
+        <w:tc>
+          <w:tcPr/>
+          <w:p>
+            <w:pPr>
+              <w:widowControl w:val="0"/>
+              <w:spacing w:after="0" w:before="238" w:line="240" w:lineRule="auto"/>
+              <w:jc w:val="center"/>
+              <w:rPr>
+                <w:rFonts w:ascii="Arial" w:cs="Arial" w:eastAsia="Arial" w:hAnsi="Arial"/>
+                <w:b w:val="1"/>
+              </w:rPr>
+            </w:pPr>
+            <w:r>
+              <w:rPr>
+                <w:rtl w:val="0"/>
+              </w:rPr>
+            </w:r>
+          </w:p>
+          <w:p>
+            <w:pPr>
+              <w:widowControl w:val="0"/>
+              <w:spacing w:after="0" w:before="1" w:line="240" w:lineRule="auto"/>
+              <w:ind w:left="107" w:right="166" w:firstLine="0"/>
+              <w:jc w:val="center"/>
+              <w:rPr>
+                <w:rFonts w:ascii="Arial" w:cs="Arial" w:eastAsia="Arial" w:hAnsi="Arial"/>
+              </w:rPr>
+            </w:pPr>
+            <w:r>
+              <w:rPr>
+                <w:rFonts w:ascii="Arial" w:cs="Arial" w:eastAsia="Arial" w:hAnsi="Arial"/>
+                <w:rtl w:val="0"/>
+              </w:rPr>
+              <w:t xml:space="preserve">The video is well-paced and communicated, following a clear and logical sequence.</w:t>
+            </w:r>
+          </w:p>
+        </w:tc>
+        <w:tc>
+          <w:tcPr/>
+          <w:p>
+            <w:pPr>
+              <w:widowControl w:val="0"/>
+              <w:spacing w:after="0" w:line="240" w:lineRule="auto"/>
+              <w:jc w:val="center"/>
+              <w:rPr>
+                <w:rFonts w:ascii="Times New Roman" w:cs="Times New Roman" w:eastAsia="Times New Roman" w:hAnsi="Times New Roman"/>
+                <w:sz w:val="20"/>
+                <w:szCs w:val="20"/>
+              </w:rPr>
+            </w:pPr>
+            <w:r>
+              <w:rPr>
+                <w:rtl w:val="0"/>
+              </w:rPr>
+            </w:r>
+          </w:p>
+        </w:tc>
+      </w:tr>
+      <w:tr>
+        <w:trPr>
+          <w:cantSplit w:val="0"/>
+          <w:trHeight w:val="1010" w:hRule="atLeast"/>
+          <w:tblHeader w:val="0"/>
+        </w:trPr>
+        <w:tc>
+          <w:tcPr/>
+          <w:p>
+            <w:pPr>
+              <w:widowControl w:val="0"/>
+              <w:spacing w:after="0" w:before="158" w:line="240" w:lineRule="auto"/>
+              <w:jc w:val="center"/>
+              <w:rPr>
+                <w:rFonts w:ascii="Arial" w:cs="Arial" w:eastAsia="Arial" w:hAnsi="Arial"/>
+                <w:b w:val="1"/>
+                <w:sz w:val="20"/>
+                <w:szCs w:val="20"/>
+              </w:rPr>
+            </w:pPr>
+            <w:r>
+              <w:rPr>
+                <w:rtl w:val="0"/>
+              </w:rPr>
+            </w:r>
+          </w:p>
+          <w:p>
+            <w:pPr>
+              <w:widowControl w:val="0"/>
+              <w:spacing w:after="0" w:line="240" w:lineRule="auto"/>
+              <w:ind w:left="107" w:firstLine="0"/>
+              <w:jc w:val="center"/>
+              <w:rPr>
+                <w:rFonts w:ascii="Arial" w:cs="Arial" w:eastAsia="Arial" w:hAnsi="Arial"/>
+                <w:sz w:val="20"/>
+                <w:szCs w:val="20"/>
+              </w:rPr>
+            </w:pPr>
+            <w:r>
+              <w:rPr>
+                <w:rFonts w:ascii="Arial" w:cs="Arial" w:eastAsia="Arial" w:hAnsi="Arial"/>
+                <w:sz w:val="20"/>
+                <w:szCs w:val="20"/>
+                <w:rtl w:val="0"/>
+              </w:rPr>
+              <w:t xml:space="preserve">Illustrative</w:t>
+            </w:r>
+          </w:p>
+        </w:tc>
+        <w:tc>
+          <w:tcPr/>
+          <w:p>
+            <w:pPr>
+              <w:widowControl w:val="0"/>
+              <w:spacing w:after="0" w:before="249" w:line="240" w:lineRule="auto"/>
+              <w:ind w:left="107" w:right="166" w:firstLine="0"/>
+              <w:jc w:val="center"/>
+              <w:rPr>
+                <w:rFonts w:ascii="Arial" w:cs="Arial" w:eastAsia="Arial" w:hAnsi="Arial"/>
+              </w:rPr>
+            </w:pPr>
+            <w:r>
+              <w:rPr>
+                <w:rFonts w:ascii="Arial" w:cs="Arial" w:eastAsia="Arial" w:hAnsi="Arial"/>
+                <w:rtl w:val="0"/>
+              </w:rPr>
+              <w:t xml:space="preserve">Demonstrations and/or visuals are used to illustrate examples, where appropriate.</w:t>
+            </w:r>
+          </w:p>
+        </w:tc>
+        <w:tc>
+          <w:tcPr/>
+          <w:p>
+            <w:pPr>
+              <w:widowControl w:val="0"/>
+              <w:spacing w:after="0" w:line="240" w:lineRule="auto"/>
+              <w:jc w:val="center"/>
+              <w:rPr>
+                <w:rFonts w:ascii="Times New Roman" w:cs="Times New Roman" w:eastAsia="Times New Roman" w:hAnsi="Times New Roman"/>
+                <w:sz w:val="20"/>
+                <w:szCs w:val="20"/>
+              </w:rPr>
+            </w:pPr>
+            <w:r>
+              <w:rPr>
+                <w:rtl w:val="0"/>
+              </w:rPr>
+            </w:r>
+          </w:p>
+        </w:tc>
+      </w:tr>
+      <w:tr>
+        <w:trPr>
+          <w:cantSplit w:val="0"/>
+          <w:trHeight w:val="1012" w:hRule="atLeast"/>
+          <w:tblHeader w:val="0"/>
+        </w:trPr>
+        <w:tc>
+          <w:tcPr/>
+          <w:p>
+            <w:pPr>
+              <w:widowControl w:val="0"/>
+              <w:spacing w:after="0" w:before="43" w:line="240" w:lineRule="auto"/>
+              <w:jc w:val="center"/>
+              <w:rPr>
+                <w:rFonts w:ascii="Arial" w:cs="Arial" w:eastAsia="Arial" w:hAnsi="Arial"/>
+                <w:b w:val="1"/>
+                <w:sz w:val="20"/>
+                <w:szCs w:val="20"/>
+              </w:rPr>
+            </w:pPr>
+            <w:r>
+              <w:rPr>
+                <w:rtl w:val="0"/>
+              </w:rPr>
+            </w:r>
+          </w:p>
+          <w:p>
+            <w:pPr>
+              <w:widowControl w:val="0"/>
+              <w:spacing w:after="0" w:line="240" w:lineRule="auto"/>
+              <w:ind w:left="107" w:right="661" w:firstLine="0"/>
+              <w:jc w:val="center"/>
+              <w:rPr>
+                <w:rFonts w:ascii="Arial" w:cs="Arial" w:eastAsia="Arial" w:hAnsi="Arial"/>
+                <w:sz w:val="20"/>
+                <w:szCs w:val="20"/>
+              </w:rPr>
+            </w:pPr>
+            <w:r>
+              <w:rPr>
+                <w:rFonts w:ascii="Arial" w:cs="Arial" w:eastAsia="Arial" w:hAnsi="Arial"/>
+                <w:sz w:val="20"/>
+                <w:szCs w:val="20"/>
+                <w:rtl w:val="0"/>
+              </w:rPr>
+              <w:t xml:space="preserve">Accurate language</w:t>
+            </w:r>
+          </w:p>
+        </w:tc>
+        <w:tc>
+          <w:tcPr/>
+          <w:p>
+            <w:pPr>
+              <w:widowControl w:val="0"/>
+              <w:spacing w:after="0" w:before="252" w:line="240" w:lineRule="auto"/>
+              <w:ind w:left="107" w:right="166" w:firstLine="0"/>
+              <w:jc w:val="center"/>
+              <w:rPr>
+                <w:rFonts w:ascii="Arial" w:cs="Arial" w:eastAsia="Arial" w:hAnsi="Arial"/>
+              </w:rPr>
+            </w:pPr>
+            <w:r>
+              <w:rPr>
+                <w:rFonts w:ascii="Arial" w:cs="Arial" w:eastAsia="Arial" w:hAnsi="Arial"/>
+                <w:rtl w:val="0"/>
+              </w:rPr>
+              <w:t xml:space="preserve">The video presents accurate science and technology and uses appropriate language.</w:t>
+            </w:r>
+          </w:p>
+        </w:tc>
+        <w:tc>
+          <w:tcPr/>
+          <w:p>
+            <w:pPr>
+              <w:widowControl w:val="0"/>
+              <w:spacing w:after="0" w:line="240" w:lineRule="auto"/>
+              <w:jc w:val="center"/>
+              <w:rPr>
+                <w:rFonts w:ascii="Times New Roman" w:cs="Times New Roman" w:eastAsia="Times New Roman" w:hAnsi="Times New Roman"/>
+                <w:sz w:val="20"/>
+                <w:szCs w:val="20"/>
+              </w:rPr>
+            </w:pPr>
+            <w:r>
+              <w:rPr>
+                <w:rtl w:val="0"/>
+              </w:rPr>
+            </w:r>
+          </w:p>
+        </w:tc>
+      </w:tr>
+      <w:tr>
+        <w:trPr>
+          <w:cantSplit w:val="0"/>
+          <w:trHeight w:val="1012" w:hRule="atLeast"/>
+          <w:tblHeader w:val="0"/>
+        </w:trPr>
+        <w:tc>
+          <w:tcPr/>
+          <w:p>
+            <w:pPr>
+              <w:widowControl w:val="0"/>
+              <w:spacing w:after="0" w:before="158" w:line="240" w:lineRule="auto"/>
+              <w:jc w:val="center"/>
+              <w:rPr>
+                <w:rFonts w:ascii="Arial" w:cs="Arial" w:eastAsia="Arial" w:hAnsi="Arial"/>
+                <w:b w:val="1"/>
+                <w:sz w:val="20"/>
+                <w:szCs w:val="20"/>
+              </w:rPr>
+            </w:pPr>
+            <w:r>
+              <w:rPr>
+                <w:rtl w:val="0"/>
+              </w:rPr>
+            </w:r>
+          </w:p>
+          <w:p>
+            <w:pPr>
+              <w:widowControl w:val="0"/>
+              <w:spacing w:after="0" w:line="240" w:lineRule="auto"/>
+              <w:ind w:left="107" w:firstLine="0"/>
+              <w:jc w:val="center"/>
+              <w:rPr>
+                <w:rFonts w:ascii="Arial" w:cs="Arial" w:eastAsia="Arial" w:hAnsi="Arial"/>
+                <w:sz w:val="20"/>
+                <w:szCs w:val="20"/>
+              </w:rPr>
+            </w:pPr>
+            <w:r>
+              <w:rPr>
+                <w:rFonts w:ascii="Arial" w:cs="Arial" w:eastAsia="Arial" w:hAnsi="Arial"/>
+                <w:sz w:val="20"/>
+                <w:szCs w:val="20"/>
+                <w:rtl w:val="0"/>
+              </w:rPr>
+              <w:t xml:space="preserve">Passion</w:t>
+            </w:r>
+          </w:p>
+        </w:tc>
+        <w:tc>
+          <w:tcPr/>
+          <w:p>
+            <w:pPr>
+              <w:widowControl w:val="0"/>
+              <w:spacing w:after="0" w:before="252" w:line="240" w:lineRule="auto"/>
+              <w:ind w:left="107" w:right="166" w:firstLine="0"/>
+              <w:jc w:val="center"/>
+              <w:rPr>
+                <w:rFonts w:ascii="Arial" w:cs="Arial" w:eastAsia="Arial" w:hAnsi="Arial"/>
+              </w:rPr>
+            </w:pPr>
+            <w:r>
+              <w:rPr>
+                <w:rFonts w:ascii="Arial" w:cs="Arial" w:eastAsia="Arial" w:hAnsi="Arial"/>
+                <w:rtl w:val="0"/>
+              </w:rPr>
+              <w:t xml:space="preserve">The video demonstrates passion from team members about their chosen topic/idea.</w:t>
+            </w:r>
+          </w:p>
+        </w:tc>
+        <w:tc>
+          <w:tcPr/>
+          <w:p>
+            <w:pPr>
+              <w:widowControl w:val="0"/>
+              <w:spacing w:after="0" w:line="240" w:lineRule="auto"/>
+              <w:jc w:val="center"/>
+              <w:rPr>
+                <w:rFonts w:ascii="Times New Roman" w:cs="Times New Roman" w:eastAsia="Times New Roman" w:hAnsi="Times New Roman"/>
+                <w:sz w:val="20"/>
+                <w:szCs w:val="20"/>
+              </w:rPr>
+            </w:pPr>
+            <w:r>
+              <w:rPr>
+                <w:rtl w:val="0"/>
+              </w:rPr>
+            </w:r>
+          </w:p>
+        </w:tc>
+      </w:tr>
+      <w:tr>
+        <w:trPr>
+          <w:cantSplit w:val="0"/>
+          <w:trHeight w:val="919" w:hRule="atLeast"/>
+          <w:tblHeader w:val="0"/>
+        </w:trPr>
+        <w:tc>
+          <w:tcPr/>
+          <w:p>
+            <w:pPr>
+              <w:widowControl w:val="0"/>
+              <w:spacing w:after="0" w:before="228" w:line="240" w:lineRule="auto"/>
+              <w:ind w:left="107" w:right="304" w:firstLine="0"/>
+              <w:jc w:val="center"/>
+              <w:rPr>
+                <w:rFonts w:ascii="Arial" w:cs="Arial" w:eastAsia="Arial" w:hAnsi="Arial"/>
+                <w:sz w:val="20"/>
+                <w:szCs w:val="20"/>
+              </w:rPr>
+            </w:pPr>
+            <w:r>
+              <w:rPr>
+                <w:rFonts w:ascii="Arial" w:cs="Arial" w:eastAsia="Arial" w:hAnsi="Arial"/>
+                <w:sz w:val="20"/>
+                <w:szCs w:val="20"/>
+                <w:rtl w:val="0"/>
+              </w:rPr>
+              <w:t xml:space="preserve">Sound and image quality</w:t>
+            </w:r>
+          </w:p>
+        </w:tc>
+        <w:tc>
+          <w:tcPr/>
+          <w:p>
+            <w:pPr>
+              <w:widowControl w:val="0"/>
+              <w:spacing w:after="0" w:before="78" w:line="240" w:lineRule="auto"/>
+              <w:jc w:val="center"/>
+              <w:rPr>
+                <w:rFonts w:ascii="Arial" w:cs="Arial" w:eastAsia="Arial" w:hAnsi="Arial"/>
+                <w:b w:val="1"/>
+              </w:rPr>
+            </w:pPr>
+            <w:r>
+              <w:rPr>
+                <w:rtl w:val="0"/>
+              </w:rPr>
+            </w:r>
+          </w:p>
+          <w:p>
+            <w:pPr>
+              <w:widowControl w:val="0"/>
+              <w:spacing w:after="0" w:line="240" w:lineRule="auto"/>
+              <w:ind w:left="107" w:firstLine="0"/>
+              <w:jc w:val="center"/>
+              <w:rPr>
+                <w:rFonts w:ascii="Arial" w:cs="Arial" w:eastAsia="Arial" w:hAnsi="Arial"/>
+              </w:rPr>
+            </w:pPr>
+            <w:r>
+              <w:rPr>
+                <w:rFonts w:ascii="Arial" w:cs="Arial" w:eastAsia="Arial" w:hAnsi="Arial"/>
+                <w:rtl w:val="0"/>
+              </w:rPr>
+              <w:t xml:space="preserve">The video demonstrates good sound and image quality.</w:t>
+            </w:r>
+          </w:p>
+        </w:tc>
+        <w:tc>
+          <w:tcPr/>
+          <w:p>
+            <w:pPr>
+              <w:widowControl w:val="0"/>
+              <w:spacing w:after="0" w:line="240" w:lineRule="auto"/>
+              <w:jc w:val="center"/>
+              <w:rPr>
+                <w:rFonts w:ascii="Times New Roman" w:cs="Times New Roman" w:eastAsia="Times New Roman" w:hAnsi="Times New Roman"/>
+                <w:sz w:val="20"/>
+                <w:szCs w:val="20"/>
+              </w:rPr>
+            </w:pPr>
+            <w:r>
+              <w:rPr>
+                <w:rtl w:val="0"/>
+              </w:rPr>
+            </w:r>
+          </w:p>
+        </w:tc>
+      </w:tr>
+      <w:tr>
+        <w:trPr>
+          <w:cantSplit w:val="0"/>
+          <w:trHeight w:val="1012" w:hRule="atLeast"/>
+          <w:tblHeader w:val="0"/>
+        </w:trPr>
+        <w:tc>
+          <w:tcPr/>
+          <w:p>
+            <w:pPr>
+              <w:widowControl w:val="0"/>
+              <w:spacing w:after="0" w:line="240" w:lineRule="auto"/>
+              <w:ind w:left="107" w:firstLine="0"/>
+              <w:jc w:val="center"/>
+              <w:rPr>
+                <w:rFonts w:ascii="Arial" w:cs="Arial" w:eastAsia="Arial" w:hAnsi="Arial"/>
+                <w:sz w:val="20"/>
+                <w:szCs w:val="20"/>
+              </w:rPr>
+            </w:pPr>
+            <w:r>
+              <w:rPr>
+                <w:rtl w:val="0"/>
+              </w:rPr>
+            </w:r>
+          </w:p>
+        </w:tc>
+        <w:tc>
+          <w:tcPr/>
+          <w:p>
+            <w:pPr>
+              <w:widowControl w:val="0"/>
+              <w:spacing w:after="0" w:before="252" w:line="240" w:lineRule="auto"/>
+              <w:ind w:left="107" w:right="166" w:firstLine="0"/>
+              <w:jc w:val="center"/>
+              <w:rPr>
+                <w:rFonts w:ascii="Arial" w:cs="Arial" w:eastAsia="Arial" w:hAnsi="Arial"/>
+              </w:rPr>
+            </w:pPr>
+            <w:r>
+              <w:rPr>
+                <w:rFonts w:ascii="Arial" w:cs="Arial" w:eastAsia="Arial" w:hAnsi="Arial"/>
+                <w:rtl w:val="0"/>
+              </w:rPr>
+              <w:t xml:space="preserve">The content is presented in the video within a 3-minute timeframe.</w:t>
+            </w:r>
+          </w:p>
+        </w:tc>
+        <w:tc>
+          <w:tcPr/>
+          <w:p>
+            <w:pPr>
+              <w:widowControl w:val="0"/>
+              <w:spacing w:after="0" w:line="240" w:lineRule="auto"/>
+              <w:jc w:val="center"/>
+              <w:rPr>
+                <w:rFonts w:ascii="Times New Roman" w:cs="Times New Roman" w:eastAsia="Times New Roman" w:hAnsi="Times New Roman"/>
+                <w:sz w:val="20"/>
+                <w:szCs w:val="20"/>
+              </w:rPr>
+            </w:pPr>
+            <w:r>
+              <w:rPr>
+                <w:rtl w:val="0"/>
+              </w:rPr>
+            </w:r>
+          </w:p>
+        </w:tc>
+      </w:tr>
+      <w:tr>
+        <w:trPr>
+          <w:cantSplit w:val="0"/>
+          <w:trHeight w:val="690" w:hRule="atLeast"/>
+          <w:tblHeader w:val="0"/>
+        </w:trPr>
+        <w:tc>
+          <w:tcPr>
+            <w:gridSpan w:val="2"/>
+          </w:tcPr>
+          <w:p>
+            <w:pPr>
+              <w:widowControl w:val="0"/>
+              <w:spacing w:after="0" w:before="227" w:line="240" w:lineRule="auto"/>
+              <w:ind w:left="107" w:firstLine="0"/>
+              <w:jc w:val="center"/>
+              <w:rPr>
+                <w:rFonts w:ascii="Arial" w:cs="Arial" w:eastAsia="Arial" w:hAnsi="Arial"/>
+                <w:sz w:val="20"/>
+                <w:szCs w:val="20"/>
+              </w:rPr>
+            </w:pPr>
+            <w:r>
+              <w:rPr>
+                <w:rFonts w:ascii="Arial" w:cs="Arial" w:eastAsia="Arial" w:hAnsi="Arial"/>
+                <w:sz w:val="20"/>
+                <w:szCs w:val="20"/>
+                <w:rtl w:val="0"/>
+              </w:rPr>
+              <w:t xml:space="preserve">Total points</w:t>
+            </w:r>
+          </w:p>
+        </w:tc>
+        <w:tc>
+          <w:tcPr/>
+          <w:p>
+            <w:pPr>
+              <w:widowControl w:val="0"/>
+              <w:spacing w:after="0" w:line="240" w:lineRule="auto"/>
+              <w:jc w:val="center"/>
+              <w:rPr>
+                <w:rFonts w:ascii="Times New Roman" w:cs="Times New Roman" w:eastAsia="Times New Roman" w:hAnsi="Times New Roman"/>
+                <w:sz w:val="20"/>
+                <w:szCs w:val="20"/>
+              </w:rPr>
+            </w:pPr>
+            <w:r>
+              <w:rPr>
+                <w:rtl w:val="0"/>
+              </w:rPr>
+            </w:r>
+          </w:p>
+        </w:tc>
+      </w:tr>
+    </w:tbl>
+    <w:p>
+      <w:pPr>
+        <w:rPr>
+          <w:sz w:val="28"/>
+          <w:szCs w:val="28"/>
+        </w:rPr>
+      </w:pPr>
+      <w:r>
+        <w:rPr>
+          <w:rtl w:val="0"/>
+        </w:rPr>
+      </w:r>
+    </w:p>
+    <w:p>
+      <w:pPr>
+        <w:rPr>
+          <w:sz w:val="28"/>
+          <w:szCs w:val="28"/>
+        </w:rPr>
+      </w:pPr>
+      <w:r>
+        <w:rPr>
+          <w:rtl w:val="0"/>
+        </w:rPr>
+      </w:r>
+    </w:p>
+    <w:p>
+      <w:pPr>
+        <w:rPr>
+          <w:sz w:val="28"/>
+          <w:szCs w:val="28"/>
+        </w:rPr>
+      </w:pPr>
+      <w:r>
+        <w:rPr>
+          <w:rtl w:val="0"/>
+        </w:rPr>
+      </w:r>
+    </w:p>
+    <w:p>
+      <w:pPr>
+        <w:rPr>
+          <w:sz w:val="28"/>
+          <w:szCs w:val="28"/>
+        </w:rPr>
+      </w:pPr>
+      <w:r>
+        <w:rPr>
+          <w:rtl w:val="0"/>
+        </w:rPr>
+      </w:r>
+    </w:p>
+    <w:p>
+      <w:pPr>
+        <w:jc w:val="left"/>
+        <w:rPr>
+          <w:sz w:val="28"/>
+          <w:szCs w:val="28"/>
+        </w:rPr>
+      </w:pPr>
+      <w:r>
+        <w:rPr>
+          <w:rtl w:val="0"/>
+        </w:rPr>
       </w:r>
     </w:p>
     <w:sectPr>
+      <w:type w:val="continuous"/>
       <w:pgSz w:h="15840" w:w="12240" w:orient="portrait"/>
       <w:pgMar w:bottom="1440" w:top="1440" w:left="1800" w:right="1800" w:header="720" w:footer="720"/>
-      <w:pgNumType w:start="1"/>
     </w:sectPr>
   </w:body>
 </w:document>
 </file>
 
+<file path=word/footer1.xml><?xml version="1.0" encoding="utf-8"?>
+<w:ftr xmlns:mc="http://schemas.openxmlformats.org/markup-compatibility/2006" xmlns:o="urn:schemas-microsoft-com:office:office" xmlns:r="http://schemas.openxmlformats.org/officeDocument/2006/relationships" xmlns:m="http://schemas.openxmlformats.org/officeDocument/2006/math" xmlns:v="urn:schemas-microsoft-com:vml" xmlns:wp="http://schemas.openxmlformats.org/drawingml/2006/wordprocessingDrawing" xmlns:w10="urn:schemas-microsoft-com:office:word" xmlns:w="http://schemas.openxmlformats.org/wordprocessingml/2006/main" xmlns:wne="http://schemas.microsoft.com/office/word/2006/wordml" xmlns:sl="http://schemas.openxmlformats.org/schemaLibrary/2006/main" xmlns:a="http://schemas.openxmlformats.org/drawingml/2006/main" xmlns:pic="http://schemas.openxmlformats.org/drawingml/2006/picture" xmlns:c="http://schemas.openxmlformats.org/drawingml/2006/chart" xmlns:lc="http://schemas.openxmlformats.org/drawingml/2006/lockedCanvas" xmlns:dgm="http://schemas.openxmlformats.org/drawingml/2006/diagram" xmlns:wps="http://schemas.microsoft.com/office/word/2010/wordprocessingShape" xmlns:wpg="http://schemas.microsoft.com/office/word/2010/wordprocessingGroup" xmlns:w14="http://schemas.microsoft.com/office/word/2010/wordml" xmlns:w15="http://schemas.microsoft.com/office/word/2012/wordml" xmlns:w16="http://schemas.microsoft.com/office/word/2018/wordml" xmlns:w16cex="http://schemas.microsoft.com/office/word/2018/wordml/cex" xmlns:w16cid="http://schemas.microsoft.com/office/word/2016/wordml/cid" xmlns="http://schemas.microsoft.com/office/tasks/2019/documenttasks" xmlns:cr="http://schemas.microsoft.com/office/comments/2020/reactions">
+  <w:p>
+    <w:pPr>
+      <w:rPr/>
+    </w:pPr>
+    <w:r>
+      <w:rPr>
+        <w:rtl w:val="0"/>
+      </w:rPr>
+    </w:r>
+  </w:p>
+</w:ftr>
+</file>
+
+<file path=word/header1.xml><?xml version="1.0" encoding="utf-8"?>
+<w:hdr xmlns:mc="http://schemas.openxmlformats.org/markup-compatibility/2006" xmlns:o="urn:schemas-microsoft-com:office:office" xmlns:r="http://schemas.openxmlformats.org/officeDocument/2006/relationships" xmlns:m="http://schemas.openxmlformats.org/officeDocument/2006/math" xmlns:v="urn:schemas-microsoft-com:vml" xmlns:wp="http://schemas.openxmlformats.org/drawingml/2006/wordprocessingDrawing" xmlns:w10="urn:schemas-microsoft-com:office:word" xmlns:w="http://schemas.openxmlformats.org/wordprocessingml/2006/main" xmlns:wne="http://schemas.microsoft.com/office/word/2006/wordml" xmlns:sl="http://schemas.openxmlformats.org/schemaLibrary/2006/main" xmlns:a="http://schemas.openxmlformats.org/drawingml/2006/main" xmlns:pic="http://schemas.openxmlformats.org/drawingml/2006/picture" xmlns:c="http://schemas.openxmlformats.org/drawingml/2006/chart" xmlns:lc="http://schemas.openxmlformats.org/drawingml/2006/lockedCanvas" xmlns:dgm="http://schemas.openxmlformats.org/drawingml/2006/diagram" xmlns:wps="http://schemas.microsoft.com/office/word/2010/wordprocessingShape" xmlns:wpg="http://schemas.microsoft.com/office/word/2010/wordprocessingGroup" xmlns:w14="http://schemas.microsoft.com/office/word/2010/wordml" xmlns:w15="http://schemas.microsoft.com/office/word/2012/wordml" xmlns:w16="http://schemas.microsoft.com/office/word/2018/wordml" xmlns:w16cex="http://schemas.microsoft.com/office/word/2018/wordml/cex" xmlns:w16cid="http://schemas.microsoft.com/office/word/2016/wordml/cid" xmlns="http://schemas.microsoft.com/office/tasks/2019/documenttasks" xmlns:cr="http://schemas.microsoft.com/office/comments/2020/reactions">
+  <w:p>
+    <w:pPr>
+      <w:rPr/>
+    </w:pPr>
+    <w:r>
+      <w:rPr>
+        <w:rtl w:val="0"/>
+      </w:rPr>
+    </w:r>
+  </w:p>
+</w:hdr>
+</file>
+
 <file path=word/numbering.xml><?xml version="1.0" encoding="utf-8"?>
-<w:numbering xmlns:mc="http://schemas.openxmlformats.org/markup-compatibility/2006" xmlns:o="urn:schemas-microsoft-com:office:office" xmlns:r="http://schemas.openxmlformats.org/officeDocument/2006/relationships" xmlns:m="http://schemas.openxmlformats.org/officeDocument/2006/math" xmlns:v="urn:schemas-microsoft-com:vml" xmlns:wp="http://schemas.openxmlformats.org/drawingml/2006/wordprocessingDrawing" xmlns:w10="urn:schemas-microsoft-com:office:word" xmlns:w="http://schemas.openxmlformats.org/wordprocessingml/2006/main" xmlns:wne="http://schemas.microsoft.com/office/word/2006/wordml" xmlns:sl="http://schemas.openxmlformats.org/schemaLibrary/2006/main" xmlns:a="http://schemas.openxmlformats.org/drawingml/2006/main" xmlns:pic="http://schemas.openxmlformats.org/drawingml/2006/picture" xmlns:c="http://schemas.openxmlformats.org/drawingml/2006/chart" xmlns:lc="http://schemas.openxmlformats.org/drawingml/2006/lockedCanvas" xmlns:dgm="http://schemas.openxmlformats.org/drawingml/2006/diagram" xmlns:wps="http://schemas.microsoft.com/office/word/2010/wordprocessingShape" xmlns:wpg="http://schemas.microsoft.com/office/word/2010/wordprocessingGroup" xmlns:w14="http://schemas.microsoft.com/office/word/2010/wordml" xmlns:w15="http://schemas.microsoft.com/office/word/2012/wordml" xmlns:w16="http://schemas.microsoft.com/office/word/2018/wordml" xmlns:w16cex="http://schemas.microsoft.com/office/word/2018/wordml/cex" xmlns:w16cid="http://schemas.microsoft.com/office/word/2016/wordml/cid" xmlns="http://schemas.microsoft.com/office/tasks/2019/documenttasks" xmlns:cr="http://schemas.microsoft.com/office/comments/2020/reactions"/>
+<w:numbering xmlns:mc="http://schemas.openxmlformats.org/markup-compatibility/2006" xmlns:o="urn:schemas-microsoft-com:office:office" xmlns:r="http://schemas.openxmlformats.org/officeDocument/2006/relationships" xmlns:m="http://schemas.openxmlformats.org/officeDocument/2006/math" xmlns:v="urn:schemas-microsoft-com:vml" xmlns:wp="http://schemas.openxmlformats.org/drawingml/2006/wordprocessingDrawing" xmlns:w10="urn:schemas-microsoft-com:office:word" xmlns:w="http://schemas.openxmlformats.org/wordprocessingml/2006/main" xmlns:wne="http://schemas.microsoft.com/office/word/2006/wordml" xmlns:sl="http://schemas.openxmlformats.org/schemaLibrary/2006/main" xmlns:a="http://schemas.openxmlformats.org/drawingml/2006/main" xmlns:pic="http://schemas.openxmlformats.org/drawingml/2006/picture" xmlns:c="http://schemas.openxmlformats.org/drawingml/2006/chart" xmlns:lc="http://schemas.openxmlformats.org/drawingml/2006/lockedCanvas" xmlns:dgm="http://schemas.openxmlformats.org/drawingml/2006/diagram" xmlns:wps="http://schemas.microsoft.com/office/word/2010/wordprocessingShape" xmlns:wpg="http://schemas.microsoft.com/office/word/2010/wordprocessingGroup" xmlns:w14="http://schemas.microsoft.com/office/word/2010/wordml" xmlns:w15="http://schemas.microsoft.com/office/word/2012/wordml" xmlns:w16="http://schemas.microsoft.com/office/word/2018/wordml" xmlns:w16cex="http://schemas.microsoft.com/office/word/2018/wordml/cex" xmlns:w16cid="http://schemas.microsoft.com/office/word/2016/wordml/cid" xmlns="http://schemas.microsoft.com/office/tasks/2019/documenttasks" xmlns:cr="http://schemas.microsoft.com/office/comments/2020/reactions">
+  <w:abstractNum w:abstractNumId="1">
+    <w:lvl w:ilvl="0">
+      <w:start w:val="1"/>
+      <w:numFmt w:val="bullet"/>
+      <w:lvlText w:val="●"/>
+      <w:lvlJc w:val="left"/>
+      <w:pPr>
+        <w:ind w:left="720" w:hanging="360"/>
+      </w:pPr>
+      <w:rPr>
+        <w:u w:val="none"/>
+      </w:rPr>
+    </w:lvl>
+    <w:lvl w:ilvl="1">
+      <w:start w:val="1"/>
+      <w:numFmt w:val="bullet"/>
+      <w:lvlText w:val="○"/>
+      <w:lvlJc w:val="left"/>
+      <w:pPr>
+        <w:ind w:left="1440" w:hanging="360"/>
+      </w:pPr>
+      <w:rPr>
+        <w:u w:val="none"/>
+      </w:rPr>
+    </w:lvl>
+    <w:lvl w:ilvl="2">
+      <w:start w:val="1"/>
+      <w:numFmt w:val="bullet"/>
+      <w:lvlText w:val="■"/>
+      <w:lvlJc w:val="left"/>
+      <w:pPr>
+        <w:ind w:left="2160" w:hanging="360"/>
+      </w:pPr>
+      <w:rPr>
+        <w:u w:val="none"/>
+      </w:rPr>
+    </w:lvl>
+    <w:lvl w:ilvl="3">
+      <w:start w:val="1"/>
+      <w:numFmt w:val="bullet"/>
+      <w:lvlText w:val="●"/>
+      <w:lvlJc w:val="left"/>
+      <w:pPr>
+        <w:ind w:left="2880" w:hanging="360"/>
+      </w:pPr>
+      <w:rPr>
+        <w:u w:val="none"/>
+      </w:rPr>
+    </w:lvl>
+    <w:lvl w:ilvl="4">
+      <w:start w:val="1"/>
+      <w:numFmt w:val="bullet"/>
+      <w:lvlText w:val="○"/>
+      <w:lvlJc w:val="left"/>
+      <w:pPr>
+        <w:ind w:left="3600" w:hanging="360"/>
+      </w:pPr>
+      <w:rPr>
+        <w:u w:val="none"/>
+      </w:rPr>
+    </w:lvl>
+    <w:lvl w:ilvl="5">
+      <w:start w:val="1"/>
+      <w:numFmt w:val="bullet"/>
+      <w:lvlText w:val="■"/>
+      <w:lvlJc w:val="left"/>
+      <w:pPr>
+        <w:ind w:left="4320" w:hanging="360"/>
+      </w:pPr>
+      <w:rPr>
+        <w:u w:val="none"/>
+      </w:rPr>
+    </w:lvl>
+    <w:lvl w:ilvl="6">
+      <w:start w:val="1"/>
+      <w:numFmt w:val="bullet"/>
+      <w:lvlText w:val="●"/>
+      <w:lvlJc w:val="left"/>
+      <w:pPr>
+        <w:ind w:left="5040" w:hanging="360"/>
+      </w:pPr>
+      <w:rPr>
+        <w:u w:val="none"/>
+      </w:rPr>
+    </w:lvl>
+    <w:lvl w:ilvl="7">
+      <w:start w:val="1"/>
+      <w:numFmt w:val="bullet"/>
+      <w:lvlText w:val="○"/>
+      <w:lvlJc w:val="left"/>
+      <w:pPr>
+        <w:ind w:left="5760" w:hanging="360"/>
+      </w:pPr>
+      <w:rPr>
+        <w:u w:val="none"/>
+      </w:rPr>
+    </w:lvl>
+    <w:lvl w:ilvl="8">
+      <w:start w:val="1"/>
+      <w:numFmt w:val="bullet"/>
+      <w:lvlText w:val="■"/>
+      <w:lvlJc w:val="left"/>
+      <w:pPr>
+        <w:ind w:left="6480" w:hanging="360"/>
+      </w:pPr>
+      <w:rPr>
+        <w:u w:val="none"/>
+      </w:rPr>
+    </w:lvl>
+  </w:abstractNum>
+  <w:abstractNum w:abstractNumId="2">
+    <w:lvl w:ilvl="0">
+      <w:start w:val="1"/>
+      <w:numFmt w:val="decimal"/>
+      <w:lvlText w:val="%1."/>
+      <w:lvlJc w:val="left"/>
+      <w:pPr>
+        <w:ind w:left="720" w:hanging="360"/>
+      </w:pPr>
+      <w:rPr>
+        <w:u w:val="none"/>
+      </w:rPr>
+    </w:lvl>
+    <w:lvl w:ilvl="1">
+      <w:start w:val="1"/>
+      <w:numFmt w:val="lowerLetter"/>
+      <w:lvlText w:val="%2."/>
+      <w:lvlJc w:val="left"/>
+      <w:pPr>
+        <w:ind w:left="1440" w:hanging="360"/>
+      </w:pPr>
+      <w:rPr>
+        <w:u w:val="none"/>
+      </w:rPr>
+    </w:lvl>
+    <w:lvl w:ilvl="2">
+      <w:start w:val="1"/>
+      <w:numFmt w:val="lowerRoman"/>
+      <w:lvlText w:val="%3."/>
+      <w:lvlJc w:val="left"/>
+      <w:pPr>
+        <w:ind w:left="2160" w:hanging="360"/>
+      </w:pPr>
+      <w:rPr>
+        <w:u w:val="none"/>
+      </w:rPr>
+    </w:lvl>
+    <w:lvl w:ilvl="3">
+      <w:start w:val="1"/>
+      <w:numFmt w:val="decimal"/>
+      <w:lvlText w:val="%4."/>
+      <w:lvlJc w:val="left"/>
+      <w:pPr>
+        <w:ind w:left="2880" w:hanging="360"/>
+      </w:pPr>
+      <w:rPr>
+        <w:u w:val="none"/>
+      </w:rPr>
+    </w:lvl>
+    <w:lvl w:ilvl="4">
+      <w:start w:val="1"/>
+      <w:numFmt w:val="lowerLetter"/>
+      <w:lvlText w:val="%5."/>
+      <w:lvlJc w:val="left"/>
+      <w:pPr>
+        <w:ind w:left="3600" w:hanging="360"/>
+      </w:pPr>
+      <w:rPr>
+        <w:u w:val="none"/>
+      </w:rPr>
+    </w:lvl>
+    <w:lvl w:ilvl="5">
+      <w:start w:val="1"/>
+      <w:numFmt w:val="lowerRoman"/>
+      <w:lvlText w:val="%6."/>
+      <w:lvlJc w:val="left"/>
+      <w:pPr>
+        <w:ind w:left="4320" w:hanging="360"/>
+      </w:pPr>
+      <w:rPr>
+        <w:u w:val="none"/>
+      </w:rPr>
+    </w:lvl>
+    <w:lvl w:ilvl="6">
+      <w:start w:val="1"/>
+      <w:numFmt w:val="decimal"/>
+      <w:lvlText w:val="%7."/>
+      <w:lvlJc w:val="left"/>
+      <w:pPr>
+        <w:ind w:left="5040" w:hanging="360"/>
+      </w:pPr>
+      <w:rPr>
+        <w:u w:val="none"/>
+      </w:rPr>
+    </w:lvl>
+    <w:lvl w:ilvl="7">
+      <w:start w:val="1"/>
+      <w:numFmt w:val="lowerLetter"/>
+      <w:lvlText w:val="%8."/>
+      <w:lvlJc w:val="left"/>
+      <w:pPr>
+        <w:ind w:left="5760" w:hanging="360"/>
+      </w:pPr>
+      <w:rPr>
+        <w:u w:val="none"/>
+      </w:rPr>
+    </w:lvl>
+    <w:lvl w:ilvl="8">
+      <w:start w:val="1"/>
+      <w:numFmt w:val="lowerRoman"/>
+      <w:lvlText w:val="%9."/>
+      <w:lvlJc w:val="left"/>
+      <w:pPr>
+        <w:ind w:left="6480" w:hanging="360"/>
+      </w:pPr>
+      <w:rPr>
+        <w:u w:val="none"/>
+      </w:rPr>
+    </w:lvl>
+  </w:abstractNum>
+  <w:abstractNum w:abstractNumId="3">
+    <w:lvl w:ilvl="0">
+      <w:start w:val="1"/>
+      <w:numFmt w:val="decimal"/>
+      <w:lvlText w:val="%1."/>
+      <w:lvlJc w:val="left"/>
+      <w:pPr>
+        <w:ind w:left="360" w:hanging="360"/>
+      </w:pPr>
+      <w:rPr>
+        <w:u w:val="none"/>
+      </w:rPr>
+    </w:lvl>
+    <w:lvl w:ilvl="1">
+      <w:start w:val="1"/>
+      <w:numFmt w:val="lowerLetter"/>
+      <w:lvlText w:val="%2."/>
+      <w:lvlJc w:val="left"/>
+      <w:pPr>
+        <w:ind w:left="1080" w:hanging="360"/>
+      </w:pPr>
+      <w:rPr/>
+    </w:lvl>
+    <w:lvl w:ilvl="2">
+      <w:start w:val="1"/>
+      <w:numFmt w:val="lowerRoman"/>
+      <w:lvlText w:val="%3."/>
+      <w:lvlJc w:val="right"/>
+      <w:pPr>
+        <w:ind w:left="1800" w:hanging="180"/>
+      </w:pPr>
+      <w:rPr/>
+    </w:lvl>
+    <w:lvl w:ilvl="3">
+      <w:start w:val="1"/>
+      <w:numFmt w:val="decimal"/>
+      <w:lvlText w:val="%4."/>
+      <w:lvlJc w:val="left"/>
+      <w:pPr>
+        <w:ind w:left="2520" w:hanging="360"/>
+      </w:pPr>
+      <w:rPr/>
+    </w:lvl>
+    <w:lvl w:ilvl="4">
+      <w:start w:val="1"/>
+      <w:numFmt w:val="lowerLetter"/>
+      <w:lvlText w:val="%5."/>
+      <w:lvlJc w:val="left"/>
+      <w:pPr>
+        <w:ind w:left="3240" w:hanging="360"/>
+      </w:pPr>
+      <w:rPr/>
+    </w:lvl>
+    <w:lvl w:ilvl="5">
+      <w:start w:val="1"/>
+      <w:numFmt w:val="lowerRoman"/>
+      <w:lvlText w:val="%6."/>
+      <w:lvlJc w:val="right"/>
+      <w:pPr>
+        <w:ind w:left="3960" w:hanging="180"/>
+      </w:pPr>
+      <w:rPr/>
+    </w:lvl>
+    <w:lvl w:ilvl="6">
+      <w:start w:val="1"/>
+      <w:numFmt w:val="decimal"/>
+      <w:lvlText w:val="%7."/>
+      <w:lvlJc w:val="left"/>
+      <w:pPr>
+        <w:ind w:left="4680" w:hanging="360"/>
+      </w:pPr>
+      <w:rPr/>
+    </w:lvl>
+    <w:lvl w:ilvl="7">
+      <w:start w:val="1"/>
+      <w:numFmt w:val="lowerLetter"/>
+      <w:lvlText w:val="%8."/>
+      <w:lvlJc w:val="left"/>
+      <w:pPr>
+        <w:ind w:left="5400" w:hanging="360"/>
+      </w:pPr>
+      <w:rPr/>
+    </w:lvl>
+    <w:lvl w:ilvl="8">
+      <w:start w:val="1"/>
+      <w:numFmt w:val="lowerRoman"/>
+      <w:lvlText w:val="%9."/>
+      <w:lvlJc w:val="right"/>
+      <w:pPr>
+        <w:ind w:left="6120" w:hanging="180"/>
+      </w:pPr>
+      <w:rPr/>
+    </w:lvl>
+  </w:abstractNum>
+  <w:abstractNum w:abstractNumId="4">
+    <w:lvl w:ilvl="0">
+      <w:start w:val="1"/>
+      <w:numFmt w:val="bullet"/>
+      <w:lvlText w:val="●"/>
+      <w:lvlJc w:val="left"/>
+      <w:pPr>
+        <w:ind w:left="1260" w:hanging="360"/>
+      </w:pPr>
+      <w:rPr>
+        <w:rFonts w:ascii="Noto Sans Symbols" w:cs="Noto Sans Symbols" w:eastAsia="Noto Sans Symbols" w:hAnsi="Noto Sans Symbols"/>
+      </w:rPr>
+    </w:lvl>
+    <w:lvl w:ilvl="1">
+      <w:start w:val="1"/>
+      <w:numFmt w:val="bullet"/>
+      <w:lvlText w:val="o"/>
+      <w:lvlJc w:val="left"/>
+      <w:pPr>
+        <w:ind w:left="1980" w:hanging="360"/>
+      </w:pPr>
+      <w:rPr>
+        <w:rFonts w:ascii="Courier New" w:cs="Courier New" w:eastAsia="Courier New" w:hAnsi="Courier New"/>
+      </w:rPr>
+    </w:lvl>
+    <w:lvl w:ilvl="2">
+      <w:start w:val="1"/>
+      <w:numFmt w:val="bullet"/>
+      <w:lvlText w:val="▪"/>
+      <w:lvlJc w:val="left"/>
+      <w:pPr>
+        <w:ind w:left="2700" w:hanging="360"/>
+      </w:pPr>
+      <w:rPr>
+        <w:rFonts w:ascii="Noto Sans Symbols" w:cs="Noto Sans Symbols" w:eastAsia="Noto Sans Symbols" w:hAnsi="Noto Sans Symbols"/>
+      </w:rPr>
+    </w:lvl>
+    <w:lvl w:ilvl="3">
+      <w:start w:val="1"/>
+      <w:numFmt w:val="bullet"/>
+      <w:lvlText w:val="●"/>
+      <w:lvlJc w:val="left"/>
+      <w:pPr>
+        <w:ind w:left="3420" w:hanging="360"/>
+      </w:pPr>
+      <w:rPr>
+        <w:rFonts w:ascii="Noto Sans Symbols" w:cs="Noto Sans Symbols" w:eastAsia="Noto Sans Symbols" w:hAnsi="Noto Sans Symbols"/>
+      </w:rPr>
+    </w:lvl>
+    <w:lvl w:ilvl="4">
+      <w:start w:val="1"/>
+      <w:numFmt w:val="bullet"/>
+      <w:lvlText w:val="o"/>
+      <w:lvlJc w:val="left"/>
+      <w:pPr>
+        <w:ind w:left="4140" w:hanging="360"/>
+      </w:pPr>
+      <w:rPr>
+        <w:rFonts w:ascii="Courier New" w:cs="Courier New" w:eastAsia="Courier New" w:hAnsi="Courier New"/>
+      </w:rPr>
+    </w:lvl>
+    <w:lvl w:ilvl="5">
+      <w:start w:val="1"/>
+      <w:numFmt w:val="bullet"/>
+      <w:lvlText w:val="▪"/>
+      <w:lvlJc w:val="left"/>
+      <w:pPr>
+        <w:ind w:left="4860" w:hanging="360"/>
+      </w:pPr>
+      <w:rPr>
+        <w:rFonts w:ascii="Noto Sans Symbols" w:cs="Noto Sans Symbols" w:eastAsia="Noto Sans Symbols" w:hAnsi="Noto Sans Symbols"/>
+      </w:rPr>
+    </w:lvl>
+    <w:lvl w:ilvl="6">
+      <w:start w:val="1"/>
+      <w:numFmt w:val="bullet"/>
+      <w:lvlText w:val="●"/>
+      <w:lvlJc w:val="left"/>
+      <w:pPr>
+        <w:ind w:left="5580" w:hanging="360"/>
+      </w:pPr>
+      <w:rPr>
+        <w:rFonts w:ascii="Noto Sans Symbols" w:cs="Noto Sans Symbols" w:eastAsia="Noto Sans Symbols" w:hAnsi="Noto Sans Symbols"/>
+      </w:rPr>
+    </w:lvl>
+    <w:lvl w:ilvl="7">
+      <w:start w:val="1"/>
+      <w:numFmt w:val="bullet"/>
+      <w:lvlText w:val="o"/>
+      <w:lvlJc w:val="left"/>
+      <w:pPr>
+        <w:ind w:left="6300" w:hanging="360"/>
+      </w:pPr>
+      <w:rPr>
+        <w:rFonts w:ascii="Courier New" w:cs="Courier New" w:eastAsia="Courier New" w:hAnsi="Courier New"/>
+      </w:rPr>
+    </w:lvl>
+    <w:lvl w:ilvl="8">
+      <w:start w:val="1"/>
+      <w:numFmt w:val="bullet"/>
+      <w:lvlText w:val="▪"/>
+      <w:lvlJc w:val="left"/>
+      <w:pPr>
+        <w:ind w:left="7020" w:hanging="360"/>
+      </w:pPr>
+      <w:rPr>
+        <w:rFonts w:ascii="Noto Sans Symbols" w:cs="Noto Sans Symbols" w:eastAsia="Noto Sans Symbols" w:hAnsi="Noto Sans Symbols"/>
+      </w:rPr>
+    </w:lvl>
+  </w:abstractNum>
+  <w:abstractNum w:abstractNumId="5">
+    <w:lvl w:ilvl="0">
+      <w:start w:val="1"/>
+      <w:numFmt w:val="bullet"/>
+      <w:lvlText w:val="●"/>
+      <w:lvlJc w:val="left"/>
+      <w:pPr>
+        <w:ind w:left="990" w:hanging="360"/>
+      </w:pPr>
+      <w:rPr>
+        <w:rFonts w:ascii="Noto Sans Symbols" w:cs="Noto Sans Symbols" w:eastAsia="Noto Sans Symbols" w:hAnsi="Noto Sans Symbols"/>
+      </w:rPr>
+    </w:lvl>
+    <w:lvl w:ilvl="1">
+      <w:start w:val="1"/>
+      <w:numFmt w:val="bullet"/>
+      <w:lvlText w:val="o"/>
+      <w:lvlJc w:val="left"/>
+      <w:pPr>
+        <w:ind w:left="1710" w:hanging="360"/>
+      </w:pPr>
+      <w:rPr>
+        <w:rFonts w:ascii="Courier New" w:cs="Courier New" w:eastAsia="Courier New" w:hAnsi="Courier New"/>
+      </w:rPr>
+    </w:lvl>
+    <w:lvl w:ilvl="2">
+      <w:start w:val="1"/>
+      <w:numFmt w:val="bullet"/>
+      <w:lvlText w:val="▪"/>
+      <w:lvlJc w:val="left"/>
+      <w:pPr>
+        <w:ind w:left="2430" w:hanging="360"/>
+      </w:pPr>
+      <w:rPr>
+        <w:rFonts w:ascii="Noto Sans Symbols" w:cs="Noto Sans Symbols" w:eastAsia="Noto Sans Symbols" w:hAnsi="Noto Sans Symbols"/>
+      </w:rPr>
+    </w:lvl>
+    <w:lvl w:ilvl="3">
+      <w:start w:val="1"/>
+      <w:numFmt w:val="bullet"/>
+      <w:lvlText w:val="●"/>
+      <w:lvlJc w:val="left"/>
+      <w:pPr>
+        <w:ind w:left="3150" w:hanging="360"/>
+      </w:pPr>
+      <w:rPr>
+        <w:rFonts w:ascii="Noto Sans Symbols" w:cs="Noto Sans Symbols" w:eastAsia="Noto Sans Symbols" w:hAnsi="Noto Sans Symbols"/>
+      </w:rPr>
+    </w:lvl>
+    <w:lvl w:ilvl="4">
+      <w:start w:val="1"/>
+      <w:numFmt w:val="bullet"/>
+      <w:lvlText w:val="o"/>
+      <w:lvlJc w:val="left"/>
+      <w:pPr>
+        <w:ind w:left="3870" w:hanging="360"/>
+      </w:pPr>
+      <w:rPr>
+        <w:rFonts w:ascii="Courier New" w:cs="Courier New" w:eastAsia="Courier New" w:hAnsi="Courier New"/>
+      </w:rPr>
+    </w:lvl>
+    <w:lvl w:ilvl="5">
+      <w:start w:val="1"/>
+      <w:numFmt w:val="bullet"/>
+      <w:lvlText w:val="▪"/>
+      <w:lvlJc w:val="left"/>
+      <w:pPr>
+        <w:ind w:left="4590" w:hanging="360"/>
+      </w:pPr>
+      <w:rPr>
+        <w:rFonts w:ascii="Noto Sans Symbols" w:cs="Noto Sans Symbols" w:eastAsia="Noto Sans Symbols" w:hAnsi="Noto Sans Symbols"/>
+      </w:rPr>
+    </w:lvl>
+    <w:lvl w:ilvl="6">
+      <w:start w:val="1"/>
+      <w:numFmt w:val="bullet"/>
+      <w:lvlText w:val="●"/>
+      <w:lvlJc w:val="left"/>
+      <w:pPr>
+        <w:ind w:left="5310" w:hanging="360"/>
+      </w:pPr>
+      <w:rPr>
+        <w:rFonts w:ascii="Noto Sans Symbols" w:cs="Noto Sans Symbols" w:eastAsia="Noto Sans Symbols" w:hAnsi="Noto Sans Symbols"/>
+      </w:rPr>
+    </w:lvl>
+    <w:lvl w:ilvl="7">
+      <w:start w:val="1"/>
+      <w:numFmt w:val="bullet"/>
+      <w:lvlText w:val="o"/>
+      <w:lvlJc w:val="left"/>
+      <w:pPr>
+        <w:ind w:left="6030" w:hanging="360"/>
+      </w:pPr>
+      <w:rPr>
+        <w:rFonts w:ascii="Courier New" w:cs="Courier New" w:eastAsia="Courier New" w:hAnsi="Courier New"/>
+      </w:rPr>
+    </w:lvl>
+    <w:lvl w:ilvl="8">
+      <w:start w:val="1"/>
+      <w:numFmt w:val="bullet"/>
+      <w:lvlText w:val="▪"/>
+      <w:lvlJc w:val="left"/>
+      <w:pPr>
+        <w:ind w:left="6750" w:hanging="360"/>
+      </w:pPr>
+      <w:rPr>
+        <w:rFonts w:ascii="Noto Sans Symbols" w:cs="Noto Sans Symbols" w:eastAsia="Noto Sans Symbols" w:hAnsi="Noto Sans Symbols"/>
+      </w:rPr>
+    </w:lvl>
+  </w:abstractNum>
+  <w:abstractNum w:abstractNumId="6">
+    <w:lvl w:ilvl="0">
+      <w:start w:val="1"/>
+      <w:numFmt w:val="bullet"/>
+      <w:lvlText w:val="●"/>
+      <w:lvlJc w:val="left"/>
+      <w:pPr>
+        <w:ind w:left="720" w:hanging="360"/>
+      </w:pPr>
+      <w:rPr>
+        <w:u w:val="none"/>
+      </w:rPr>
+    </w:lvl>
+    <w:lvl w:ilvl="1">
+      <w:start w:val="1"/>
+      <w:numFmt w:val="bullet"/>
+      <w:lvlText w:val="○"/>
+      <w:lvlJc w:val="left"/>
+      <w:pPr>
+        <w:ind w:left="1440" w:hanging="360"/>
+      </w:pPr>
+      <w:rPr>
+        <w:u w:val="none"/>
+      </w:rPr>
+    </w:lvl>
+    <w:lvl w:ilvl="2">
+      <w:start w:val="1"/>
+      <w:numFmt w:val="bullet"/>
+      <w:lvlText w:val="■"/>
+      <w:lvlJc w:val="left"/>
+      <w:pPr>
+        <w:ind w:left="2160" w:hanging="360"/>
+      </w:pPr>
+      <w:rPr>
+        <w:u w:val="none"/>
+      </w:rPr>
+    </w:lvl>
+    <w:lvl w:ilvl="3">
+      <w:start w:val="1"/>
+      <w:numFmt w:val="bullet"/>
+      <w:lvlText w:val="●"/>
+      <w:lvlJc w:val="left"/>
+      <w:pPr>
+        <w:ind w:left="2880" w:hanging="360"/>
+      </w:pPr>
+      <w:rPr>
+        <w:u w:val="none"/>
+      </w:rPr>
+    </w:lvl>
+    <w:lvl w:ilvl="4">
+      <w:start w:val="1"/>
+      <w:numFmt w:val="bullet"/>
+      <w:lvlText w:val="○"/>
+      <w:lvlJc w:val="left"/>
+      <w:pPr>
+        <w:ind w:left="3600" w:hanging="360"/>
+      </w:pPr>
+      <w:rPr>
+        <w:u w:val="none"/>
+      </w:rPr>
+    </w:lvl>
+    <w:lvl w:ilvl="5">
+      <w:start w:val="1"/>
+      <w:numFmt w:val="bullet"/>
+      <w:lvlText w:val="■"/>
+      <w:lvlJc w:val="left"/>
+      <w:pPr>
+        <w:ind w:left="4320" w:hanging="360"/>
+      </w:pPr>
+      <w:rPr>
+        <w:u w:val="none"/>
+      </w:rPr>
+    </w:lvl>
+    <w:lvl w:ilvl="6">
+      <w:start w:val="1"/>
+      <w:numFmt w:val="bullet"/>
+      <w:lvlText w:val="●"/>
+      <w:lvlJc w:val="left"/>
+      <w:pPr>
+        <w:ind w:left="5040" w:hanging="360"/>
+      </w:pPr>
+      <w:rPr>
+        <w:u w:val="none"/>
+      </w:rPr>
+    </w:lvl>
+    <w:lvl w:ilvl="7">
+      <w:start w:val="1"/>
+      <w:numFmt w:val="bullet"/>
+      <w:lvlText w:val="○"/>
+      <w:lvlJc w:val="left"/>
+      <w:pPr>
+        <w:ind w:left="5760" w:hanging="360"/>
+      </w:pPr>
+      <w:rPr>
+        <w:u w:val="none"/>
+      </w:rPr>
+    </w:lvl>
+    <w:lvl w:ilvl="8">
+      <w:start w:val="1"/>
+      <w:numFmt w:val="bullet"/>
+      <w:lvlText w:val="■"/>
+      <w:lvlJc w:val="left"/>
+      <w:pPr>
+        <w:ind w:left="6480" w:hanging="360"/>
+      </w:pPr>
+      <w:rPr>
+        <w:u w:val="none"/>
+      </w:rPr>
+    </w:lvl>
+  </w:abstractNum>
+  <w:abstractNum w:abstractNumId="7">
+    <w:lvl w:ilvl="0">
+      <w:start w:val="1"/>
+      <w:numFmt w:val="decimal"/>
+      <w:lvlText w:val="%1."/>
+      <w:lvlJc w:val="left"/>
+      <w:pPr>
+        <w:ind w:left="720" w:hanging="360"/>
+      </w:pPr>
+      <w:rPr>
+        <w:u w:val="none"/>
+      </w:rPr>
+    </w:lvl>
+    <w:lvl w:ilvl="1">
+      <w:start w:val="1"/>
+      <w:numFmt w:val="lowerLetter"/>
+      <w:lvlText w:val="%2."/>
+      <w:lvlJc w:val="left"/>
+      <w:pPr>
+        <w:ind w:left="1440" w:hanging="360"/>
+      </w:pPr>
+      <w:rPr>
+        <w:u w:val="none"/>
+      </w:rPr>
+    </w:lvl>
+    <w:lvl w:ilvl="2">
+      <w:start w:val="1"/>
+      <w:numFmt w:val="lowerRoman"/>
+      <w:lvlText w:val="%3."/>
+      <w:lvlJc w:val="left"/>
+      <w:pPr>
+        <w:ind w:left="2160" w:hanging="360"/>
+      </w:pPr>
+      <w:rPr>
+        <w:u w:val="none"/>
+      </w:rPr>
+    </w:lvl>
+    <w:lvl w:ilvl="3">
+      <w:start w:val="1"/>
+      <w:numFmt w:val="decimal"/>
+      <w:lvlText w:val="%4."/>
+      <w:lvlJc w:val="left"/>
+      <w:pPr>
+        <w:ind w:left="2880" w:hanging="360"/>
+      </w:pPr>
+      <w:rPr>
+        <w:u w:val="none"/>
+      </w:rPr>
+    </w:lvl>
+    <w:lvl w:ilvl="4">
+      <w:start w:val="1"/>
+      <w:numFmt w:val="lowerLetter"/>
+      <w:lvlText w:val="%5."/>
+      <w:lvlJc w:val="left"/>
+      <w:pPr>
+        <w:ind w:left="3600" w:hanging="360"/>
+      </w:pPr>
+      <w:rPr>
+        <w:u w:val="none"/>
+      </w:rPr>
+    </w:lvl>
+    <w:lvl w:ilvl="5">
+      <w:start w:val="1"/>
+      <w:numFmt w:val="lowerRoman"/>
+      <w:lvlText w:val="%6."/>
+      <w:lvlJc w:val="left"/>
+      <w:pPr>
+        <w:ind w:left="4320" w:hanging="360"/>
+      </w:pPr>
+      <w:rPr>
+        <w:u w:val="none"/>
+      </w:rPr>
+    </w:lvl>
+    <w:lvl w:ilvl="6">
+      <w:start w:val="1"/>
+      <w:numFmt w:val="decimal"/>
+      <w:lvlText w:val="%7."/>
+      <w:lvlJc w:val="left"/>
+      <w:pPr>
+        <w:ind w:left="5040" w:hanging="360"/>
+      </w:pPr>
+      <w:rPr>
+        <w:u w:val="none"/>
+      </w:rPr>
+    </w:lvl>
+    <w:lvl w:ilvl="7">
+      <w:start w:val="1"/>
+      <w:numFmt w:val="lowerLetter"/>
+      <w:lvlText w:val="%8."/>
+      <w:lvlJc w:val="left"/>
+      <w:pPr>
+        <w:ind w:left="5760" w:hanging="360"/>
+      </w:pPr>
+      <w:rPr>
+        <w:u w:val="none"/>
+      </w:rPr>
+    </w:lvl>
+    <w:lvl w:ilvl="8">
+      <w:start w:val="1"/>
+      <w:numFmt w:val="lowerRoman"/>
+      <w:lvlText w:val="%9."/>
+      <w:lvlJc w:val="left"/>
+      <w:pPr>
+        <w:ind w:left="6480" w:hanging="360"/>
+      </w:pPr>
+      <w:rPr>
+        <w:u w:val="none"/>
+      </w:rPr>
+    </w:lvl>
+  </w:abstractNum>
+  <w:abstractNum w:abstractNumId="8">
+    <w:lvl w:ilvl="0">
+      <w:start w:val="1"/>
+      <w:numFmt w:val="decimal"/>
+      <w:lvlText w:val="%1."/>
+      <w:lvlJc w:val="left"/>
+      <w:pPr>
+        <w:ind w:left="720" w:hanging="360"/>
+      </w:pPr>
+      <w:rPr>
+        <w:u w:val="none"/>
+      </w:rPr>
+    </w:lvl>
+    <w:lvl w:ilvl="1">
+      <w:start w:val="1"/>
+      <w:numFmt w:val="lowerLetter"/>
+      <w:lvlText w:val="%2."/>
+      <w:lvlJc w:val="left"/>
+      <w:pPr>
+        <w:ind w:left="1440" w:hanging="360"/>
+      </w:pPr>
+      <w:rPr>
+        <w:u w:val="none"/>
+      </w:rPr>
+    </w:lvl>
+    <w:lvl w:ilvl="2">
+      <w:start w:val="1"/>
+      <w:numFmt w:val="lowerRoman"/>
+      <w:lvlText w:val="%3."/>
+      <w:lvlJc w:val="left"/>
+      <w:pPr>
+        <w:ind w:left="2160" w:hanging="360"/>
+      </w:pPr>
+      <w:rPr>
+        <w:u w:val="none"/>
+      </w:rPr>
+    </w:lvl>
+    <w:lvl w:ilvl="3">
+      <w:start w:val="1"/>
+      <w:numFmt w:val="decimal"/>
+      <w:lvlText w:val="%4."/>
+      <w:lvlJc w:val="left"/>
+      <w:pPr>
+        <w:ind w:left="2880" w:hanging="360"/>
+      </w:pPr>
+      <w:rPr>
+        <w:u w:val="none"/>
+      </w:rPr>
+    </w:lvl>
+    <w:lvl w:ilvl="4">
+      <w:start w:val="1"/>
+      <w:numFmt w:val="lowerLetter"/>
+      <w:lvlText w:val="%5."/>
+      <w:lvlJc w:val="left"/>
+      <w:pPr>
+        <w:ind w:left="3600" w:hanging="360"/>
+      </w:pPr>
+      <w:rPr>
+        <w:u w:val="none"/>
+      </w:rPr>
+    </w:lvl>
+    <w:lvl w:ilvl="5">
+      <w:start w:val="1"/>
+      <w:numFmt w:val="lowerRoman"/>
+      <w:lvlText w:val="%6."/>
+      <w:lvlJc w:val="left"/>
+      <w:pPr>
+        <w:ind w:left="4320" w:hanging="360"/>
+      </w:pPr>
+      <w:rPr>
+        <w:u w:val="none"/>
+      </w:rPr>
+    </w:lvl>
+    <w:lvl w:ilvl="6">
+      <w:start w:val="1"/>
+      <w:numFmt w:val="decimal"/>
+      <w:lvlText w:val="%7."/>
+      <w:lvlJc w:val="left"/>
+      <w:pPr>
+        <w:ind w:left="5040" w:hanging="360"/>
+      </w:pPr>
+      <w:rPr>
+        <w:u w:val="none"/>
+      </w:rPr>
+    </w:lvl>
+    <w:lvl w:ilvl="7">
+      <w:start w:val="1"/>
+      <w:numFmt w:val="lowerLetter"/>
+      <w:lvlText w:val="%8."/>
+      <w:lvlJc w:val="left"/>
+      <w:pPr>
+        <w:ind w:left="5760" w:hanging="360"/>
+      </w:pPr>
+      <w:rPr>
+        <w:u w:val="none"/>
+      </w:rPr>
+    </w:lvl>
+    <w:lvl w:ilvl="8">
+      <w:start w:val="1"/>
+      <w:numFmt w:val="lowerRoman"/>
+      <w:lvlText w:val="%9."/>
+      <w:lvlJc w:val="left"/>
+      <w:pPr>
+        <w:ind w:left="6480" w:hanging="360"/>
+      </w:pPr>
+      <w:rPr>
+        <w:u w:val="none"/>
+      </w:rPr>
+    </w:lvl>
+  </w:abstractNum>
+  <w:num w:numId="1">
+    <w:abstractNumId w:val="1"/>
+  </w:num>
+  <w:num w:numId="2">
+    <w:abstractNumId w:val="2"/>
+  </w:num>
+  <w:num w:numId="3">
+    <w:abstractNumId w:val="3"/>
+  </w:num>
+  <w:num w:numId="4">
+    <w:abstractNumId w:val="4"/>
+  </w:num>
+  <w:num w:numId="5">
+    <w:abstractNumId w:val="5"/>
+  </w:num>
+  <w:num w:numId="6">
+    <w:abstractNumId w:val="6"/>
+  </w:num>
+  <w:num w:numId="7">
+    <w:abstractNumId w:val="7"/>
+  </w:num>
+  <w:num w:numId="8">
+    <w:abstractNumId w:val="8"/>
+  </w:num>
+</w:numbering>
 </file>
 
 <file path=word/styles.xml><?xml version="1.0" encoding="utf-8"?>
@@ -1429,27 +9176,46 @@
   </w:style>
   <w:style w:type="table" w:styleId="Table1">
     <w:basedOn w:val="TableNormal"/>
+    <w:pPr>
+      <w:spacing w:after="0" w:line="240" w:lineRule="auto"/>
+    </w:pPr>
     <w:tblPr>
       <w:tblStyleRowBandSize w:val="1"/>
       <w:tblStyleColBandSize w:val="1"/>
       <w:tblCellMar>
         <w:top w:w="0.0" w:type="dxa"/>
-        <w:left w:w="115.0" w:type="dxa"/>
+        <w:left w:w="108.0" w:type="dxa"/>
         <w:bottom w:w="0.0" w:type="dxa"/>
-        <w:right w:w="115.0" w:type="dxa"/>
+        <w:right w:w="108.0" w:type="dxa"/>
       </w:tblCellMar>
     </w:tblPr>
   </w:style>
   <w:style w:type="table" w:styleId="Table2">
+    <w:basedOn w:val="TableNormal"/>
+    <w:pPr>
+      <w:spacing w:after="0" w:line="240" w:lineRule="auto"/>
+    </w:pPr>
+    <w:tblPr>
+      <w:tblStyleRowBandSize w:val="1"/>
+      <w:tblStyleColBandSize w:val="1"/>
+      <w:tblCellMar>
+        <w:top w:w="0.0" w:type="dxa"/>
+        <w:left w:w="108.0" w:type="dxa"/>
+        <w:bottom w:w="0.0" w:type="dxa"/>
+        <w:right w:w="108.0" w:type="dxa"/>
+      </w:tblCellMar>
+    </w:tblPr>
+  </w:style>
+  <w:style w:type="table" w:styleId="Table3">
     <w:basedOn w:val="TableNormal"/>
     <w:tblPr>
       <w:tblStyleRowBandSize w:val="1"/>
       <w:tblStyleColBandSize w:val="1"/>
       <w:tblCellMar>
         <w:top w:w="0.0" w:type="dxa"/>
-        <w:left w:w="115.0" w:type="dxa"/>
+        <w:left w:w="0.0" w:type="dxa"/>
         <w:bottom w:w="0.0" w:type="dxa"/>
-        <w:right w:w="115.0" w:type="dxa"/>
+        <w:right w:w="0.0" w:type="dxa"/>
       </w:tblCellMar>
     </w:tblPr>
   </w:style>

--- a/logbook.docx
+++ b/logbook.docx
@@ -7082,44 +7082,14 @@
           <w:szCs w:val="28"/>
         </w:rPr>
       </w:pPr>
-      <w:hyperlink r:id="rId6">
-        <w:r>
-          <w:rPr>
-            <w:color w:val="0000ff"/>
-            <w:sz w:val="28"/>
-            <w:szCs w:val="28"/>
-            <w:u w:val="single"/>
-            <w:rtl w:val="0"/>
-          </w:rPr>
-          <w:t xml:space="preserve">https://youtu.be/Acy_awFa5PM?feature=shared</w:t>
-        </w:r>
-      </w:hyperlink>
-      <w:r>
-        <w:rPr>
-          <w:rtl w:val="0"/>
-        </w:rPr>
-      </w:r>
-    </w:p>
-    <w:p>
-      <w:pPr>
-        <w:rPr>
-          <w:sz w:val="28"/>
-          <w:szCs w:val="28"/>
-        </w:rPr>
-      </w:pPr>
-      <w:r>
-        <w:rPr>
-          <w:rtl w:val="0"/>
-        </w:rPr>
-      </w:r>
-    </w:p>
-    <w:p>
-      <w:pPr>
-        <w:rPr>
-          <w:sz w:val="28"/>
-          <w:szCs w:val="28"/>
-        </w:rPr>
-      </w:pPr>
+      <w:r>
+        <w:rPr>
+          <w:sz w:val="28"/>
+          <w:szCs w:val="28"/>
+          <w:rtl w:val="0"/>
+        </w:rPr>
+        <w:t xml:space="preserve">https://youtu.be/yI0XtlgzkD8?si=xmpoTsfaZllycD4A</w:t>
+      </w:r>
       <w:r>
         <w:rPr>
           <w:rtl w:val="0"/>
@@ -7133,8 +7103,8 @@
           <w:szCs w:val="28"/>
         </w:rPr>
         <w:sectPr>
-          <w:headerReference r:id="rId7" w:type="default"/>
-          <w:footerReference r:id="rId8" w:type="default"/>
+          <w:headerReference r:id="rId6" w:type="default"/>
+          <w:footerReference r:id="rId7" w:type="default"/>
           <w:pgSz w:h="15840" w:w="12240" w:orient="portrait"/>
           <w:pgMar w:bottom="1440" w:top="1440" w:left="1800" w:right="1800" w:header="720" w:footer="720"/>
           <w:pgNumType w:start="1"/>
